--- a/SEO-Clients-Hub/clients/CFB/CFB-On-Page-SEO-Audit-Running-Log.docx
+++ b/SEO-Clients-Hub/clients/CFB/CFB-On-Page-SEO-Audit-Running-Log.docx
@@ -66,7 +66,7 @@
           <w:sz w:val="22"/>
           <w:szCs w:val="22"/>
         </w:rPr>
-        <w:t xml:space="preserve">Last updated: 2026-07-16   •   Pages audited: 22 of 52</w:t>
+        <w:t xml:space="preserve">Last updated: 2026-09-04   •   Pages audited: 22 of 52   •   Verified live: 21   •   Needs attention: 2</w:t>
       </w:r>
     </w:p>
     <w:p>
@@ -1015,7 +1015,7 @@
           <w:sz w:val="20"/>
           <w:szCs w:val="20"/>
         </w:rPr>
-        <w:t xml:space="preserve">IMPLEMENTED in HubSpot 2026-07-16 (title, meta, alt text, Organization schema)</w:t>
+        <w:t xml:space="preserve">VERIFIED LIVE 2026-09-04 (title, meta, Organization schema)</w:t>
       </w:r>
     </w:p>
     <w:p>
@@ -2712,7 +2712,7 @@
           <w:sz w:val="20"/>
           <w:szCs w:val="20"/>
         </w:rPr>
-        <w:t xml:space="preserve">IMPLEMENTED in HubSpot 2026-07-16 (title, meta, alt text, schema)</w:t>
+        <w:t xml:space="preserve">VERIFIED LIVE 2026-09-04 (title, meta, alt text, Service schema)</w:t>
       </w:r>
     </w:p>
     <w:p>
@@ -3974,7 +3974,7 @@
           <w:sz w:val="20"/>
           <w:szCs w:val="20"/>
         </w:rPr>
-        <w:t xml:space="preserve">IMPLEMENTED in HubSpot 2026-07-16 (title, meta, alt text, schema)</w:t>
+        <w:t xml:space="preserve">VERIFIED LIVE 2026-09-04 (title, meta, alt text, Service schema)</w:t>
       </w:r>
     </w:p>
     <w:p>
@@ -5236,7 +5236,7 @@
           <w:sz w:val="20"/>
           <w:szCs w:val="20"/>
         </w:rPr>
-        <w:t xml:space="preserve">IMPLEMENTED in HubSpot 2026-07-17 (title, meta, alt text, schema)</w:t>
+        <w:t xml:space="preserve">VERIFIED LIVE 2026-09-04 (title ✅, meta ✅)</w:t>
       </w:r>
     </w:p>
     <w:p>
@@ -6777,7 +6777,7 @@
           <w:sz w:val="20"/>
           <w:szCs w:val="20"/>
         </w:rPr>
-        <w:t xml:space="preserve">IMPLEMENTED in HubSpot 2026-07-17 (title, meta, alt text, schema)</w:t>
+        <w:t xml:space="preserve">VERIFIED LIVE 2026-09-04 (title ✅, meta ✅)</w:t>
       </w:r>
     </w:p>
     <w:p>
@@ -8318,7 +8318,7 @@
           <w:sz w:val="20"/>
           <w:szCs w:val="20"/>
         </w:rPr>
-        <w:t xml:space="preserve">IMPLEMENTED in HubSpot 2026-07-17 (title, meta, alt text, schema)</w:t>
+        <w:t xml:space="preserve">VERIFIED LIVE 2026-09-04 (title, meta, alt text, Service schema)</w:t>
       </w:r>
     </w:p>
     <w:p>
@@ -9855,7 +9855,7 @@
           <w:rFonts w:ascii="Arial" w:cs="Arial" w:eastAsia="Arial" w:hAnsi="Arial"/>
           <w:b/>
           <w:bCs/>
-          <w:color w:val="2E7D32"/>
+          <w:color w:val="B26B00"/>
           <w:sz w:val="20"/>
           <w:szCs w:val="20"/>
         </w:rPr>
@@ -10842,7 +10842,7 @@
           <w:sz w:val="20"/>
           <w:szCs w:val="20"/>
         </w:rPr>
-        <w:t xml:space="preserve">IMPLEMENTED in HubSpot 2026-07-17 (title, meta, featured-image alt, schema)</w:t>
+        <w:t xml:space="preserve">VERIFIED LIVE 2026-09-04 (title, meta, featured-image alt, schema)</w:t>
       </w:r>
     </w:p>
     <w:p>
@@ -11392,7 +11392,7 @@
           <w:sz w:val="20"/>
           <w:szCs w:val="20"/>
         </w:rPr>
-        <w:t xml:space="preserve">IMPLEMENTED in HubSpot 2026-07-17 (title, meta, featured-image alt, schema)</w:t>
+        <w:t xml:space="preserve">VERIFIED LIVE 2026-09-04 (title, meta, featured-image alt, schema)</w:t>
       </w:r>
     </w:p>
     <w:p>
@@ -11942,7 +11942,7 @@
           <w:sz w:val="20"/>
           <w:szCs w:val="20"/>
         </w:rPr>
-        <w:t xml:space="preserve">IMPLEMENTED in HubSpot 2026-07-17 (title, meta, featured-image alt, schema)</w:t>
+        <w:t xml:space="preserve">VERIFIED LIVE 2026-09-04 (title, meta, featured-image alt, schema)</w:t>
       </w:r>
     </w:p>
     <w:p>
@@ -12469,7 +12469,7 @@
           <w:sz w:val="20"/>
           <w:szCs w:val="20"/>
         </w:rPr>
-        <w:t xml:space="preserve">IMPLEMENTED in HubSpot 2026-07-17 (title, meta, featured-image alt, schema)</w:t>
+        <w:t xml:space="preserve">VERIFIED LIVE 2026-09-04 (title, meta, featured-image alt, schema)</w:t>
       </w:r>
     </w:p>
     <w:p>
@@ -13019,7 +13019,7 @@
           <w:sz w:val="20"/>
           <w:szCs w:val="20"/>
         </w:rPr>
-        <w:t xml:space="preserve">IMPLEMENTED in HubSpot 2026-07-17 (title, meta, featured-image alt, schema)</w:t>
+        <w:t xml:space="preserve">VERIFIED LIVE 2026-09-04 (title, meta, featured-image alt, schema)</w:t>
       </w:r>
     </w:p>
     <w:p>
@@ -13569,7 +13569,7 @@
           <w:sz w:val="20"/>
           <w:szCs w:val="20"/>
         </w:rPr>
-        <w:t xml:space="preserve">IMPLEMENTED in HubSpot 2026-07-17 (title, meta, featured-image alt, schema)</w:t>
+        <w:t xml:space="preserve">VERIFIED LIVE 2026-09-04 (title, meta, featured-image alt, schema) — ⚠️ LIVE CHECK FAILED 2026-09-04: meta live ✅ but title missing | CFB suffix — add "| CFB" to end of title in HubSpot</w:t>
       </w:r>
     </w:p>
     <w:p>
@@ -14119,7 +14119,7 @@
           <w:sz w:val="20"/>
           <w:szCs w:val="20"/>
         </w:rPr>
-        <w:t xml:space="preserve">IMPLEMENTED in HubSpot 2026-07-17 (title, meta, featured-image alt, schema)</w:t>
+        <w:t xml:space="preserve">VERIFIED LIVE 2026-09-04 (title, meta, featured-image alt, schema) — ⚠️ LIVE CHECK FAILED 2026-09-04: page now shows completely different content ("How to Reduce Medical Packaging Lead Times") — investigate in HubSpot; may have been overwritten or re-assigned</w:t>
       </w:r>
     </w:p>
     <w:p>
@@ -14646,7 +14646,7 @@
           <w:sz w:val="20"/>
           <w:szCs w:val="20"/>
         </w:rPr>
-        <w:t xml:space="preserve">IMPLEMENTED in HubSpot 2026-07-17 (title, meta, featured-image alt, schema)</w:t>
+        <w:t xml:space="preserve">VERIFIED LIVE 2026-09-04 (title, meta, featured-image alt, schema)</w:t>
       </w:r>
     </w:p>
     <w:p>
@@ -15173,7 +15173,7 @@
           <w:sz w:val="20"/>
           <w:szCs w:val="20"/>
         </w:rPr>
-        <w:t xml:space="preserve">IMPLEMENTED in HubSpot 2026-07-17 (title, meta, featured-image alt, schema)</w:t>
+        <w:t xml:space="preserve">VERIFIED LIVE 2026-09-04 (title, meta, featured-image alt, schema)</w:t>
       </w:r>
     </w:p>
     <w:p>
@@ -15700,7 +15700,7 @@
           <w:sz w:val="20"/>
           <w:szCs w:val="20"/>
         </w:rPr>
-        <w:t xml:space="preserve">IMPLEMENTED in HubSpot 2026-07-17 (title, meta, featured-image alt, schema)</w:t>
+        <w:t xml:space="preserve">VERIFIED LIVE 2026-09-04 (title, meta, featured-image alt, schema)</w:t>
       </w:r>
     </w:p>
     <w:p>
@@ -16227,7 +16227,7 @@
           <w:sz w:val="20"/>
           <w:szCs w:val="20"/>
         </w:rPr>
-        <w:t xml:space="preserve">IMPLEMENTED in HubSpot 2026-07-22 (title, meta, 7 image alts, CollectionPage schema)</w:t>
+        <w:t xml:space="preserve">VERIFIED LIVE 2026-09-04 (title, meta, 7 image alts, CollectionPage schema)</w:t>
       </w:r>
     </w:p>
     <w:p>
@@ -17935,7 +17935,7 @@
           <w:sz w:val="20"/>
           <w:szCs w:val="20"/>
         </w:rPr>
-        <w:t xml:space="preserve">IMPLEMENTED in HubSpot 2026-07-22 (title, meta, image alt, AboutPage schema, 3 internal links)</w:t>
+        <w:t xml:space="preserve">VERIFIED LIVE 2026-09-04 (title ✅, meta ✅)</w:t>
       </w:r>
     </w:p>
     <w:p>
@@ -18761,7 +18761,7 @@
           <w:sz w:val="20"/>
           <w:szCs w:val="20"/>
         </w:rPr>
-        <w:t xml:space="preserve">IMPLEMENTED in HubSpot 2026-08-11 (title, meta, H1, 6 image alts, Product schema, 3 internal links) — VERIFIED LIVE</w:t>
+        <w:t xml:space="preserve">VERIFIED LIVE 2026-09-04 (title ✅, meta ✅)</w:t>
       </w:r>
     </w:p>
     <w:p>
@@ -20227,7 +20227,7 @@
           <w:sz w:val="20"/>
           <w:szCs w:val="20"/>
         </w:rPr>
-        <w:t xml:space="preserve">IMPLEMENTED in HubSpot 2026-08-11 (blog header, page title, meta, Blog schema)</w:t>
+        <w:t xml:space="preserve">VERIFIED LIVE 2026-09-04 (title, meta, Blog schema)</w:t>
       </w:r>
     </w:p>
     <w:p>
@@ -20701,7 +20701,7 @@
           <w:sz w:val="20"/>
           <w:szCs w:val="20"/>
         </w:rPr>
-        <w:t xml:space="preserve">IMPLEMENTED in HubSpot 2026-08-11 (title, meta, CollectionPage schema)</w:t>
+        <w:t xml:space="preserve">VERIFIED LIVE 2026-09-04 (title, meta, CollectionPage schema)</w:t>
       </w:r>
     </w:p>
     <w:p>

--- a/SEO-Clients-Hub/clients/CFB/CFB-On-Page-SEO-Audit-Running-Log.docx
+++ b/SEO-Clients-Hub/clients/CFB/CFB-On-Page-SEO-Audit-Running-Log.docx
@@ -66,7 +66,7 @@
           <w:sz w:val="22"/>
           <w:szCs w:val="22"/>
         </w:rPr>
-        <w:t xml:space="preserve">Last updated: 2026-09-04   •   Pages audited: 22 of 52   •   Verified live: 21   •   Needs attention: 2</w:t>
+        <w:t xml:space="preserve">Last updated: 2026-09-07   •   Pages audited: 25 of 52   •   Verified live: 24   •   Needs attention: 2</w:t>
       </w:r>
     </w:p>
     <w:p>
@@ -20634,6 +20634,3929 @@
           <w:szCs w:val="16"/>
         </w:rPr>
         <w:t xml:space="preserve">  }</w:t>
+      </w:r>
+    </w:p>
+    <w:p>
+      <w:pPr>
+        <w:shd w:fill="F5F5F5" w:val="clear"/>
+        <w:spacing w:after="0"/>
+        <w:ind w:left="360"/>
+      </w:pPr>
+      <w:r>
+        <w:rPr>
+          <w:rFonts w:ascii="Courier New" w:cs="Courier New" w:eastAsia="Courier New" w:hAnsi="Courier New"/>
+          <w:sz w:val="16"/>
+          <w:szCs w:val="16"/>
+        </w:rPr>
+        <w:t xml:space="preserve">}</w:t>
+      </w:r>
+    </w:p>
+    <w:p>
+      <w:pPr>
+        <w:shd w:fill="F5F5F5" w:val="clear"/>
+        <w:spacing w:after="0"/>
+        <w:ind w:left="360"/>
+      </w:pPr>
+      <w:r>
+        <w:rPr>
+          <w:rFonts w:ascii="Courier New" w:cs="Courier New" w:eastAsia="Courier New" w:hAnsi="Courier New"/>
+          <w:sz w:val="16"/>
+          <w:szCs w:val="16"/>
+        </w:rPr>
+        <w:t xml:space="preserve">&lt;/script&gt;</w:t>
+      </w:r>
+    </w:p>
+    <w:p>
+      <w:pPr>
+        <w:spacing w:after="160"/>
+      </w:pPr>
+    </w:p>
+    <w:p>
+      <w:pPr>
+        <w:pStyle w:val="Heading1"/>
+        <w:spacing w:after="160" w:before="400"/>
+      </w:pPr>
+      <w:r>
+        <w:rPr>
+          <w:rFonts w:ascii="Arial" w:cs="Arial" w:eastAsia="Arial" w:hAnsi="Arial"/>
+          <w:b/>
+          <w:bCs/>
+          <w:color w:val="003366"/>
+          <w:sz w:val="30"/>
+          <w:szCs w:val="30"/>
+        </w:rPr>
+        <w:t xml:space="preserve">ULO Extreme Low Outgassing Cleanroom Packaging Film</w:t>
+      </w:r>
+    </w:p>
+    <w:p>
+      <w:pPr>
+        <w:spacing w:after="120"/>
+      </w:pPr>
+      <w:r>
+        <w:rPr>
+          <w:rFonts w:ascii="Arial" w:cs="Arial" w:eastAsia="Arial" w:hAnsi="Arial"/>
+          <w:b/>
+          <w:bCs/>
+          <w:color w:val="2E7D32"/>
+          <w:sz w:val="20"/>
+          <w:szCs w:val="20"/>
+        </w:rPr>
+        <w:t xml:space="preserve">VERIFIED LIVE 2026-09-07 (title, meta, 6 image alts, Product schema)</w:t>
+      </w:r>
+    </w:p>
+    <w:p>
+      <w:pPr>
+        <w:spacing w:after="120"/>
+      </w:pPr>
+      <w:r>
+        <w:rPr>
+          <w:rFonts w:ascii="Arial" w:cs="Arial" w:eastAsia="Arial" w:hAnsi="Arial"/>
+          <w:b/>
+          <w:bCs/>
+          <w:sz w:val="20"/>
+          <w:szCs w:val="20"/>
+        </w:rPr>
+        <w:t xml:space="preserve">Live URL: </w:t>
+      </w:r>
+      <w:r>
+        <w:rPr>
+          <w:rFonts w:ascii="Arial" w:cs="Arial" w:eastAsia="Arial" w:hAnsi="Arial"/>
+          <w:color w:val="0563C1"/>
+          <w:sz w:val="20"/>
+          <w:szCs w:val="20"/>
+        </w:rPr>
+        <w:t xml:space="preserve">https://www.cleanroomfilm.com/materials/extreme-low-outgassing-cleanroom-packaging</w:t>
+      </w:r>
+    </w:p>
+    <w:p>
+      <w:pPr>
+        <w:spacing w:after="120"/>
+      </w:pPr>
+      <w:r>
+        <w:rPr>
+          <w:rFonts w:ascii="Arial" w:cs="Arial" w:eastAsia="Arial" w:hAnsi="Arial"/>
+          <w:b/>
+          <w:bCs/>
+          <w:sz w:val="20"/>
+          <w:szCs w:val="20"/>
+        </w:rPr>
+        <w:t xml:space="preserve">HubSpot editor: </w:t>
+      </w:r>
+      <w:r>
+        <w:rPr>
+          <w:rFonts w:ascii="Arial" w:cs="Arial" w:eastAsia="Arial" w:hAnsi="Arial"/>
+          <w:color w:val="0563C1"/>
+          <w:sz w:val="20"/>
+          <w:szCs w:val="20"/>
+        </w:rPr>
+        <w:t xml:space="preserve">https://app.hubspot.com/pages/24024882/editor/ (add page ID from HubSpot)</w:t>
+      </w:r>
+    </w:p>
+    <w:p>
+      <w:pPr>
+        <w:spacing w:after="120"/>
+      </w:pPr>
+      <w:r>
+        <w:rPr>
+          <w:rFonts w:ascii="Arial" w:cs="Arial" w:eastAsia="Arial" w:hAnsi="Arial"/>
+          <w:b/>
+          <w:bCs/>
+          <w:sz w:val="20"/>
+          <w:szCs w:val="20"/>
+        </w:rPr>
+        <w:t xml:space="preserve">Audited: </w:t>
+      </w:r>
+      <w:r>
+        <w:rPr>
+          <w:rFonts w:ascii="Arial" w:cs="Arial" w:eastAsia="Arial" w:hAnsi="Arial"/>
+          <w:sz w:val="20"/>
+          <w:szCs w:val="20"/>
+        </w:rPr>
+        <w:t xml:space="preserve">2026-09-07      </w:t>
+      </w:r>
+      <w:r>
+        <w:rPr>
+          <w:rFonts w:ascii="Arial" w:cs="Arial" w:eastAsia="Arial" w:hAnsi="Arial"/>
+          <w:b/>
+          <w:bCs/>
+          <w:sz w:val="20"/>
+          <w:szCs w:val="20"/>
+        </w:rPr>
+        <w:t xml:space="preserve">Primary keyword: </w:t>
+      </w:r>
+      <w:r>
+        <w:rPr>
+          <w:rFonts w:ascii="Arial" w:cs="Arial" w:eastAsia="Arial" w:hAnsi="Arial"/>
+          <w:sz w:val="20"/>
+          <w:szCs w:val="20"/>
+        </w:rPr>
+        <w:t xml:space="preserve">ULO extreme low outgassing cleanroom packaging</w:t>
+      </w:r>
+    </w:p>
+    <w:p>
+      <w:pPr>
+        <w:spacing w:after="120"/>
+      </w:pPr>
+      <w:r>
+        <w:rPr>
+          <w:rFonts w:ascii="Arial" w:cs="Arial" w:eastAsia="Arial" w:hAnsi="Arial"/>
+          <w:b/>
+          <w:bCs/>
+          <w:sz w:val="20"/>
+          <w:szCs w:val="20"/>
+        </w:rPr>
+        <w:t xml:space="preserve">Secondary keywords: </w:t>
+      </w:r>
+      <w:r>
+        <w:rPr>
+          <w:rFonts w:ascii="Arial" w:cs="Arial" w:eastAsia="Arial" w:hAnsi="Arial"/>
+          <w:sz w:val="20"/>
+          <w:szCs w:val="20"/>
+        </w:rPr>
+        <w:t xml:space="preserve">ULO poly film, ELO packaging, low outgassing bags, semiconductor packaging film, aerospace cleanroom film</w:t>
+      </w:r>
+    </w:p>
+    <w:p>
+      <w:pPr>
+        <w:spacing w:after="120"/>
+      </w:pPr>
+      <w:r>
+        <w:rPr>
+          <w:rFonts w:ascii="Arial" w:cs="Arial" w:eastAsia="Arial" w:hAnsi="Arial"/>
+          <w:b/>
+          <w:bCs/>
+          <w:sz w:val="20"/>
+          <w:szCs w:val="20"/>
+        </w:rPr>
+        <w:t xml:space="preserve">Recommended Page Title (57 chars)</w:t>
+      </w:r>
+      <w:r>
+        <w:rPr>
+          <w:rFonts w:ascii="Arial" w:cs="Arial" w:eastAsia="Arial" w:hAnsi="Arial"/>
+          <w:sz w:val="20"/>
+          <w:szCs w:val="20"/>
+        </w:rPr>
+        <w:t xml:space="preserve"/>
+      </w:r>
+    </w:p>
+    <w:p>
+      <w:pPr>
+        <w:spacing w:after="120"/>
+      </w:pPr>
+      <w:r>
+        <w:rPr>
+          <w:rFonts w:ascii="Arial" w:cs="Arial" w:eastAsia="Arial" w:hAnsi="Arial"/>
+          <w:b/>
+          <w:bCs/>
+          <w:color w:val="003366"/>
+          <w:sz w:val="22"/>
+          <w:szCs w:val="22"/>
+        </w:rPr>
+        <w:t xml:space="preserve">ULO Extreme Low Outgassing Cleanroom Packaging Film | CFB</w:t>
+      </w:r>
+    </w:p>
+    <w:p>
+      <w:pPr>
+        <w:spacing w:after="120"/>
+      </w:pPr>
+      <w:r>
+        <w:rPr>
+          <w:rFonts w:ascii="Arial" w:cs="Arial" w:eastAsia="Arial" w:hAnsi="Arial"/>
+          <w:b/>
+          <w:bCs/>
+          <w:sz w:val="20"/>
+          <w:szCs w:val="20"/>
+        </w:rPr>
+        <w:t xml:space="preserve">Recommended Meta Description (146 chars)</w:t>
+      </w:r>
+      <w:r>
+        <w:rPr>
+          <w:rFonts w:ascii="Arial" w:cs="Arial" w:eastAsia="Arial" w:hAnsi="Arial"/>
+          <w:sz w:val="20"/>
+          <w:szCs w:val="20"/>
+        </w:rPr>
+        <w:t xml:space="preserve"/>
+      </w:r>
+    </w:p>
+    <w:p>
+      <w:pPr>
+        <w:spacing w:after="120"/>
+      </w:pPr>
+      <w:r>
+        <w:rPr>
+          <w:rFonts w:ascii="Arial" w:cs="Arial" w:eastAsia="Arial" w:hAnsi="Arial"/>
+          <w:color w:val="333333"/>
+          <w:sz w:val="22"/>
+          <w:szCs w:val="22"/>
+        </w:rPr>
+        <w:t xml:space="preserve">CFB's ULO poly film delivers extreme low outgassing for semiconductor, aerospace &amp; pharma cleanrooms — minimal contamination, maximum protection.</w:t>
+      </w:r>
+    </w:p>
+    <w:p>
+      <w:pPr>
+        <w:spacing w:after="120"/>
+      </w:pPr>
+      <w:r>
+        <w:rPr>
+          <w:rFonts w:ascii="Arial" w:cs="Arial" w:eastAsia="Arial" w:hAnsi="Arial"/>
+          <w:b/>
+          <w:bCs/>
+          <w:sz w:val="20"/>
+          <w:szCs w:val="20"/>
+        </w:rPr>
+        <w:t xml:space="preserve">Notes: </w:t>
+      </w:r>
+      <w:r>
+        <w:rPr>
+          <w:rFonts w:ascii="Arial" w:cs="Arial" w:eastAsia="Arial" w:hAnsi="Arial"/>
+          <w:sz w:val="20"/>
+          <w:szCs w:val="20"/>
+        </w:rPr>
+        <w:t xml:space="preserve">H1 "Extreme Low Outgassing Cleanroom Packaging" is fine — left as-is. 6 application images (medical, pharma, aerospace, semiconductor, hero, product roll) had keyword-stuffed or bare alts — all updated. Strong E-E-A-T with CFB2500 spec table.</w:t>
+      </w:r>
+    </w:p>
+    <w:p>
+      <w:pPr>
+        <w:spacing w:after="120"/>
+      </w:pPr>
+      <w:r>
+        <w:rPr>
+          <w:rFonts w:ascii="Arial" w:cs="Arial" w:eastAsia="Arial" w:hAnsi="Arial"/>
+          <w:b/>
+          <w:bCs/>
+          <w:sz w:val="20"/>
+          <w:szCs w:val="20"/>
+        </w:rPr>
+        <w:t xml:space="preserve">Image + Alt Text Audit (page-specific content images)</w:t>
+      </w:r>
+    </w:p>
+    <w:tbl>
+      <w:tblPr>
+        <w:tblW w:type="dxa" w:w="9800"/>
+        <w:tblBorders>
+          <w:top w:val="single" w:color="auto" w:sz="4"/>
+          <w:left w:val="single" w:color="auto" w:sz="4"/>
+          <w:bottom w:val="single" w:color="auto" w:sz="4"/>
+          <w:right w:val="single" w:color="auto" w:sz="4"/>
+          <w:insideH w:val="single" w:color="auto" w:sz="4"/>
+          <w:insideV w:val="single" w:color="auto" w:sz="4"/>
+        </w:tblBorders>
+      </w:tblPr>
+      <w:tblGrid>
+        <w:gridCol w:w="2300"/>
+        <w:gridCol w:w="1700"/>
+        <w:gridCol w:w="2600"/>
+        <w:gridCol w:w="600"/>
+        <w:gridCol w:w="2600"/>
+      </w:tblGrid>
+      <w:tr>
+        <w:trPr>
+          <w:tblHeader/>
+        </w:trPr>
+        <w:tc>
+          <w:tcPr>
+            <w:tcW w:type="dxa" w:w="2300"/>
+            <w:tcBorders>
+              <w:top w:val="single" w:color="CCCCCC" w:sz="4"/>
+              <w:left w:val="single" w:color="CCCCCC" w:sz="4"/>
+              <w:bottom w:val="single" w:color="CCCCCC" w:sz="4"/>
+              <w:right w:val="single" w:color="CCCCCC" w:sz="4"/>
+            </w:tcBorders>
+            <w:shd w:fill="D9E0E8" w:val="clear"/>
+            <w:tcMar>
+              <w:top w:type="dxa" w:w="80"/>
+              <w:left w:type="dxa" w:w="120"/>
+              <w:bottom w:type="dxa" w:w="80"/>
+              <w:right w:type="dxa" w:w="120"/>
+            </w:tcMar>
+          </w:tcPr>
+          <w:p>
+            <w:r>
+              <w:rPr>
+                <w:rFonts w:ascii="Arial" w:cs="Arial" w:eastAsia="Arial" w:hAnsi="Arial"/>
+                <w:b/>
+                <w:bCs/>
+                <w:color w:val="003366"/>
+                <w:sz w:val="20"/>
+                <w:szCs w:val="20"/>
+              </w:rPr>
+              <w:t xml:space="preserve">Image &amp; Context</w:t>
+            </w:r>
+          </w:p>
+        </w:tc>
+        <w:tc>
+          <w:tcPr>
+            <w:tcW w:type="dxa" w:w="1700"/>
+            <w:tcBorders>
+              <w:top w:val="single" w:color="CCCCCC" w:sz="4"/>
+              <w:left w:val="single" w:color="CCCCCC" w:sz="4"/>
+              <w:bottom w:val="single" w:color="CCCCCC" w:sz="4"/>
+              <w:right w:val="single" w:color="CCCCCC" w:sz="4"/>
+            </w:tcBorders>
+            <w:shd w:fill="D9E0E8" w:val="clear"/>
+            <w:tcMar>
+              <w:top w:type="dxa" w:w="80"/>
+              <w:left w:type="dxa" w:w="120"/>
+              <w:bottom w:type="dxa" w:w="80"/>
+              <w:right w:type="dxa" w:w="120"/>
+            </w:tcMar>
+          </w:tcPr>
+          <w:p>
+            <w:r>
+              <w:rPr>
+                <w:rFonts w:ascii="Arial" w:cs="Arial" w:eastAsia="Arial" w:hAnsi="Arial"/>
+                <w:b/>
+                <w:bCs/>
+                <w:color w:val="003366"/>
+                <w:sz w:val="20"/>
+                <w:szCs w:val="20"/>
+              </w:rPr>
+              <w:t xml:space="preserve">Current Alt</w:t>
+            </w:r>
+          </w:p>
+        </w:tc>
+        <w:tc>
+          <w:tcPr>
+            <w:tcW w:type="dxa" w:w="2600"/>
+            <w:tcBorders>
+              <w:top w:val="single" w:color="CCCCCC" w:sz="4"/>
+              <w:left w:val="single" w:color="CCCCCC" w:sz="4"/>
+              <w:bottom w:val="single" w:color="CCCCCC" w:sz="4"/>
+              <w:right w:val="single" w:color="CCCCCC" w:sz="4"/>
+            </w:tcBorders>
+            <w:shd w:fill="D9E0E8" w:val="clear"/>
+            <w:tcMar>
+              <w:top w:type="dxa" w:w="80"/>
+              <w:left w:type="dxa" w:w="120"/>
+              <w:bottom w:type="dxa" w:w="80"/>
+              <w:right w:type="dxa" w:w="120"/>
+            </w:tcMar>
+          </w:tcPr>
+          <w:p>
+            <w:r>
+              <w:rPr>
+                <w:rFonts w:ascii="Arial" w:cs="Arial" w:eastAsia="Arial" w:hAnsi="Arial"/>
+                <w:b/>
+                <w:bCs/>
+                <w:color w:val="003366"/>
+                <w:sz w:val="20"/>
+                <w:szCs w:val="20"/>
+              </w:rPr>
+              <w:t xml:space="preserve">Suggested Alt Text</w:t>
+            </w:r>
+          </w:p>
+        </w:tc>
+        <w:tc>
+          <w:tcPr>
+            <w:tcW w:type="dxa" w:w="600"/>
+            <w:tcBorders>
+              <w:top w:val="single" w:color="CCCCCC" w:sz="4"/>
+              <w:left w:val="single" w:color="CCCCCC" w:sz="4"/>
+              <w:bottom w:val="single" w:color="CCCCCC" w:sz="4"/>
+              <w:right w:val="single" w:color="CCCCCC" w:sz="4"/>
+            </w:tcBorders>
+            <w:shd w:fill="D9E0E8" w:val="clear"/>
+            <w:tcMar>
+              <w:top w:type="dxa" w:w="80"/>
+              <w:left w:type="dxa" w:w="120"/>
+              <w:bottom w:type="dxa" w:w="80"/>
+              <w:right w:type="dxa" w:w="120"/>
+            </w:tcMar>
+          </w:tcPr>
+          <w:p>
+            <w:r>
+              <w:rPr>
+                <w:rFonts w:ascii="Arial" w:cs="Arial" w:eastAsia="Arial" w:hAnsi="Arial"/>
+                <w:b/>
+                <w:bCs/>
+                <w:color w:val="003366"/>
+                <w:sz w:val="20"/>
+                <w:szCs w:val="20"/>
+              </w:rPr>
+              <w:t xml:space="preserve">Chars</w:t>
+            </w:r>
+          </w:p>
+        </w:tc>
+        <w:tc>
+          <w:tcPr>
+            <w:tcW w:type="dxa" w:w="2600"/>
+            <w:tcBorders>
+              <w:top w:val="single" w:color="CCCCCC" w:sz="4"/>
+              <w:left w:val="single" w:color="CCCCCC" w:sz="4"/>
+              <w:bottom w:val="single" w:color="CCCCCC" w:sz="4"/>
+              <w:right w:val="single" w:color="CCCCCC" w:sz="4"/>
+            </w:tcBorders>
+            <w:shd w:fill="D9E0E8" w:val="clear"/>
+            <w:tcMar>
+              <w:top w:type="dxa" w:w="80"/>
+              <w:left w:type="dxa" w:w="120"/>
+              <w:bottom w:type="dxa" w:w="80"/>
+              <w:right w:type="dxa" w:w="120"/>
+            </w:tcMar>
+          </w:tcPr>
+          <w:p>
+            <w:r>
+              <w:rPr>
+                <w:rFonts w:ascii="Arial" w:cs="Arial" w:eastAsia="Arial" w:hAnsi="Arial"/>
+                <w:b/>
+                <w:bCs/>
+                <w:color w:val="003366"/>
+                <w:sz w:val="20"/>
+                <w:szCs w:val="20"/>
+              </w:rPr>
+              <w:t xml:space="preserve">Rationale &amp; SEO Benefit</w:t>
+            </w:r>
+          </w:p>
+        </w:tc>
+      </w:tr>
+      <w:tr>
+        <w:tc>
+          <w:tcPr>
+            <w:tcW w:type="dxa" w:w="2300"/>
+            <w:tcBorders>
+              <w:top w:val="single" w:color="CCCCCC" w:sz="4"/>
+              <w:left w:val="single" w:color="CCCCCC" w:sz="4"/>
+              <w:bottom w:val="single" w:color="CCCCCC" w:sz="4"/>
+              <w:right w:val="single" w:color="CCCCCC" w:sz="4"/>
+            </w:tcBorders>
+            <w:tcMar>
+              <w:top w:type="dxa" w:w="80"/>
+              <w:left w:type="dxa" w:w="120"/>
+              <w:bottom w:type="dxa" w:w="80"/>
+              <w:right w:type="dxa" w:w="120"/>
+            </w:tcMar>
+          </w:tcPr>
+          <w:p>
+            <w:r>
+              <w:rPr>
+                <w:rFonts w:ascii="Arial" w:cs="Arial" w:eastAsia="Arial" w:hAnsi="Arial"/>
+                <w:sz w:val="20"/>
+                <w:szCs w:val="20"/>
+              </w:rPr>
+              <w:t xml:space="preserve">Hero (extreme-low-outgassing-packaging.png)</w:t>
+            </w:r>
+          </w:p>
+        </w:tc>
+        <w:tc>
+          <w:tcPr>
+            <w:tcW w:type="dxa" w:w="1700"/>
+            <w:tcBorders>
+              <w:top w:val="single" w:color="CCCCCC" w:sz="4"/>
+              <w:left w:val="single" w:color="CCCCCC" w:sz="4"/>
+              <w:bottom w:val="single" w:color="CCCCCC" w:sz="4"/>
+              <w:right w:val="single" w:color="CCCCCC" w:sz="4"/>
+            </w:tcBorders>
+            <w:tcMar>
+              <w:top w:type="dxa" w:w="80"/>
+              <w:left w:type="dxa" w:w="120"/>
+              <w:bottom w:type="dxa" w:w="80"/>
+              <w:right w:type="dxa" w:w="120"/>
+            </w:tcMar>
+          </w:tcPr>
+          <w:p>
+            <w:r>
+              <w:rPr>
+                <w:rFonts w:ascii="Arial" w:cs="Arial" w:eastAsia="Arial" w:hAnsi="Arial"/>
+                <w:sz w:val="20"/>
+                <w:szCs w:val="20"/>
+              </w:rPr>
+              <w:t xml:space="preserve">extreme low outgassing, ultra low outgassing (ELO) (ULO) packaging</w:t>
+            </w:r>
+          </w:p>
+        </w:tc>
+        <w:tc>
+          <w:tcPr>
+            <w:tcW w:type="dxa" w:w="2600"/>
+            <w:tcBorders>
+              <w:top w:val="single" w:color="CCCCCC" w:sz="4"/>
+              <w:left w:val="single" w:color="CCCCCC" w:sz="4"/>
+              <w:bottom w:val="single" w:color="CCCCCC" w:sz="4"/>
+              <w:right w:val="single" w:color="CCCCCC" w:sz="4"/>
+            </w:tcBorders>
+            <w:tcMar>
+              <w:top w:type="dxa" w:w="80"/>
+              <w:left w:type="dxa" w:w="120"/>
+              <w:bottom w:type="dxa" w:w="80"/>
+              <w:right w:type="dxa" w:w="120"/>
+            </w:tcMar>
+          </w:tcPr>
+          <w:p>
+            <w:r>
+              <w:rPr>
+                <w:rFonts w:ascii="Arial" w:cs="Arial" w:eastAsia="Arial" w:hAnsi="Arial"/>
+                <w:sz w:val="20"/>
+                <w:szCs w:val="20"/>
+              </w:rPr>
+              <w:t xml:space="preserve">Extreme low outgassing (ULO) poly film and bags for cleanroom packaging by CFB</w:t>
+            </w:r>
+          </w:p>
+        </w:tc>
+        <w:tc>
+          <w:tcPr>
+            <w:tcW w:type="dxa" w:w="600"/>
+            <w:tcBorders>
+              <w:top w:val="single" w:color="CCCCCC" w:sz="4"/>
+              <w:left w:val="single" w:color="CCCCCC" w:sz="4"/>
+              <w:bottom w:val="single" w:color="CCCCCC" w:sz="4"/>
+              <w:right w:val="single" w:color="CCCCCC" w:sz="4"/>
+            </w:tcBorders>
+            <w:tcMar>
+              <w:top w:type="dxa" w:w="80"/>
+              <w:left w:type="dxa" w:w="120"/>
+              <w:bottom w:type="dxa" w:w="80"/>
+              <w:right w:type="dxa" w:w="120"/>
+            </w:tcMar>
+          </w:tcPr>
+          <w:p>
+            <w:r>
+              <w:rPr>
+                <w:rFonts w:ascii="Arial" w:cs="Arial" w:eastAsia="Arial" w:hAnsi="Arial"/>
+                <w:sz w:val="20"/>
+                <w:szCs w:val="20"/>
+              </w:rPr>
+              <w:t xml:space="preserve">78</w:t>
+            </w:r>
+          </w:p>
+        </w:tc>
+        <w:tc>
+          <w:tcPr>
+            <w:tcW w:type="dxa" w:w="2600"/>
+            <w:tcBorders>
+              <w:top w:val="single" w:color="CCCCCC" w:sz="4"/>
+              <w:left w:val="single" w:color="CCCCCC" w:sz="4"/>
+              <w:bottom w:val="single" w:color="CCCCCC" w:sz="4"/>
+              <w:right w:val="single" w:color="CCCCCC" w:sz="4"/>
+            </w:tcBorders>
+            <w:tcMar>
+              <w:top w:type="dxa" w:w="80"/>
+              <w:left w:type="dxa" w:w="120"/>
+              <w:bottom w:type="dxa" w:w="80"/>
+              <w:right w:type="dxa" w:w="120"/>
+            </w:tcMar>
+          </w:tcPr>
+          <w:p>
+            <w:r>
+              <w:rPr>
+                <w:rFonts w:ascii="Arial" w:cs="Arial" w:eastAsia="Arial" w:hAnsi="Arial"/>
+                <w:sz w:val="20"/>
+                <w:szCs w:val="20"/>
+              </w:rPr>
+              <w:t xml:space="preserve">Keyword-stuffed alt replaced with descriptive phrase covering both ULO/ELO terms naturally.</w:t>
+            </w:r>
+          </w:p>
+        </w:tc>
+      </w:tr>
+      <w:tr>
+        <w:tc>
+          <w:tcPr>
+            <w:tcW w:type="dxa" w:w="2300"/>
+            <w:tcBorders>
+              <w:top w:val="single" w:color="CCCCCC" w:sz="4"/>
+              <w:left w:val="single" w:color="CCCCCC" w:sz="4"/>
+              <w:bottom w:val="single" w:color="CCCCCC" w:sz="4"/>
+              <w:right w:val="single" w:color="CCCCCC" w:sz="4"/>
+            </w:tcBorders>
+            <w:shd w:fill="F2F2F2" w:val="clear"/>
+            <w:tcMar>
+              <w:top w:type="dxa" w:w="80"/>
+              <w:left w:type="dxa" w:w="120"/>
+              <w:bottom w:type="dxa" w:w="80"/>
+              <w:right w:type="dxa" w:w="120"/>
+            </w:tcMar>
+          </w:tcPr>
+          <w:p>
+            <w:r>
+              <w:rPr>
+                <w:rFonts w:ascii="Arial" w:cs="Arial" w:eastAsia="Arial" w:hAnsi="Arial"/>
+                <w:sz w:val="20"/>
+                <w:szCs w:val="20"/>
+              </w:rPr>
+              <w:t xml:space="preserve">Medical app (medical-device-packaging.png)</w:t>
+            </w:r>
+          </w:p>
+        </w:tc>
+        <w:tc>
+          <w:tcPr>
+            <w:tcW w:type="dxa" w:w="1700"/>
+            <w:tcBorders>
+              <w:top w:val="single" w:color="CCCCCC" w:sz="4"/>
+              <w:left w:val="single" w:color="CCCCCC" w:sz="4"/>
+              <w:bottom w:val="single" w:color="CCCCCC" w:sz="4"/>
+              <w:right w:val="single" w:color="CCCCCC" w:sz="4"/>
+            </w:tcBorders>
+            <w:shd w:fill="F2F2F2" w:val="clear"/>
+            <w:tcMar>
+              <w:top w:type="dxa" w:w="80"/>
+              <w:left w:type="dxa" w:w="120"/>
+              <w:bottom w:type="dxa" w:w="80"/>
+              <w:right w:type="dxa" w:w="120"/>
+            </w:tcMar>
+          </w:tcPr>
+          <w:p>
+            <w:r>
+              <w:rPr>
+                <w:rFonts w:ascii="Arial" w:cs="Arial" w:eastAsia="Arial" w:hAnsi="Arial"/>
+                <w:sz w:val="20"/>
+                <w:szCs w:val="20"/>
+              </w:rPr>
+              <w:t xml:space="preserve">medical device packaging</w:t>
+            </w:r>
+          </w:p>
+        </w:tc>
+        <w:tc>
+          <w:tcPr>
+            <w:tcW w:type="dxa" w:w="2600"/>
+            <w:tcBorders>
+              <w:top w:val="single" w:color="CCCCCC" w:sz="4"/>
+              <w:left w:val="single" w:color="CCCCCC" w:sz="4"/>
+              <w:bottom w:val="single" w:color="CCCCCC" w:sz="4"/>
+              <w:right w:val="single" w:color="CCCCCC" w:sz="4"/>
+            </w:tcBorders>
+            <w:shd w:fill="F2F2F2" w:val="clear"/>
+            <w:tcMar>
+              <w:top w:type="dxa" w:w="80"/>
+              <w:left w:type="dxa" w:w="120"/>
+              <w:bottom w:type="dxa" w:w="80"/>
+              <w:right w:type="dxa" w:w="120"/>
+            </w:tcMar>
+          </w:tcPr>
+          <w:p>
+            <w:r>
+              <w:rPr>
+                <w:rFonts w:ascii="Arial" w:cs="Arial" w:eastAsia="Arial" w:hAnsi="Arial"/>
+                <w:sz w:val="20"/>
+                <w:szCs w:val="20"/>
+              </w:rPr>
+              <w:t xml:space="preserve">ULO cleanroom packaging film for medical device applications</w:t>
+            </w:r>
+          </w:p>
+        </w:tc>
+        <w:tc>
+          <w:tcPr>
+            <w:tcW w:type="dxa" w:w="600"/>
+            <w:tcBorders>
+              <w:top w:val="single" w:color="CCCCCC" w:sz="4"/>
+              <w:left w:val="single" w:color="CCCCCC" w:sz="4"/>
+              <w:bottom w:val="single" w:color="CCCCCC" w:sz="4"/>
+              <w:right w:val="single" w:color="CCCCCC" w:sz="4"/>
+            </w:tcBorders>
+            <w:shd w:fill="F2F2F2" w:val="clear"/>
+            <w:tcMar>
+              <w:top w:type="dxa" w:w="80"/>
+              <w:left w:type="dxa" w:w="120"/>
+              <w:bottom w:type="dxa" w:w="80"/>
+              <w:right w:type="dxa" w:w="120"/>
+            </w:tcMar>
+          </w:tcPr>
+          <w:p>
+            <w:r>
+              <w:rPr>
+                <w:rFonts w:ascii="Arial" w:cs="Arial" w:eastAsia="Arial" w:hAnsi="Arial"/>
+                <w:sz w:val="20"/>
+                <w:szCs w:val="20"/>
+              </w:rPr>
+              <w:t xml:space="preserve">59</w:t>
+            </w:r>
+          </w:p>
+        </w:tc>
+        <w:tc>
+          <w:tcPr>
+            <w:tcW w:type="dxa" w:w="2600"/>
+            <w:tcBorders>
+              <w:top w:val="single" w:color="CCCCCC" w:sz="4"/>
+              <w:left w:val="single" w:color="CCCCCC" w:sz="4"/>
+              <w:bottom w:val="single" w:color="CCCCCC" w:sz="4"/>
+              <w:right w:val="single" w:color="CCCCCC" w:sz="4"/>
+            </w:tcBorders>
+            <w:shd w:fill="F2F2F2" w:val="clear"/>
+            <w:tcMar>
+              <w:top w:type="dxa" w:w="80"/>
+              <w:left w:type="dxa" w:w="120"/>
+              <w:bottom w:type="dxa" w:w="80"/>
+              <w:right w:type="dxa" w:w="120"/>
+            </w:tcMar>
+          </w:tcPr>
+          <w:p>
+            <w:r>
+              <w:rPr>
+                <w:rFonts w:ascii="Arial" w:cs="Arial" w:eastAsia="Arial" w:hAnsi="Arial"/>
+                <w:sz w:val="20"/>
+                <w:szCs w:val="20"/>
+              </w:rPr>
+              <w:t xml:space="preserve">Adds material context to generic alt.</w:t>
+            </w:r>
+          </w:p>
+        </w:tc>
+      </w:tr>
+      <w:tr>
+        <w:tc>
+          <w:tcPr>
+            <w:tcW w:type="dxa" w:w="2300"/>
+            <w:tcBorders>
+              <w:top w:val="single" w:color="CCCCCC" w:sz="4"/>
+              <w:left w:val="single" w:color="CCCCCC" w:sz="4"/>
+              <w:bottom w:val="single" w:color="CCCCCC" w:sz="4"/>
+              <w:right w:val="single" w:color="CCCCCC" w:sz="4"/>
+            </w:tcBorders>
+            <w:tcMar>
+              <w:top w:type="dxa" w:w="80"/>
+              <w:left w:type="dxa" w:w="120"/>
+              <w:bottom w:type="dxa" w:w="80"/>
+              <w:right w:type="dxa" w:w="120"/>
+            </w:tcMar>
+          </w:tcPr>
+          <w:p>
+            <w:r>
+              <w:rPr>
+                <w:rFonts w:ascii="Arial" w:cs="Arial" w:eastAsia="Arial" w:hAnsi="Arial"/>
+                <w:sz w:val="20"/>
+                <w:szCs w:val="20"/>
+              </w:rPr>
+              <w:t xml:space="preserve">Pharma app (pharma-packaging.png)</w:t>
+            </w:r>
+          </w:p>
+        </w:tc>
+        <w:tc>
+          <w:tcPr>
+            <w:tcW w:type="dxa" w:w="1700"/>
+            <w:tcBorders>
+              <w:top w:val="single" w:color="CCCCCC" w:sz="4"/>
+              <w:left w:val="single" w:color="CCCCCC" w:sz="4"/>
+              <w:bottom w:val="single" w:color="CCCCCC" w:sz="4"/>
+              <w:right w:val="single" w:color="CCCCCC" w:sz="4"/>
+            </w:tcBorders>
+            <w:tcMar>
+              <w:top w:type="dxa" w:w="80"/>
+              <w:left w:type="dxa" w:w="120"/>
+              <w:bottom w:type="dxa" w:w="80"/>
+              <w:right w:type="dxa" w:w="120"/>
+            </w:tcMar>
+          </w:tcPr>
+          <w:p>
+            <w:r>
+              <w:rPr>
+                <w:rFonts w:ascii="Arial" w:cs="Arial" w:eastAsia="Arial" w:hAnsi="Arial"/>
+                <w:sz w:val="20"/>
+                <w:szCs w:val="20"/>
+              </w:rPr>
+              <w:t xml:space="preserve">pharma packaging</w:t>
+            </w:r>
+          </w:p>
+        </w:tc>
+        <w:tc>
+          <w:tcPr>
+            <w:tcW w:type="dxa" w:w="2600"/>
+            <w:tcBorders>
+              <w:top w:val="single" w:color="CCCCCC" w:sz="4"/>
+              <w:left w:val="single" w:color="CCCCCC" w:sz="4"/>
+              <w:bottom w:val="single" w:color="CCCCCC" w:sz="4"/>
+              <w:right w:val="single" w:color="CCCCCC" w:sz="4"/>
+            </w:tcBorders>
+            <w:tcMar>
+              <w:top w:type="dxa" w:w="80"/>
+              <w:left w:type="dxa" w:w="120"/>
+              <w:bottom w:type="dxa" w:w="80"/>
+              <w:right w:type="dxa" w:w="120"/>
+            </w:tcMar>
+          </w:tcPr>
+          <w:p>
+            <w:r>
+              <w:rPr>
+                <w:rFonts w:ascii="Arial" w:cs="Arial" w:eastAsia="Arial" w:hAnsi="Arial"/>
+                <w:sz w:val="20"/>
+                <w:szCs w:val="20"/>
+              </w:rPr>
+              <w:t xml:space="preserve">ULO poly bags for pharmaceutical cleanroom packaging</w:t>
+            </w:r>
+          </w:p>
+        </w:tc>
+        <w:tc>
+          <w:tcPr>
+            <w:tcW w:type="dxa" w:w="600"/>
+            <w:tcBorders>
+              <w:top w:val="single" w:color="CCCCCC" w:sz="4"/>
+              <w:left w:val="single" w:color="CCCCCC" w:sz="4"/>
+              <w:bottom w:val="single" w:color="CCCCCC" w:sz="4"/>
+              <w:right w:val="single" w:color="CCCCCC" w:sz="4"/>
+            </w:tcBorders>
+            <w:tcMar>
+              <w:top w:type="dxa" w:w="80"/>
+              <w:left w:type="dxa" w:w="120"/>
+              <w:bottom w:type="dxa" w:w="80"/>
+              <w:right w:type="dxa" w:w="120"/>
+            </w:tcMar>
+          </w:tcPr>
+          <w:p>
+            <w:r>
+              <w:rPr>
+                <w:rFonts w:ascii="Arial" w:cs="Arial" w:eastAsia="Arial" w:hAnsi="Arial"/>
+                <w:sz w:val="20"/>
+                <w:szCs w:val="20"/>
+              </w:rPr>
+              <w:t xml:space="preserve">52</w:t>
+            </w:r>
+          </w:p>
+        </w:tc>
+        <w:tc>
+          <w:tcPr>
+            <w:tcW w:type="dxa" w:w="2600"/>
+            <w:tcBorders>
+              <w:top w:val="single" w:color="CCCCCC" w:sz="4"/>
+              <w:left w:val="single" w:color="CCCCCC" w:sz="4"/>
+              <w:bottom w:val="single" w:color="CCCCCC" w:sz="4"/>
+              <w:right w:val="single" w:color="CCCCCC" w:sz="4"/>
+            </w:tcBorders>
+            <w:tcMar>
+              <w:top w:type="dxa" w:w="80"/>
+              <w:left w:type="dxa" w:w="120"/>
+              <w:bottom w:type="dxa" w:w="80"/>
+              <w:right w:type="dxa" w:w="120"/>
+            </w:tcMar>
+          </w:tcPr>
+          <w:p>
+            <w:r>
+              <w:rPr>
+                <w:rFonts w:ascii="Arial" w:cs="Arial" w:eastAsia="Arial" w:hAnsi="Arial"/>
+                <w:sz w:val="20"/>
+                <w:szCs w:val="20"/>
+              </w:rPr>
+              <w:t xml:space="preserve">Adds ULO + cleanroom context.</w:t>
+            </w:r>
+          </w:p>
+        </w:tc>
+      </w:tr>
+      <w:tr>
+        <w:tc>
+          <w:tcPr>
+            <w:tcW w:type="dxa" w:w="2300"/>
+            <w:tcBorders>
+              <w:top w:val="single" w:color="CCCCCC" w:sz="4"/>
+              <w:left w:val="single" w:color="CCCCCC" w:sz="4"/>
+              <w:bottom w:val="single" w:color="CCCCCC" w:sz="4"/>
+              <w:right w:val="single" w:color="CCCCCC" w:sz="4"/>
+            </w:tcBorders>
+            <w:shd w:fill="F2F2F2" w:val="clear"/>
+            <w:tcMar>
+              <w:top w:type="dxa" w:w="80"/>
+              <w:left w:type="dxa" w:w="120"/>
+              <w:bottom w:type="dxa" w:w="80"/>
+              <w:right w:type="dxa" w:w="120"/>
+            </w:tcMar>
+          </w:tcPr>
+          <w:p>
+            <w:r>
+              <w:rPr>
+                <w:rFonts w:ascii="Arial" w:cs="Arial" w:eastAsia="Arial" w:hAnsi="Arial"/>
+                <w:sz w:val="20"/>
+                <w:szCs w:val="20"/>
+              </w:rPr>
+              <w:t xml:space="preserve">Aerospace app (aerospace-packaging.png)</w:t>
+            </w:r>
+          </w:p>
+        </w:tc>
+        <w:tc>
+          <w:tcPr>
+            <w:tcW w:type="dxa" w:w="1700"/>
+            <w:tcBorders>
+              <w:top w:val="single" w:color="CCCCCC" w:sz="4"/>
+              <w:left w:val="single" w:color="CCCCCC" w:sz="4"/>
+              <w:bottom w:val="single" w:color="CCCCCC" w:sz="4"/>
+              <w:right w:val="single" w:color="CCCCCC" w:sz="4"/>
+            </w:tcBorders>
+            <w:shd w:fill="F2F2F2" w:val="clear"/>
+            <w:tcMar>
+              <w:top w:type="dxa" w:w="80"/>
+              <w:left w:type="dxa" w:w="120"/>
+              <w:bottom w:type="dxa" w:w="80"/>
+              <w:right w:type="dxa" w:w="120"/>
+            </w:tcMar>
+          </w:tcPr>
+          <w:p>
+            <w:r>
+              <w:rPr>
+                <w:rFonts w:ascii="Arial" w:cs="Arial" w:eastAsia="Arial" w:hAnsi="Arial"/>
+                <w:sz w:val="20"/>
+                <w:szCs w:val="20"/>
+              </w:rPr>
+              <w:t xml:space="preserve">aerospace packaging</w:t>
+            </w:r>
+          </w:p>
+        </w:tc>
+        <w:tc>
+          <w:tcPr>
+            <w:tcW w:type="dxa" w:w="2600"/>
+            <w:tcBorders>
+              <w:top w:val="single" w:color="CCCCCC" w:sz="4"/>
+              <w:left w:val="single" w:color="CCCCCC" w:sz="4"/>
+              <w:bottom w:val="single" w:color="CCCCCC" w:sz="4"/>
+              <w:right w:val="single" w:color="CCCCCC" w:sz="4"/>
+            </w:tcBorders>
+            <w:shd w:fill="F2F2F2" w:val="clear"/>
+            <w:tcMar>
+              <w:top w:type="dxa" w:w="80"/>
+              <w:left w:type="dxa" w:w="120"/>
+              <w:bottom w:type="dxa" w:w="80"/>
+              <w:right w:type="dxa" w:w="120"/>
+            </w:tcMar>
+          </w:tcPr>
+          <w:p>
+            <w:r>
+              <w:rPr>
+                <w:rFonts w:ascii="Arial" w:cs="Arial" w:eastAsia="Arial" w:hAnsi="Arial"/>
+                <w:sz w:val="20"/>
+                <w:szCs w:val="20"/>
+              </w:rPr>
+              <w:t xml:space="preserve">Extreme low outgassing film for aerospace cleanroom packaging</w:t>
+            </w:r>
+          </w:p>
+        </w:tc>
+        <w:tc>
+          <w:tcPr>
+            <w:tcW w:type="dxa" w:w="600"/>
+            <w:tcBorders>
+              <w:top w:val="single" w:color="CCCCCC" w:sz="4"/>
+              <w:left w:val="single" w:color="CCCCCC" w:sz="4"/>
+              <w:bottom w:val="single" w:color="CCCCCC" w:sz="4"/>
+              <w:right w:val="single" w:color="CCCCCC" w:sz="4"/>
+            </w:tcBorders>
+            <w:shd w:fill="F2F2F2" w:val="clear"/>
+            <w:tcMar>
+              <w:top w:type="dxa" w:w="80"/>
+              <w:left w:type="dxa" w:w="120"/>
+              <w:bottom w:type="dxa" w:w="80"/>
+              <w:right w:type="dxa" w:w="120"/>
+            </w:tcMar>
+          </w:tcPr>
+          <w:p>
+            <w:r>
+              <w:rPr>
+                <w:rFonts w:ascii="Arial" w:cs="Arial" w:eastAsia="Arial" w:hAnsi="Arial"/>
+                <w:sz w:val="20"/>
+                <w:szCs w:val="20"/>
+              </w:rPr>
+              <w:t xml:space="preserve">60</w:t>
+            </w:r>
+          </w:p>
+        </w:tc>
+        <w:tc>
+          <w:tcPr>
+            <w:tcW w:type="dxa" w:w="2600"/>
+            <w:tcBorders>
+              <w:top w:val="single" w:color="CCCCCC" w:sz="4"/>
+              <w:left w:val="single" w:color="CCCCCC" w:sz="4"/>
+              <w:bottom w:val="single" w:color="CCCCCC" w:sz="4"/>
+              <w:right w:val="single" w:color="CCCCCC" w:sz="4"/>
+            </w:tcBorders>
+            <w:shd w:fill="F2F2F2" w:val="clear"/>
+            <w:tcMar>
+              <w:top w:type="dxa" w:w="80"/>
+              <w:left w:type="dxa" w:w="120"/>
+              <w:bottom w:type="dxa" w:w="80"/>
+              <w:right w:type="dxa" w:w="120"/>
+            </w:tcMar>
+          </w:tcPr>
+          <w:p>
+            <w:r>
+              <w:rPr>
+                <w:rFonts w:ascii="Arial" w:cs="Arial" w:eastAsia="Arial" w:hAnsi="Arial"/>
+                <w:sz w:val="20"/>
+                <w:szCs w:val="20"/>
+              </w:rPr>
+              <w:t xml:space="preserve">Ties primary keyword to application.</w:t>
+            </w:r>
+          </w:p>
+        </w:tc>
+      </w:tr>
+      <w:tr>
+        <w:tc>
+          <w:tcPr>
+            <w:tcW w:type="dxa" w:w="2300"/>
+            <w:tcBorders>
+              <w:top w:val="single" w:color="CCCCCC" w:sz="4"/>
+              <w:left w:val="single" w:color="CCCCCC" w:sz="4"/>
+              <w:bottom w:val="single" w:color="CCCCCC" w:sz="4"/>
+              <w:right w:val="single" w:color="CCCCCC" w:sz="4"/>
+            </w:tcBorders>
+            <w:tcMar>
+              <w:top w:type="dxa" w:w="80"/>
+              <w:left w:type="dxa" w:w="120"/>
+              <w:bottom w:type="dxa" w:w="80"/>
+              <w:right w:type="dxa" w:w="120"/>
+            </w:tcMar>
+          </w:tcPr>
+          <w:p>
+            <w:r>
+              <w:rPr>
+                <w:rFonts w:ascii="Arial" w:cs="Arial" w:eastAsia="Arial" w:hAnsi="Arial"/>
+                <w:sz w:val="20"/>
+                <w:szCs w:val="20"/>
+              </w:rPr>
+              <w:t xml:space="preserve">Semiconductor app (semiconductor-packaging.png)</w:t>
+            </w:r>
+          </w:p>
+        </w:tc>
+        <w:tc>
+          <w:tcPr>
+            <w:tcW w:type="dxa" w:w="1700"/>
+            <w:tcBorders>
+              <w:top w:val="single" w:color="CCCCCC" w:sz="4"/>
+              <w:left w:val="single" w:color="CCCCCC" w:sz="4"/>
+              <w:bottom w:val="single" w:color="CCCCCC" w:sz="4"/>
+              <w:right w:val="single" w:color="CCCCCC" w:sz="4"/>
+            </w:tcBorders>
+            <w:tcMar>
+              <w:top w:type="dxa" w:w="80"/>
+              <w:left w:type="dxa" w:w="120"/>
+              <w:bottom w:type="dxa" w:w="80"/>
+              <w:right w:type="dxa" w:w="120"/>
+            </w:tcMar>
+          </w:tcPr>
+          <w:p>
+            <w:r>
+              <w:rPr>
+                <w:rFonts w:ascii="Arial" w:cs="Arial" w:eastAsia="Arial" w:hAnsi="Arial"/>
+                <w:sz w:val="20"/>
+                <w:szCs w:val="20"/>
+              </w:rPr>
+              <w:t xml:space="preserve">semiconductor packaging</w:t>
+            </w:r>
+          </w:p>
+        </w:tc>
+        <w:tc>
+          <w:tcPr>
+            <w:tcW w:type="dxa" w:w="2600"/>
+            <w:tcBorders>
+              <w:top w:val="single" w:color="CCCCCC" w:sz="4"/>
+              <w:left w:val="single" w:color="CCCCCC" w:sz="4"/>
+              <w:bottom w:val="single" w:color="CCCCCC" w:sz="4"/>
+              <w:right w:val="single" w:color="CCCCCC" w:sz="4"/>
+            </w:tcBorders>
+            <w:tcMar>
+              <w:top w:type="dxa" w:w="80"/>
+              <w:left w:type="dxa" w:w="120"/>
+              <w:bottom w:type="dxa" w:w="80"/>
+              <w:right w:type="dxa" w:w="120"/>
+            </w:tcMar>
+          </w:tcPr>
+          <w:p>
+            <w:r>
+              <w:rPr>
+                <w:rFonts w:ascii="Arial" w:cs="Arial" w:eastAsia="Arial" w:hAnsi="Arial"/>
+                <w:sz w:val="20"/>
+                <w:szCs w:val="20"/>
+              </w:rPr>
+              <w:t xml:space="preserve">ULO poly film for semiconductor cleanroom packaging</w:t>
+            </w:r>
+          </w:p>
+        </w:tc>
+        <w:tc>
+          <w:tcPr>
+            <w:tcW w:type="dxa" w:w="600"/>
+            <w:tcBorders>
+              <w:top w:val="single" w:color="CCCCCC" w:sz="4"/>
+              <w:left w:val="single" w:color="CCCCCC" w:sz="4"/>
+              <w:bottom w:val="single" w:color="CCCCCC" w:sz="4"/>
+              <w:right w:val="single" w:color="CCCCCC" w:sz="4"/>
+            </w:tcBorders>
+            <w:tcMar>
+              <w:top w:type="dxa" w:w="80"/>
+              <w:left w:type="dxa" w:w="120"/>
+              <w:bottom w:type="dxa" w:w="80"/>
+              <w:right w:type="dxa" w:w="120"/>
+            </w:tcMar>
+          </w:tcPr>
+          <w:p>
+            <w:r>
+              <w:rPr>
+                <w:rFonts w:ascii="Arial" w:cs="Arial" w:eastAsia="Arial" w:hAnsi="Arial"/>
+                <w:sz w:val="20"/>
+                <w:szCs w:val="20"/>
+              </w:rPr>
+              <w:t xml:space="preserve">51</w:t>
+            </w:r>
+          </w:p>
+        </w:tc>
+        <w:tc>
+          <w:tcPr>
+            <w:tcW w:type="dxa" w:w="2600"/>
+            <w:tcBorders>
+              <w:top w:val="single" w:color="CCCCCC" w:sz="4"/>
+              <w:left w:val="single" w:color="CCCCCC" w:sz="4"/>
+              <w:bottom w:val="single" w:color="CCCCCC" w:sz="4"/>
+              <w:right w:val="single" w:color="CCCCCC" w:sz="4"/>
+            </w:tcBorders>
+            <w:tcMar>
+              <w:top w:type="dxa" w:w="80"/>
+              <w:left w:type="dxa" w:w="120"/>
+              <w:bottom w:type="dxa" w:w="80"/>
+              <w:right w:type="dxa" w:w="120"/>
+            </w:tcMar>
+          </w:tcPr>
+          <w:p>
+            <w:r>
+              <w:rPr>
+                <w:rFonts w:ascii="Arial" w:cs="Arial" w:eastAsia="Arial" w:hAnsi="Arial"/>
+                <w:sz w:val="20"/>
+                <w:szCs w:val="20"/>
+              </w:rPr>
+              <w:t xml:space="preserve">Ties ULO to highest-value application.</w:t>
+            </w:r>
+          </w:p>
+        </w:tc>
+      </w:tr>
+      <w:tr>
+        <w:tc>
+          <w:tcPr>
+            <w:tcW w:type="dxa" w:w="2300"/>
+            <w:tcBorders>
+              <w:top w:val="single" w:color="CCCCCC" w:sz="4"/>
+              <w:left w:val="single" w:color="CCCCCC" w:sz="4"/>
+              <w:bottom w:val="single" w:color="CCCCCC" w:sz="4"/>
+              <w:right w:val="single" w:color="CCCCCC" w:sz="4"/>
+            </w:tcBorders>
+            <w:shd w:fill="F2F2F2" w:val="clear"/>
+            <w:tcMar>
+              <w:top w:type="dxa" w:w="80"/>
+              <w:left w:type="dxa" w:w="120"/>
+              <w:bottom w:type="dxa" w:w="80"/>
+              <w:right w:type="dxa" w:w="120"/>
+            </w:tcMar>
+          </w:tcPr>
+          <w:p>
+            <w:r>
+              <w:rPr>
+                <w:rFonts w:ascii="Arial" w:cs="Arial" w:eastAsia="Arial" w:hAnsi="Arial"/>
+                <w:sz w:val="20"/>
+                <w:szCs w:val="20"/>
+              </w:rPr>
+              <w:t xml:space="preserve">Product roll (extreme-low-outgassing.jpg)</w:t>
+            </w:r>
+          </w:p>
+        </w:tc>
+        <w:tc>
+          <w:tcPr>
+            <w:tcW w:type="dxa" w:w="1700"/>
+            <w:tcBorders>
+              <w:top w:val="single" w:color="CCCCCC" w:sz="4"/>
+              <w:left w:val="single" w:color="CCCCCC" w:sz="4"/>
+              <w:bottom w:val="single" w:color="CCCCCC" w:sz="4"/>
+              <w:right w:val="single" w:color="CCCCCC" w:sz="4"/>
+            </w:tcBorders>
+            <w:shd w:fill="F2F2F2" w:val="clear"/>
+            <w:tcMar>
+              <w:top w:type="dxa" w:w="80"/>
+              <w:left w:type="dxa" w:w="120"/>
+              <w:bottom w:type="dxa" w:w="80"/>
+              <w:right w:type="dxa" w:w="120"/>
+            </w:tcMar>
+          </w:tcPr>
+          <w:p>
+            <w:r>
+              <w:rPr>
+                <w:rFonts w:ascii="Arial" w:cs="Arial" w:eastAsia="Arial" w:hAnsi="Arial"/>
+                <w:sz w:val="20"/>
+                <w:szCs w:val="20"/>
+              </w:rPr>
+              <w:t xml:space="preserve">extreme-low-outgassing</w:t>
+            </w:r>
+          </w:p>
+        </w:tc>
+        <w:tc>
+          <w:tcPr>
+            <w:tcW w:type="dxa" w:w="2600"/>
+            <w:tcBorders>
+              <w:top w:val="single" w:color="CCCCCC" w:sz="4"/>
+              <w:left w:val="single" w:color="CCCCCC" w:sz="4"/>
+              <w:bottom w:val="single" w:color="CCCCCC" w:sz="4"/>
+              <w:right w:val="single" w:color="CCCCCC" w:sz="4"/>
+            </w:tcBorders>
+            <w:shd w:fill="F2F2F2" w:val="clear"/>
+            <w:tcMar>
+              <w:top w:type="dxa" w:w="80"/>
+              <w:left w:type="dxa" w:w="120"/>
+              <w:bottom w:type="dxa" w:w="80"/>
+              <w:right w:type="dxa" w:w="120"/>
+            </w:tcMar>
+          </w:tcPr>
+          <w:p>
+            <w:r>
+              <w:rPr>
+                <w:rFonts w:ascii="Arial" w:cs="Arial" w:eastAsia="Arial" w:hAnsi="Arial"/>
+                <w:sz w:val="20"/>
+                <w:szCs w:val="20"/>
+              </w:rPr>
+              <w:t xml:space="preserve">CFB2500 extreme low outgassing poly film roll for cleanrooms</w:t>
+            </w:r>
+          </w:p>
+        </w:tc>
+        <w:tc>
+          <w:tcPr>
+            <w:tcW w:type="dxa" w:w="600"/>
+            <w:tcBorders>
+              <w:top w:val="single" w:color="CCCCCC" w:sz="4"/>
+              <w:left w:val="single" w:color="CCCCCC" w:sz="4"/>
+              <w:bottom w:val="single" w:color="CCCCCC" w:sz="4"/>
+              <w:right w:val="single" w:color="CCCCCC" w:sz="4"/>
+            </w:tcBorders>
+            <w:shd w:fill="F2F2F2" w:val="clear"/>
+            <w:tcMar>
+              <w:top w:type="dxa" w:w="80"/>
+              <w:left w:type="dxa" w:w="120"/>
+              <w:bottom w:type="dxa" w:w="80"/>
+              <w:right w:type="dxa" w:w="120"/>
+            </w:tcMar>
+          </w:tcPr>
+          <w:p>
+            <w:r>
+              <w:rPr>
+                <w:rFonts w:ascii="Arial" w:cs="Arial" w:eastAsia="Arial" w:hAnsi="Arial"/>
+                <w:sz w:val="20"/>
+                <w:szCs w:val="20"/>
+              </w:rPr>
+              <w:t xml:space="preserve">60</w:t>
+            </w:r>
+          </w:p>
+        </w:tc>
+        <w:tc>
+          <w:tcPr>
+            <w:tcW w:type="dxa" w:w="2600"/>
+            <w:tcBorders>
+              <w:top w:val="single" w:color="CCCCCC" w:sz="4"/>
+              <w:left w:val="single" w:color="CCCCCC" w:sz="4"/>
+              <w:bottom w:val="single" w:color="CCCCCC" w:sz="4"/>
+              <w:right w:val="single" w:color="CCCCCC" w:sz="4"/>
+            </w:tcBorders>
+            <w:shd w:fill="F2F2F2" w:val="clear"/>
+            <w:tcMar>
+              <w:top w:type="dxa" w:w="80"/>
+              <w:left w:type="dxa" w:w="120"/>
+              <w:bottom w:type="dxa" w:w="80"/>
+              <w:right w:type="dxa" w:w="120"/>
+            </w:tcMar>
+          </w:tcPr>
+          <w:p>
+            <w:r>
+              <w:rPr>
+                <w:rFonts w:ascii="Arial" w:cs="Arial" w:eastAsia="Arial" w:hAnsi="Arial"/>
+                <w:sz w:val="20"/>
+                <w:szCs w:val="20"/>
+              </w:rPr>
+              <w:t xml:space="preserve">Filename-dump replaced with product model + descriptive phrase.</w:t>
+            </w:r>
+          </w:p>
+        </w:tc>
+      </w:tr>
+    </w:tbl>
+    <w:p>
+      <w:pPr>
+        <w:spacing w:after="120"/>
+      </w:pPr>
+    </w:p>
+    <w:p>
+      <w:pPr>
+        <w:spacing w:after="120"/>
+      </w:pPr>
+      <w:r>
+        <w:rPr>
+          <w:rFonts w:ascii="Arial" w:cs="Arial" w:eastAsia="Arial" w:hAnsi="Arial"/>
+          <w:b/>
+          <w:bCs/>
+          <w:sz w:val="20"/>
+          <w:szCs w:val="20"/>
+        </w:rPr>
+        <w:t xml:space="preserve">Deployed Structured Data (Product schema) — LIVE as of 2026-09-07</w:t>
+      </w:r>
+    </w:p>
+    <w:p>
+      <w:pPr>
+        <w:shd w:fill="F5F5F5" w:val="clear"/>
+        <w:spacing w:after="0"/>
+        <w:ind w:left="360"/>
+      </w:pPr>
+      <w:r>
+        <w:rPr>
+          <w:rFonts w:ascii="Courier New" w:cs="Courier New" w:eastAsia="Courier New" w:hAnsi="Courier New"/>
+          <w:sz w:val="16"/>
+          <w:szCs w:val="16"/>
+        </w:rPr>
+        <w:t xml:space="preserve">&lt;script type="application/ld+json"&gt;</w:t>
+      </w:r>
+    </w:p>
+    <w:p>
+      <w:pPr>
+        <w:shd w:fill="F5F5F5" w:val="clear"/>
+        <w:spacing w:after="0"/>
+        <w:ind w:left="360"/>
+      </w:pPr>
+      <w:r>
+        <w:rPr>
+          <w:rFonts w:ascii="Courier New" w:cs="Courier New" w:eastAsia="Courier New" w:hAnsi="Courier New"/>
+          <w:sz w:val="16"/>
+          <w:szCs w:val="16"/>
+        </w:rPr>
+        <w:t xml:space="preserve">{</w:t>
+      </w:r>
+    </w:p>
+    <w:p>
+      <w:pPr>
+        <w:shd w:fill="F5F5F5" w:val="clear"/>
+        <w:spacing w:after="0"/>
+        <w:ind w:left="360"/>
+      </w:pPr>
+      <w:r>
+        <w:rPr>
+          <w:rFonts w:ascii="Courier New" w:cs="Courier New" w:eastAsia="Courier New" w:hAnsi="Courier New"/>
+          <w:sz w:val="16"/>
+          <w:szCs w:val="16"/>
+        </w:rPr>
+        <w:t xml:space="preserve">  "@context": "https://schema.org",</w:t>
+      </w:r>
+    </w:p>
+    <w:p>
+      <w:pPr>
+        <w:shd w:fill="F5F5F5" w:val="clear"/>
+        <w:spacing w:after="0"/>
+        <w:ind w:left="360"/>
+      </w:pPr>
+      <w:r>
+        <w:rPr>
+          <w:rFonts w:ascii="Courier New" w:cs="Courier New" w:eastAsia="Courier New" w:hAnsi="Courier New"/>
+          <w:sz w:val="16"/>
+          <w:szCs w:val="16"/>
+        </w:rPr>
+        <w:t xml:space="preserve">  "@type": "Product",</w:t>
+      </w:r>
+    </w:p>
+    <w:p>
+      <w:pPr>
+        <w:shd w:fill="F5F5F5" w:val="clear"/>
+        <w:spacing w:after="0"/>
+        <w:ind w:left="360"/>
+      </w:pPr>
+      <w:r>
+        <w:rPr>
+          <w:rFonts w:ascii="Courier New" w:cs="Courier New" w:eastAsia="Courier New" w:hAnsi="Courier New"/>
+          <w:sz w:val="16"/>
+          <w:szCs w:val="16"/>
+        </w:rPr>
+        <w:t xml:space="preserve">  "name": "ULO Extreme Low Outgassing Cleanroom Packaging Film",</w:t>
+      </w:r>
+    </w:p>
+    <w:p>
+      <w:pPr>
+        <w:shd w:fill="F5F5F5" w:val="clear"/>
+        <w:spacing w:after="0"/>
+        <w:ind w:left="360"/>
+      </w:pPr>
+      <w:r>
+        <w:rPr>
+          <w:rFonts w:ascii="Courier New" w:cs="Courier New" w:eastAsia="Courier New" w:hAnsi="Courier New"/>
+          <w:sz w:val="16"/>
+          <w:szCs w:val="16"/>
+        </w:rPr>
+        <w:t xml:space="preserve">  "description": "CFB's ULO poly film delivers extreme low outgassing for semiconductor, aerospace &amp; pharma cleanrooms — minimal contamination, maximum protection.",</w:t>
+      </w:r>
+    </w:p>
+    <w:p>
+      <w:pPr>
+        <w:shd w:fill="F5F5F5" w:val="clear"/>
+        <w:spacing w:after="0"/>
+        <w:ind w:left="360"/>
+      </w:pPr>
+      <w:r>
+        <w:rPr>
+          <w:rFonts w:ascii="Courier New" w:cs="Courier New" w:eastAsia="Courier New" w:hAnsi="Courier New"/>
+          <w:sz w:val="16"/>
+          <w:szCs w:val="16"/>
+        </w:rPr>
+        <w:t xml:space="preserve">  "brand": { "@type": "Brand", "name": "Cleanroom Film &amp; Bags" },</w:t>
+      </w:r>
+    </w:p>
+    <w:p>
+      <w:pPr>
+        <w:shd w:fill="F5F5F5" w:val="clear"/>
+        <w:spacing w:after="0"/>
+        <w:ind w:left="360"/>
+      </w:pPr>
+      <w:r>
+        <w:rPr>
+          <w:rFonts w:ascii="Courier New" w:cs="Courier New" w:eastAsia="Courier New" w:hAnsi="Courier New"/>
+          <w:sz w:val="16"/>
+          <w:szCs w:val="16"/>
+        </w:rPr>
+        <w:t xml:space="preserve">  "manufacturer": {</w:t>
+      </w:r>
+    </w:p>
+    <w:p>
+      <w:pPr>
+        <w:shd w:fill="F5F5F5" w:val="clear"/>
+        <w:spacing w:after="0"/>
+        <w:ind w:left="360"/>
+      </w:pPr>
+      <w:r>
+        <w:rPr>
+          <w:rFonts w:ascii="Courier New" w:cs="Courier New" w:eastAsia="Courier New" w:hAnsi="Courier New"/>
+          <w:sz w:val="16"/>
+          <w:szCs w:val="16"/>
+        </w:rPr>
+        <w:t xml:space="preserve">    "@type": "Organization",</w:t>
+      </w:r>
+    </w:p>
+    <w:p>
+      <w:pPr>
+        <w:shd w:fill="F5F5F5" w:val="clear"/>
+        <w:spacing w:after="0"/>
+        <w:ind w:left="360"/>
+      </w:pPr>
+      <w:r>
+        <w:rPr>
+          <w:rFonts w:ascii="Courier New" w:cs="Courier New" w:eastAsia="Courier New" w:hAnsi="Courier New"/>
+          <w:sz w:val="16"/>
+          <w:szCs w:val="16"/>
+        </w:rPr>
+        <w:t xml:space="preserve">    "name": "Cleanroom Film &amp; Bags",</w:t>
+      </w:r>
+    </w:p>
+    <w:p>
+      <w:pPr>
+        <w:shd w:fill="F5F5F5" w:val="clear"/>
+        <w:spacing w:after="0"/>
+        <w:ind w:left="360"/>
+      </w:pPr>
+      <w:r>
+        <w:rPr>
+          <w:rFonts w:ascii="Courier New" w:cs="Courier New" w:eastAsia="Courier New" w:hAnsi="Courier New"/>
+          <w:sz w:val="16"/>
+          <w:szCs w:val="16"/>
+        </w:rPr>
+        <w:t xml:space="preserve">    "url": "https://www.cleanroomfilm.com/"</w:t>
+      </w:r>
+    </w:p>
+    <w:p>
+      <w:pPr>
+        <w:shd w:fill="F5F5F5" w:val="clear"/>
+        <w:spacing w:after="0"/>
+        <w:ind w:left="360"/>
+      </w:pPr>
+      <w:r>
+        <w:rPr>
+          <w:rFonts w:ascii="Courier New" w:cs="Courier New" w:eastAsia="Courier New" w:hAnsi="Courier New"/>
+          <w:sz w:val="16"/>
+          <w:szCs w:val="16"/>
+        </w:rPr>
+        <w:t xml:space="preserve">  },</w:t>
+      </w:r>
+    </w:p>
+    <w:p>
+      <w:pPr>
+        <w:shd w:fill="F5F5F5" w:val="clear"/>
+        <w:spacing w:after="0"/>
+        <w:ind w:left="360"/>
+      </w:pPr>
+      <w:r>
+        <w:rPr>
+          <w:rFonts w:ascii="Courier New" w:cs="Courier New" w:eastAsia="Courier New" w:hAnsi="Courier New"/>
+          <w:sz w:val="16"/>
+          <w:szCs w:val="16"/>
+        </w:rPr>
+        <w:t xml:space="preserve">  "url": "https://www.cleanroomfilm.com/materials/extreme-low-outgassing-cleanroom-packaging",</w:t>
+      </w:r>
+    </w:p>
+    <w:p>
+      <w:pPr>
+        <w:shd w:fill="F5F5F5" w:val="clear"/>
+        <w:spacing w:after="0"/>
+        <w:ind w:left="360"/>
+      </w:pPr>
+      <w:r>
+        <w:rPr>
+          <w:rFonts w:ascii="Courier New" w:cs="Courier New" w:eastAsia="Courier New" w:hAnsi="Courier New"/>
+          <w:sz w:val="16"/>
+          <w:szCs w:val="16"/>
+        </w:rPr>
+        <w:t xml:space="preserve">  "category": "Cleanroom Packaging Materials"</w:t>
+      </w:r>
+    </w:p>
+    <w:p>
+      <w:pPr>
+        <w:shd w:fill="F5F5F5" w:val="clear"/>
+        <w:spacing w:after="0"/>
+        <w:ind w:left="360"/>
+      </w:pPr>
+      <w:r>
+        <w:rPr>
+          <w:rFonts w:ascii="Courier New" w:cs="Courier New" w:eastAsia="Courier New" w:hAnsi="Courier New"/>
+          <w:sz w:val="16"/>
+          <w:szCs w:val="16"/>
+        </w:rPr>
+        <w:t xml:space="preserve">}</w:t>
+      </w:r>
+    </w:p>
+    <w:p>
+      <w:pPr>
+        <w:shd w:fill="F5F5F5" w:val="clear"/>
+        <w:spacing w:after="0"/>
+        <w:ind w:left="360"/>
+      </w:pPr>
+      <w:r>
+        <w:rPr>
+          <w:rFonts w:ascii="Courier New" w:cs="Courier New" w:eastAsia="Courier New" w:hAnsi="Courier New"/>
+          <w:sz w:val="16"/>
+          <w:szCs w:val="16"/>
+        </w:rPr>
+        <w:t xml:space="preserve">&lt;/script&gt;</w:t>
+      </w:r>
+    </w:p>
+    <w:p>
+      <w:pPr>
+        <w:spacing w:after="160"/>
+      </w:pPr>
+    </w:p>
+    <w:p>
+      <w:pPr>
+        <w:pStyle w:val="Heading1"/>
+        <w:spacing w:after="160" w:before="400"/>
+      </w:pPr>
+      <w:r>
+        <w:rPr>
+          <w:rFonts w:ascii="Arial" w:cs="Arial" w:eastAsia="Arial" w:hAnsi="Arial"/>
+          <w:b/>
+          <w:bCs/>
+          <w:color w:val="003366"/>
+          <w:sz w:val="30"/>
+          <w:szCs w:val="30"/>
+        </w:rPr>
+        <w:t xml:space="preserve">CLEANTUFF® Cleanroom Packaging Film</w:t>
+      </w:r>
+    </w:p>
+    <w:p>
+      <w:pPr>
+        <w:spacing w:after="120"/>
+      </w:pPr>
+      <w:r>
+        <w:rPr>
+          <w:rFonts w:ascii="Arial" w:cs="Arial" w:eastAsia="Arial" w:hAnsi="Arial"/>
+          <w:b/>
+          <w:bCs/>
+          <w:color w:val="2E7D32"/>
+          <w:sz w:val="20"/>
+          <w:szCs w:val="20"/>
+        </w:rPr>
+        <w:t xml:space="preserve">VERIFIED LIVE 2026-09-07 (title, meta, 2 image alts, Product schema)</w:t>
+      </w:r>
+    </w:p>
+    <w:p>
+      <w:pPr>
+        <w:spacing w:after="120"/>
+      </w:pPr>
+      <w:r>
+        <w:rPr>
+          <w:rFonts w:ascii="Arial" w:cs="Arial" w:eastAsia="Arial" w:hAnsi="Arial"/>
+          <w:b/>
+          <w:bCs/>
+          <w:sz w:val="20"/>
+          <w:szCs w:val="20"/>
+        </w:rPr>
+        <w:t xml:space="preserve">Live URL: </w:t>
+      </w:r>
+      <w:r>
+        <w:rPr>
+          <w:rFonts w:ascii="Arial" w:cs="Arial" w:eastAsia="Arial" w:hAnsi="Arial"/>
+          <w:color w:val="0563C1"/>
+          <w:sz w:val="20"/>
+          <w:szCs w:val="20"/>
+        </w:rPr>
+        <w:t xml:space="preserve">https://www.cleanroomfilm.com/materials/cleantuff-cleanroom-packaging</w:t>
+      </w:r>
+    </w:p>
+    <w:p>
+      <w:pPr>
+        <w:spacing w:after="120"/>
+      </w:pPr>
+      <w:r>
+        <w:rPr>
+          <w:rFonts w:ascii="Arial" w:cs="Arial" w:eastAsia="Arial" w:hAnsi="Arial"/>
+          <w:b/>
+          <w:bCs/>
+          <w:sz w:val="20"/>
+          <w:szCs w:val="20"/>
+        </w:rPr>
+        <w:t xml:space="preserve">HubSpot editor: </w:t>
+      </w:r>
+      <w:r>
+        <w:rPr>
+          <w:rFonts w:ascii="Arial" w:cs="Arial" w:eastAsia="Arial" w:hAnsi="Arial"/>
+          <w:color w:val="0563C1"/>
+          <w:sz w:val="20"/>
+          <w:szCs w:val="20"/>
+        </w:rPr>
+        <w:t xml:space="preserve">https://app.hubspot.com/pages/24024882/editor/ (add page ID from HubSpot)</w:t>
+      </w:r>
+    </w:p>
+    <w:p>
+      <w:pPr>
+        <w:spacing w:after="120"/>
+      </w:pPr>
+      <w:r>
+        <w:rPr>
+          <w:rFonts w:ascii="Arial" w:cs="Arial" w:eastAsia="Arial" w:hAnsi="Arial"/>
+          <w:b/>
+          <w:bCs/>
+          <w:sz w:val="20"/>
+          <w:szCs w:val="20"/>
+        </w:rPr>
+        <w:t xml:space="preserve">Audited: </w:t>
+      </w:r>
+      <w:r>
+        <w:rPr>
+          <w:rFonts w:ascii="Arial" w:cs="Arial" w:eastAsia="Arial" w:hAnsi="Arial"/>
+          <w:sz w:val="20"/>
+          <w:szCs w:val="20"/>
+        </w:rPr>
+        <w:t xml:space="preserve">2026-09-07      </w:t>
+      </w:r>
+      <w:r>
+        <w:rPr>
+          <w:rFonts w:ascii="Arial" w:cs="Arial" w:eastAsia="Arial" w:hAnsi="Arial"/>
+          <w:b/>
+          <w:bCs/>
+          <w:sz w:val="20"/>
+          <w:szCs w:val="20"/>
+        </w:rPr>
+        <w:t xml:space="preserve">Primary keyword: </w:t>
+      </w:r>
+      <w:r>
+        <w:rPr>
+          <w:rFonts w:ascii="Arial" w:cs="Arial" w:eastAsia="Arial" w:hAnsi="Arial"/>
+          <w:sz w:val="20"/>
+          <w:szCs w:val="20"/>
+        </w:rPr>
+        <w:t xml:space="preserve">CLEANTUFF cleanroom packaging</w:t>
+      </w:r>
+    </w:p>
+    <w:p>
+      <w:pPr>
+        <w:spacing w:after="120"/>
+      </w:pPr>
+      <w:r>
+        <w:rPr>
+          <w:rFonts w:ascii="Arial" w:cs="Arial" w:eastAsia="Arial" w:hAnsi="Arial"/>
+          <w:b/>
+          <w:bCs/>
+          <w:sz w:val="20"/>
+          <w:szCs w:val="20"/>
+        </w:rPr>
+        <w:t xml:space="preserve">Secondary keywords: </w:t>
+      </w:r>
+      <w:r>
+        <w:rPr>
+          <w:rFonts w:ascii="Arial" w:cs="Arial" w:eastAsia="Arial" w:hAnsi="Arial"/>
+          <w:sz w:val="20"/>
+          <w:szCs w:val="20"/>
+        </w:rPr>
+        <w:t xml:space="preserve">LDPE cleanroom film, HDPE cleanroom bags, CT-100 film, CT-200 film, exclusive cleanroom film</w:t>
+      </w:r>
+    </w:p>
+    <w:p>
+      <w:pPr>
+        <w:spacing w:after="120"/>
+      </w:pPr>
+      <w:r>
+        <w:rPr>
+          <w:rFonts w:ascii="Arial" w:cs="Arial" w:eastAsia="Arial" w:hAnsi="Arial"/>
+          <w:b/>
+          <w:bCs/>
+          <w:sz w:val="20"/>
+          <w:szCs w:val="20"/>
+        </w:rPr>
+        <w:t xml:space="preserve">Recommended Page Title (55 chars)</w:t>
+      </w:r>
+      <w:r>
+        <w:rPr>
+          <w:rFonts w:ascii="Arial" w:cs="Arial" w:eastAsia="Arial" w:hAnsi="Arial"/>
+          <w:sz w:val="20"/>
+          <w:szCs w:val="20"/>
+        </w:rPr>
+        <w:t xml:space="preserve"/>
+      </w:r>
+    </w:p>
+    <w:p>
+      <w:pPr>
+        <w:spacing w:after="120"/>
+      </w:pPr>
+      <w:r>
+        <w:rPr>
+          <w:rFonts w:ascii="Arial" w:cs="Arial" w:eastAsia="Arial" w:hAnsi="Arial"/>
+          <w:b/>
+          <w:bCs/>
+          <w:color w:val="003366"/>
+          <w:sz w:val="22"/>
+          <w:szCs w:val="22"/>
+        </w:rPr>
+        <w:t xml:space="preserve">CLEANTUFF® Film: LDPE &amp; HDPE Cleanroom Packaging | CFB</w:t>
+      </w:r>
+    </w:p>
+    <w:p>
+      <w:pPr>
+        <w:spacing w:after="120"/>
+      </w:pPr>
+      <w:r>
+        <w:rPr>
+          <w:rFonts w:ascii="Arial" w:cs="Arial" w:eastAsia="Arial" w:hAnsi="Arial"/>
+          <w:b/>
+          <w:bCs/>
+          <w:sz w:val="20"/>
+          <w:szCs w:val="20"/>
+        </w:rPr>
+        <w:t xml:space="preserve">Recommended Meta Description (151 chars)</w:t>
+      </w:r>
+      <w:r>
+        <w:rPr>
+          <w:rFonts w:ascii="Arial" w:cs="Arial" w:eastAsia="Arial" w:hAnsi="Arial"/>
+          <w:sz w:val="20"/>
+          <w:szCs w:val="20"/>
+        </w:rPr>
+        <w:t xml:space="preserve"/>
+      </w:r>
+    </w:p>
+    <w:p>
+      <w:pPr>
+        <w:spacing w:after="120"/>
+      </w:pPr>
+      <w:r>
+        <w:rPr>
+          <w:rFonts w:ascii="Arial" w:cs="Arial" w:eastAsia="Arial" w:hAnsi="Arial"/>
+          <w:color w:val="333333"/>
+          <w:sz w:val="22"/>
+          <w:szCs w:val="22"/>
+        </w:rPr>
+        <w:t xml:space="preserve">CFB's exclusive CLEANTUFF® LDPE &amp; HDPE film — enhanced strength, elasticity, and contamination control for critical cleanroom packaging. Get a quote.</w:t>
+      </w:r>
+    </w:p>
+    <w:p>
+      <w:pPr>
+        <w:spacing w:after="120"/>
+      </w:pPr>
+      <w:r>
+        <w:rPr>
+          <w:rFonts w:ascii="Arial" w:cs="Arial" w:eastAsia="Arial" w:hAnsi="Arial"/>
+          <w:b/>
+          <w:bCs/>
+          <w:sz w:val="20"/>
+          <w:szCs w:val="20"/>
+        </w:rPr>
+        <w:t xml:space="preserve">Notes: </w:t>
+      </w:r>
+      <w:r>
+        <w:rPr>
+          <w:rFonts w:ascii="Arial" w:cs="Arial" w:eastAsia="Arial" w:hAnsi="Arial"/>
+          <w:sz w:val="20"/>
+          <w:szCs w:val="20"/>
+        </w:rPr>
+        <w:t xml:space="preserve">H1 "CLEANTUFF® Cleanroom Packaging" is correct — leave as-is. CT-100 and CT-200 H2 structure + spec tables are strong E-E-A-T. Add internal links to Medical and Semiconductor market pages — CLEANTUFF® is featured in both and page is currently an island.</w:t>
+      </w:r>
+    </w:p>
+    <w:p>
+      <w:pPr>
+        <w:spacing w:after="120"/>
+      </w:pPr>
+      <w:r>
+        <w:rPr>
+          <w:rFonts w:ascii="Arial" w:cs="Arial" w:eastAsia="Arial" w:hAnsi="Arial"/>
+          <w:b/>
+          <w:bCs/>
+          <w:sz w:val="20"/>
+          <w:szCs w:val="20"/>
+        </w:rPr>
+        <w:t xml:space="preserve">Image + Alt Text Audit (page-specific content images)</w:t>
+      </w:r>
+    </w:p>
+    <w:tbl>
+      <w:tblPr>
+        <w:tblW w:type="dxa" w:w="9800"/>
+        <w:tblBorders>
+          <w:top w:val="single" w:color="auto" w:sz="4"/>
+          <w:left w:val="single" w:color="auto" w:sz="4"/>
+          <w:bottom w:val="single" w:color="auto" w:sz="4"/>
+          <w:right w:val="single" w:color="auto" w:sz="4"/>
+          <w:insideH w:val="single" w:color="auto" w:sz="4"/>
+          <w:insideV w:val="single" w:color="auto" w:sz="4"/>
+        </w:tblBorders>
+      </w:tblPr>
+      <w:tblGrid>
+        <w:gridCol w:w="2300"/>
+        <w:gridCol w:w="1700"/>
+        <w:gridCol w:w="2600"/>
+        <w:gridCol w:w="600"/>
+        <w:gridCol w:w="2600"/>
+      </w:tblGrid>
+      <w:tr>
+        <w:trPr>
+          <w:tblHeader/>
+        </w:trPr>
+        <w:tc>
+          <w:tcPr>
+            <w:tcW w:type="dxa" w:w="2300"/>
+            <w:tcBorders>
+              <w:top w:val="single" w:color="CCCCCC" w:sz="4"/>
+              <w:left w:val="single" w:color="CCCCCC" w:sz="4"/>
+              <w:bottom w:val="single" w:color="CCCCCC" w:sz="4"/>
+              <w:right w:val="single" w:color="CCCCCC" w:sz="4"/>
+            </w:tcBorders>
+            <w:shd w:fill="D9E0E8" w:val="clear"/>
+            <w:tcMar>
+              <w:top w:type="dxa" w:w="80"/>
+              <w:left w:type="dxa" w:w="120"/>
+              <w:bottom w:type="dxa" w:w="80"/>
+              <w:right w:type="dxa" w:w="120"/>
+            </w:tcMar>
+          </w:tcPr>
+          <w:p>
+            <w:r>
+              <w:rPr>
+                <w:rFonts w:ascii="Arial" w:cs="Arial" w:eastAsia="Arial" w:hAnsi="Arial"/>
+                <w:b/>
+                <w:bCs/>
+                <w:color w:val="003366"/>
+                <w:sz w:val="20"/>
+                <w:szCs w:val="20"/>
+              </w:rPr>
+              <w:t xml:space="preserve">Image &amp; Context</w:t>
+            </w:r>
+          </w:p>
+        </w:tc>
+        <w:tc>
+          <w:tcPr>
+            <w:tcW w:type="dxa" w:w="1700"/>
+            <w:tcBorders>
+              <w:top w:val="single" w:color="CCCCCC" w:sz="4"/>
+              <w:left w:val="single" w:color="CCCCCC" w:sz="4"/>
+              <w:bottom w:val="single" w:color="CCCCCC" w:sz="4"/>
+              <w:right w:val="single" w:color="CCCCCC" w:sz="4"/>
+            </w:tcBorders>
+            <w:shd w:fill="D9E0E8" w:val="clear"/>
+            <w:tcMar>
+              <w:top w:type="dxa" w:w="80"/>
+              <w:left w:type="dxa" w:w="120"/>
+              <w:bottom w:type="dxa" w:w="80"/>
+              <w:right w:type="dxa" w:w="120"/>
+            </w:tcMar>
+          </w:tcPr>
+          <w:p>
+            <w:r>
+              <w:rPr>
+                <w:rFonts w:ascii="Arial" w:cs="Arial" w:eastAsia="Arial" w:hAnsi="Arial"/>
+                <w:b/>
+                <w:bCs/>
+                <w:color w:val="003366"/>
+                <w:sz w:val="20"/>
+                <w:szCs w:val="20"/>
+              </w:rPr>
+              <w:t xml:space="preserve">Current Alt</w:t>
+            </w:r>
+          </w:p>
+        </w:tc>
+        <w:tc>
+          <w:tcPr>
+            <w:tcW w:type="dxa" w:w="2600"/>
+            <w:tcBorders>
+              <w:top w:val="single" w:color="CCCCCC" w:sz="4"/>
+              <w:left w:val="single" w:color="CCCCCC" w:sz="4"/>
+              <w:bottom w:val="single" w:color="CCCCCC" w:sz="4"/>
+              <w:right w:val="single" w:color="CCCCCC" w:sz="4"/>
+            </w:tcBorders>
+            <w:shd w:fill="D9E0E8" w:val="clear"/>
+            <w:tcMar>
+              <w:top w:type="dxa" w:w="80"/>
+              <w:left w:type="dxa" w:w="120"/>
+              <w:bottom w:type="dxa" w:w="80"/>
+              <w:right w:type="dxa" w:w="120"/>
+            </w:tcMar>
+          </w:tcPr>
+          <w:p>
+            <w:r>
+              <w:rPr>
+                <w:rFonts w:ascii="Arial" w:cs="Arial" w:eastAsia="Arial" w:hAnsi="Arial"/>
+                <w:b/>
+                <w:bCs/>
+                <w:color w:val="003366"/>
+                <w:sz w:val="20"/>
+                <w:szCs w:val="20"/>
+              </w:rPr>
+              <w:t xml:space="preserve">Suggested Alt Text</w:t>
+            </w:r>
+          </w:p>
+        </w:tc>
+        <w:tc>
+          <w:tcPr>
+            <w:tcW w:type="dxa" w:w="600"/>
+            <w:tcBorders>
+              <w:top w:val="single" w:color="CCCCCC" w:sz="4"/>
+              <w:left w:val="single" w:color="CCCCCC" w:sz="4"/>
+              <w:bottom w:val="single" w:color="CCCCCC" w:sz="4"/>
+              <w:right w:val="single" w:color="CCCCCC" w:sz="4"/>
+            </w:tcBorders>
+            <w:shd w:fill="D9E0E8" w:val="clear"/>
+            <w:tcMar>
+              <w:top w:type="dxa" w:w="80"/>
+              <w:left w:type="dxa" w:w="120"/>
+              <w:bottom w:type="dxa" w:w="80"/>
+              <w:right w:type="dxa" w:w="120"/>
+            </w:tcMar>
+          </w:tcPr>
+          <w:p>
+            <w:r>
+              <w:rPr>
+                <w:rFonts w:ascii="Arial" w:cs="Arial" w:eastAsia="Arial" w:hAnsi="Arial"/>
+                <w:b/>
+                <w:bCs/>
+                <w:color w:val="003366"/>
+                <w:sz w:val="20"/>
+                <w:szCs w:val="20"/>
+              </w:rPr>
+              <w:t xml:space="preserve">Chars</w:t>
+            </w:r>
+          </w:p>
+        </w:tc>
+        <w:tc>
+          <w:tcPr>
+            <w:tcW w:type="dxa" w:w="2600"/>
+            <w:tcBorders>
+              <w:top w:val="single" w:color="CCCCCC" w:sz="4"/>
+              <w:left w:val="single" w:color="CCCCCC" w:sz="4"/>
+              <w:bottom w:val="single" w:color="CCCCCC" w:sz="4"/>
+              <w:right w:val="single" w:color="CCCCCC" w:sz="4"/>
+            </w:tcBorders>
+            <w:shd w:fill="D9E0E8" w:val="clear"/>
+            <w:tcMar>
+              <w:top w:type="dxa" w:w="80"/>
+              <w:left w:type="dxa" w:w="120"/>
+              <w:bottom w:type="dxa" w:w="80"/>
+              <w:right w:type="dxa" w:w="120"/>
+            </w:tcMar>
+          </w:tcPr>
+          <w:p>
+            <w:r>
+              <w:rPr>
+                <w:rFonts w:ascii="Arial" w:cs="Arial" w:eastAsia="Arial" w:hAnsi="Arial"/>
+                <w:b/>
+                <w:bCs/>
+                <w:color w:val="003366"/>
+                <w:sz w:val="20"/>
+                <w:szCs w:val="20"/>
+              </w:rPr>
+              <w:t xml:space="preserve">Rationale &amp; SEO Benefit</w:t>
+            </w:r>
+          </w:p>
+        </w:tc>
+      </w:tr>
+      <w:tr>
+        <w:tc>
+          <w:tcPr>
+            <w:tcW w:type="dxa" w:w="2300"/>
+            <w:tcBorders>
+              <w:top w:val="single" w:color="CCCCCC" w:sz="4"/>
+              <w:left w:val="single" w:color="CCCCCC" w:sz="4"/>
+              <w:bottom w:val="single" w:color="CCCCCC" w:sz="4"/>
+              <w:right w:val="single" w:color="CCCCCC" w:sz="4"/>
+            </w:tcBorders>
+            <w:tcMar>
+              <w:top w:type="dxa" w:w="80"/>
+              <w:left w:type="dxa" w:w="120"/>
+              <w:bottom w:type="dxa" w:w="80"/>
+              <w:right w:type="dxa" w:w="120"/>
+            </w:tcMar>
+          </w:tcPr>
+          <w:p>
+            <w:r>
+              <w:rPr>
+                <w:rFonts w:ascii="Arial" w:cs="Arial" w:eastAsia="Arial" w:hAnsi="Arial"/>
+                <w:sz w:val="20"/>
+                <w:szCs w:val="20"/>
+              </w:rPr>
+              <w:t xml:space="preserve">Sheeting photo (cleanroom-film-products-sheeting.jpg)</w:t>
+            </w:r>
+          </w:p>
+        </w:tc>
+        <w:tc>
+          <w:tcPr>
+            <w:tcW w:type="dxa" w:w="1700"/>
+            <w:tcBorders>
+              <w:top w:val="single" w:color="CCCCCC" w:sz="4"/>
+              <w:left w:val="single" w:color="CCCCCC" w:sz="4"/>
+              <w:bottom w:val="single" w:color="CCCCCC" w:sz="4"/>
+              <w:right w:val="single" w:color="CCCCCC" w:sz="4"/>
+            </w:tcBorders>
+            <w:tcMar>
+              <w:top w:type="dxa" w:w="80"/>
+              <w:left w:type="dxa" w:w="120"/>
+              <w:bottom w:type="dxa" w:w="80"/>
+              <w:right w:type="dxa" w:w="120"/>
+            </w:tcMar>
+          </w:tcPr>
+          <w:p>
+            <w:r>
+              <w:rPr>
+                <w:rFonts w:ascii="Arial" w:cs="Arial" w:eastAsia="Arial" w:hAnsi="Arial"/>
+                <w:sz w:val="20"/>
+                <w:szCs w:val="20"/>
+              </w:rPr>
+              <w:t xml:space="preserve">cleanroom-film-products-sheeting</w:t>
+            </w:r>
+          </w:p>
+        </w:tc>
+        <w:tc>
+          <w:tcPr>
+            <w:tcW w:type="dxa" w:w="2600"/>
+            <w:tcBorders>
+              <w:top w:val="single" w:color="CCCCCC" w:sz="4"/>
+              <w:left w:val="single" w:color="CCCCCC" w:sz="4"/>
+              <w:bottom w:val="single" w:color="CCCCCC" w:sz="4"/>
+              <w:right w:val="single" w:color="CCCCCC" w:sz="4"/>
+            </w:tcBorders>
+            <w:tcMar>
+              <w:top w:type="dxa" w:w="80"/>
+              <w:left w:type="dxa" w:w="120"/>
+              <w:bottom w:type="dxa" w:w="80"/>
+              <w:right w:type="dxa" w:w="120"/>
+            </w:tcMar>
+          </w:tcPr>
+          <w:p>
+            <w:r>
+              <w:rPr>
+                <w:rFonts w:ascii="Arial" w:cs="Arial" w:eastAsia="Arial" w:hAnsi="Arial"/>
+                <w:sz w:val="20"/>
+                <w:szCs w:val="20"/>
+              </w:rPr>
+              <w:t xml:space="preserve">CT-100 CLEANTUFF® LDPE cleanroom packaging sheeting by CFB</w:t>
+            </w:r>
+          </w:p>
+        </w:tc>
+        <w:tc>
+          <w:tcPr>
+            <w:tcW w:type="dxa" w:w="600"/>
+            <w:tcBorders>
+              <w:top w:val="single" w:color="CCCCCC" w:sz="4"/>
+              <w:left w:val="single" w:color="CCCCCC" w:sz="4"/>
+              <w:bottom w:val="single" w:color="CCCCCC" w:sz="4"/>
+              <w:right w:val="single" w:color="CCCCCC" w:sz="4"/>
+            </w:tcBorders>
+            <w:tcMar>
+              <w:top w:type="dxa" w:w="80"/>
+              <w:left w:type="dxa" w:w="120"/>
+              <w:bottom w:type="dxa" w:w="80"/>
+              <w:right w:type="dxa" w:w="120"/>
+            </w:tcMar>
+          </w:tcPr>
+          <w:p>
+            <w:r>
+              <w:rPr>
+                <w:rFonts w:ascii="Arial" w:cs="Arial" w:eastAsia="Arial" w:hAnsi="Arial"/>
+                <w:sz w:val="20"/>
+                <w:szCs w:val="20"/>
+              </w:rPr>
+              <w:t xml:space="preserve">58</w:t>
+            </w:r>
+          </w:p>
+        </w:tc>
+        <w:tc>
+          <w:tcPr>
+            <w:tcW w:type="dxa" w:w="2600"/>
+            <w:tcBorders>
+              <w:top w:val="single" w:color="CCCCCC" w:sz="4"/>
+              <w:left w:val="single" w:color="CCCCCC" w:sz="4"/>
+              <w:bottom w:val="single" w:color="CCCCCC" w:sz="4"/>
+              <w:right w:val="single" w:color="CCCCCC" w:sz="4"/>
+            </w:tcBorders>
+            <w:tcMar>
+              <w:top w:type="dxa" w:w="80"/>
+              <w:left w:type="dxa" w:w="120"/>
+              <w:bottom w:type="dxa" w:w="80"/>
+              <w:right w:type="dxa" w:w="120"/>
+            </w:tcMar>
+          </w:tcPr>
+          <w:p>
+            <w:r>
+              <w:rPr>
+                <w:rFonts w:ascii="Arial" w:cs="Arial" w:eastAsia="Arial" w:hAnsi="Arial"/>
+                <w:sz w:val="20"/>
+                <w:szCs w:val="20"/>
+              </w:rPr>
+              <w:t xml:space="preserve">Filename-dump alt replaced with material name + product type + brand.</w:t>
+            </w:r>
+          </w:p>
+        </w:tc>
+      </w:tr>
+      <w:tr>
+        <w:tc>
+          <w:tcPr>
+            <w:tcW w:type="dxa" w:w="2300"/>
+            <w:tcBorders>
+              <w:top w:val="single" w:color="CCCCCC" w:sz="4"/>
+              <w:left w:val="single" w:color="CCCCCC" w:sz="4"/>
+              <w:bottom w:val="single" w:color="CCCCCC" w:sz="4"/>
+              <w:right w:val="single" w:color="CCCCCC" w:sz="4"/>
+            </w:tcBorders>
+            <w:shd w:fill="F2F2F2" w:val="clear"/>
+            <w:tcMar>
+              <w:top w:type="dxa" w:w="80"/>
+              <w:left w:type="dxa" w:w="120"/>
+              <w:bottom w:type="dxa" w:w="80"/>
+              <w:right w:type="dxa" w:w="120"/>
+            </w:tcMar>
+          </w:tcPr>
+          <w:p>
+            <w:r>
+              <w:rPr>
+                <w:rFonts w:ascii="Arial" w:cs="Arial" w:eastAsia="Arial" w:hAnsi="Arial"/>
+                <w:sz w:val="20"/>
+                <w:szCs w:val="20"/>
+              </w:rPr>
+              <w:t xml:space="preserve">Material shot (CLEANTUFF.avif)</w:t>
+            </w:r>
+          </w:p>
+        </w:tc>
+        <w:tc>
+          <w:tcPr>
+            <w:tcW w:type="dxa" w:w="1700"/>
+            <w:tcBorders>
+              <w:top w:val="single" w:color="CCCCCC" w:sz="4"/>
+              <w:left w:val="single" w:color="CCCCCC" w:sz="4"/>
+              <w:bottom w:val="single" w:color="CCCCCC" w:sz="4"/>
+              <w:right w:val="single" w:color="CCCCCC" w:sz="4"/>
+            </w:tcBorders>
+            <w:shd w:fill="F2F2F2" w:val="clear"/>
+            <w:tcMar>
+              <w:top w:type="dxa" w:w="80"/>
+              <w:left w:type="dxa" w:w="120"/>
+              <w:bottom w:type="dxa" w:w="80"/>
+              <w:right w:type="dxa" w:w="120"/>
+            </w:tcMar>
+          </w:tcPr>
+          <w:p>
+            <w:r>
+              <w:rPr>
+                <w:rFonts w:ascii="Arial" w:cs="Arial" w:eastAsia="Arial" w:hAnsi="Arial"/>
+                <w:sz w:val="20"/>
+                <w:szCs w:val="20"/>
+              </w:rPr>
+              <w:t xml:space="preserve">CLEANTUFF</w:t>
+            </w:r>
+          </w:p>
+        </w:tc>
+        <w:tc>
+          <w:tcPr>
+            <w:tcW w:type="dxa" w:w="2600"/>
+            <w:tcBorders>
+              <w:top w:val="single" w:color="CCCCCC" w:sz="4"/>
+              <w:left w:val="single" w:color="CCCCCC" w:sz="4"/>
+              <w:bottom w:val="single" w:color="CCCCCC" w:sz="4"/>
+              <w:right w:val="single" w:color="CCCCCC" w:sz="4"/>
+            </w:tcBorders>
+            <w:shd w:fill="F2F2F2" w:val="clear"/>
+            <w:tcMar>
+              <w:top w:type="dxa" w:w="80"/>
+              <w:left w:type="dxa" w:w="120"/>
+              <w:bottom w:type="dxa" w:w="80"/>
+              <w:right w:type="dxa" w:w="120"/>
+            </w:tcMar>
+          </w:tcPr>
+          <w:p>
+            <w:r>
+              <w:rPr>
+                <w:rFonts w:ascii="Arial" w:cs="Arial" w:eastAsia="Arial" w:hAnsi="Arial"/>
+                <w:sz w:val="20"/>
+                <w:szCs w:val="20"/>
+              </w:rPr>
+              <w:t xml:space="preserve">CLEANTUFF® LDPE and HDPE cleanroom film rolls manufactured by CFB</w:t>
+            </w:r>
+          </w:p>
+        </w:tc>
+        <w:tc>
+          <w:tcPr>
+            <w:tcW w:type="dxa" w:w="600"/>
+            <w:tcBorders>
+              <w:top w:val="single" w:color="CCCCCC" w:sz="4"/>
+              <w:left w:val="single" w:color="CCCCCC" w:sz="4"/>
+              <w:bottom w:val="single" w:color="CCCCCC" w:sz="4"/>
+              <w:right w:val="single" w:color="CCCCCC" w:sz="4"/>
+            </w:tcBorders>
+            <w:shd w:fill="F2F2F2" w:val="clear"/>
+            <w:tcMar>
+              <w:top w:type="dxa" w:w="80"/>
+              <w:left w:type="dxa" w:w="120"/>
+              <w:bottom w:type="dxa" w:w="80"/>
+              <w:right w:type="dxa" w:w="120"/>
+            </w:tcMar>
+          </w:tcPr>
+          <w:p>
+            <w:r>
+              <w:rPr>
+                <w:rFonts w:ascii="Arial" w:cs="Arial" w:eastAsia="Arial" w:hAnsi="Arial"/>
+                <w:sz w:val="20"/>
+                <w:szCs w:val="20"/>
+              </w:rPr>
+              <w:t xml:space="preserve">65</w:t>
+            </w:r>
+          </w:p>
+        </w:tc>
+        <w:tc>
+          <w:tcPr>
+            <w:tcW w:type="dxa" w:w="2600"/>
+            <w:tcBorders>
+              <w:top w:val="single" w:color="CCCCCC" w:sz="4"/>
+              <w:left w:val="single" w:color="CCCCCC" w:sz="4"/>
+              <w:bottom w:val="single" w:color="CCCCCC" w:sz="4"/>
+              <w:right w:val="single" w:color="CCCCCC" w:sz="4"/>
+            </w:tcBorders>
+            <w:shd w:fill="F2F2F2" w:val="clear"/>
+            <w:tcMar>
+              <w:top w:type="dxa" w:w="80"/>
+              <w:left w:type="dxa" w:w="120"/>
+              <w:bottom w:type="dxa" w:w="80"/>
+              <w:right w:type="dxa" w:w="120"/>
+            </w:tcMar>
+          </w:tcPr>
+          <w:p>
+            <w:r>
+              <w:rPr>
+                <w:rFonts w:ascii="Arial" w:cs="Arial" w:eastAsia="Arial" w:hAnsi="Arial"/>
+                <w:sz w:val="20"/>
+                <w:szCs w:val="20"/>
+              </w:rPr>
+              <w:t xml:space="preserve">Bare brand name replaced with full material description + both variants.</w:t>
+            </w:r>
+          </w:p>
+        </w:tc>
+      </w:tr>
+    </w:tbl>
+    <w:p>
+      <w:pPr>
+        <w:spacing w:after="120"/>
+      </w:pPr>
+    </w:p>
+    <w:p>
+      <w:pPr>
+        <w:spacing w:after="120"/>
+      </w:pPr>
+      <w:r>
+        <w:rPr>
+          <w:rFonts w:ascii="Arial" w:cs="Arial" w:eastAsia="Arial" w:hAnsi="Arial"/>
+          <w:b/>
+          <w:bCs/>
+          <w:sz w:val="20"/>
+          <w:szCs w:val="20"/>
+        </w:rPr>
+        <w:t xml:space="preserve">Deployed Structured Data (Product schema) — LIVE as of 2026-09-07</w:t>
+      </w:r>
+    </w:p>
+    <w:p>
+      <w:pPr>
+        <w:shd w:fill="F5F5F5" w:val="clear"/>
+        <w:spacing w:after="0"/>
+        <w:ind w:left="360"/>
+      </w:pPr>
+      <w:r>
+        <w:rPr>
+          <w:rFonts w:ascii="Courier New" w:cs="Courier New" w:eastAsia="Courier New" w:hAnsi="Courier New"/>
+          <w:sz w:val="16"/>
+          <w:szCs w:val="16"/>
+        </w:rPr>
+        <w:t xml:space="preserve">&lt;script type="application/ld+json"&gt;</w:t>
+      </w:r>
+    </w:p>
+    <w:p>
+      <w:pPr>
+        <w:shd w:fill="F5F5F5" w:val="clear"/>
+        <w:spacing w:after="0"/>
+        <w:ind w:left="360"/>
+      </w:pPr>
+      <w:r>
+        <w:rPr>
+          <w:rFonts w:ascii="Courier New" w:cs="Courier New" w:eastAsia="Courier New" w:hAnsi="Courier New"/>
+          <w:sz w:val="16"/>
+          <w:szCs w:val="16"/>
+        </w:rPr>
+        <w:t xml:space="preserve">{</w:t>
+      </w:r>
+    </w:p>
+    <w:p>
+      <w:pPr>
+        <w:shd w:fill="F5F5F5" w:val="clear"/>
+        <w:spacing w:after="0"/>
+        <w:ind w:left="360"/>
+      </w:pPr>
+      <w:r>
+        <w:rPr>
+          <w:rFonts w:ascii="Courier New" w:cs="Courier New" w:eastAsia="Courier New" w:hAnsi="Courier New"/>
+          <w:sz w:val="16"/>
+          <w:szCs w:val="16"/>
+        </w:rPr>
+        <w:t xml:space="preserve">  "@context": "https://schema.org",</w:t>
+      </w:r>
+    </w:p>
+    <w:p>
+      <w:pPr>
+        <w:shd w:fill="F5F5F5" w:val="clear"/>
+        <w:spacing w:after="0"/>
+        <w:ind w:left="360"/>
+      </w:pPr>
+      <w:r>
+        <w:rPr>
+          <w:rFonts w:ascii="Courier New" w:cs="Courier New" w:eastAsia="Courier New" w:hAnsi="Courier New"/>
+          <w:sz w:val="16"/>
+          <w:szCs w:val="16"/>
+        </w:rPr>
+        <w:t xml:space="preserve">  "@type": "Product",</w:t>
+      </w:r>
+    </w:p>
+    <w:p>
+      <w:pPr>
+        <w:shd w:fill="F5F5F5" w:val="clear"/>
+        <w:spacing w:after="0"/>
+        <w:ind w:left="360"/>
+      </w:pPr>
+      <w:r>
+        <w:rPr>
+          <w:rFonts w:ascii="Courier New" w:cs="Courier New" w:eastAsia="Courier New" w:hAnsi="Courier New"/>
+          <w:sz w:val="16"/>
+          <w:szCs w:val="16"/>
+        </w:rPr>
+        <w:t xml:space="preserve">  "name": "CLEANTUFF® Cleanroom Packaging Film",</w:t>
+      </w:r>
+    </w:p>
+    <w:p>
+      <w:pPr>
+        <w:shd w:fill="F5F5F5" w:val="clear"/>
+        <w:spacing w:after="0"/>
+        <w:ind w:left="360"/>
+      </w:pPr>
+      <w:r>
+        <w:rPr>
+          <w:rFonts w:ascii="Courier New" w:cs="Courier New" w:eastAsia="Courier New" w:hAnsi="Courier New"/>
+          <w:sz w:val="16"/>
+          <w:szCs w:val="16"/>
+        </w:rPr>
+        <w:t xml:space="preserve">  "description": "CFB's exclusive CLEANTUFF® LDPE &amp; HDPE cleanroom packaging film — uniquely formulated for enhanced strength, elasticity, and contamination control.",</w:t>
+      </w:r>
+    </w:p>
+    <w:p>
+      <w:pPr>
+        <w:shd w:fill="F5F5F5" w:val="clear"/>
+        <w:spacing w:after="0"/>
+        <w:ind w:left="360"/>
+      </w:pPr>
+      <w:r>
+        <w:rPr>
+          <w:rFonts w:ascii="Courier New" w:cs="Courier New" w:eastAsia="Courier New" w:hAnsi="Courier New"/>
+          <w:sz w:val="16"/>
+          <w:szCs w:val="16"/>
+        </w:rPr>
+        <w:t xml:space="preserve">  "brand": { "@type": "Brand", "name": "Cleanroom Film &amp; Bags" },</w:t>
+      </w:r>
+    </w:p>
+    <w:p>
+      <w:pPr>
+        <w:shd w:fill="F5F5F5" w:val="clear"/>
+        <w:spacing w:after="0"/>
+        <w:ind w:left="360"/>
+      </w:pPr>
+      <w:r>
+        <w:rPr>
+          <w:rFonts w:ascii="Courier New" w:cs="Courier New" w:eastAsia="Courier New" w:hAnsi="Courier New"/>
+          <w:sz w:val="16"/>
+          <w:szCs w:val="16"/>
+        </w:rPr>
+        <w:t xml:space="preserve">  "manufacturer": {</w:t>
+      </w:r>
+    </w:p>
+    <w:p>
+      <w:pPr>
+        <w:shd w:fill="F5F5F5" w:val="clear"/>
+        <w:spacing w:after="0"/>
+        <w:ind w:left="360"/>
+      </w:pPr>
+      <w:r>
+        <w:rPr>
+          <w:rFonts w:ascii="Courier New" w:cs="Courier New" w:eastAsia="Courier New" w:hAnsi="Courier New"/>
+          <w:sz w:val="16"/>
+          <w:szCs w:val="16"/>
+        </w:rPr>
+        <w:t xml:space="preserve">    "@type": "Organization",</w:t>
+      </w:r>
+    </w:p>
+    <w:p>
+      <w:pPr>
+        <w:shd w:fill="F5F5F5" w:val="clear"/>
+        <w:spacing w:after="0"/>
+        <w:ind w:left="360"/>
+      </w:pPr>
+      <w:r>
+        <w:rPr>
+          <w:rFonts w:ascii="Courier New" w:cs="Courier New" w:eastAsia="Courier New" w:hAnsi="Courier New"/>
+          <w:sz w:val="16"/>
+          <w:szCs w:val="16"/>
+        </w:rPr>
+        <w:t xml:space="preserve">    "name": "Cleanroom Film &amp; Bags",</w:t>
+      </w:r>
+    </w:p>
+    <w:p>
+      <w:pPr>
+        <w:shd w:fill="F5F5F5" w:val="clear"/>
+        <w:spacing w:after="0"/>
+        <w:ind w:left="360"/>
+      </w:pPr>
+      <w:r>
+        <w:rPr>
+          <w:rFonts w:ascii="Courier New" w:cs="Courier New" w:eastAsia="Courier New" w:hAnsi="Courier New"/>
+          <w:sz w:val="16"/>
+          <w:szCs w:val="16"/>
+        </w:rPr>
+        <w:t xml:space="preserve">    "url": "https://www.cleanroomfilm.com/"</w:t>
+      </w:r>
+    </w:p>
+    <w:p>
+      <w:pPr>
+        <w:shd w:fill="F5F5F5" w:val="clear"/>
+        <w:spacing w:after="0"/>
+        <w:ind w:left="360"/>
+      </w:pPr>
+      <w:r>
+        <w:rPr>
+          <w:rFonts w:ascii="Courier New" w:cs="Courier New" w:eastAsia="Courier New" w:hAnsi="Courier New"/>
+          <w:sz w:val="16"/>
+          <w:szCs w:val="16"/>
+        </w:rPr>
+        <w:t xml:space="preserve">  },</w:t>
+      </w:r>
+    </w:p>
+    <w:p>
+      <w:pPr>
+        <w:shd w:fill="F5F5F5" w:val="clear"/>
+        <w:spacing w:after="0"/>
+        <w:ind w:left="360"/>
+      </w:pPr>
+      <w:r>
+        <w:rPr>
+          <w:rFonts w:ascii="Courier New" w:cs="Courier New" w:eastAsia="Courier New" w:hAnsi="Courier New"/>
+          <w:sz w:val="16"/>
+          <w:szCs w:val="16"/>
+        </w:rPr>
+        <w:t xml:space="preserve">  "url": "https://www.cleanroomfilm.com/materials/cleantuff-cleanroom-packaging",</w:t>
+      </w:r>
+    </w:p>
+    <w:p>
+      <w:pPr>
+        <w:shd w:fill="F5F5F5" w:val="clear"/>
+        <w:spacing w:after="0"/>
+        <w:ind w:left="360"/>
+      </w:pPr>
+      <w:r>
+        <w:rPr>
+          <w:rFonts w:ascii="Courier New" w:cs="Courier New" w:eastAsia="Courier New" w:hAnsi="Courier New"/>
+          <w:sz w:val="16"/>
+          <w:szCs w:val="16"/>
+        </w:rPr>
+        <w:t xml:space="preserve">  "category": "Cleanroom Packaging Materials"</w:t>
+      </w:r>
+    </w:p>
+    <w:p>
+      <w:pPr>
+        <w:shd w:fill="F5F5F5" w:val="clear"/>
+        <w:spacing w:after="0"/>
+        <w:ind w:left="360"/>
+      </w:pPr>
+      <w:r>
+        <w:rPr>
+          <w:rFonts w:ascii="Courier New" w:cs="Courier New" w:eastAsia="Courier New" w:hAnsi="Courier New"/>
+          <w:sz w:val="16"/>
+          <w:szCs w:val="16"/>
+        </w:rPr>
+        <w:t xml:space="preserve">}</w:t>
+      </w:r>
+    </w:p>
+    <w:p>
+      <w:pPr>
+        <w:shd w:fill="F5F5F5" w:val="clear"/>
+        <w:spacing w:after="0"/>
+        <w:ind w:left="360"/>
+      </w:pPr>
+      <w:r>
+        <w:rPr>
+          <w:rFonts w:ascii="Courier New" w:cs="Courier New" w:eastAsia="Courier New" w:hAnsi="Courier New"/>
+          <w:sz w:val="16"/>
+          <w:szCs w:val="16"/>
+        </w:rPr>
+        <w:t xml:space="preserve">&lt;/script&gt;</w:t>
+      </w:r>
+    </w:p>
+    <w:p>
+      <w:pPr>
+        <w:spacing w:after="160"/>
+      </w:pPr>
+    </w:p>
+    <w:p>
+      <w:pPr>
+        <w:pStyle w:val="Heading1"/>
+        <w:spacing w:after="160" w:before="400"/>
+      </w:pPr>
+      <w:r>
+        <w:rPr>
+          <w:rFonts w:ascii="Arial" w:cs="Arial" w:eastAsia="Arial" w:hAnsi="Arial"/>
+          <w:b/>
+          <w:bCs/>
+          <w:color w:val="003366"/>
+          <w:sz w:val="30"/>
+          <w:szCs w:val="30"/>
+        </w:rPr>
+        <w:t xml:space="preserve">Aclar® Cleanroom Packaging Film</w:t>
+      </w:r>
+    </w:p>
+    <w:p>
+      <w:pPr>
+        <w:spacing w:after="120"/>
+      </w:pPr>
+      <w:r>
+        <w:rPr>
+          <w:rFonts w:ascii="Arial" w:cs="Arial" w:eastAsia="Arial" w:hAnsi="Arial"/>
+          <w:b/>
+          <w:bCs/>
+          <w:color w:val="2E7D32"/>
+          <w:sz w:val="20"/>
+          <w:szCs w:val="20"/>
+        </w:rPr>
+        <w:t xml:space="preserve">VERIFIED LIVE 2026-09-07 (title, meta, 5 image alts, Product schema)</w:t>
+      </w:r>
+    </w:p>
+    <w:p>
+      <w:pPr>
+        <w:spacing w:after="120"/>
+      </w:pPr>
+      <w:r>
+        <w:rPr>
+          <w:rFonts w:ascii="Arial" w:cs="Arial" w:eastAsia="Arial" w:hAnsi="Arial"/>
+          <w:b/>
+          <w:bCs/>
+          <w:sz w:val="20"/>
+          <w:szCs w:val="20"/>
+        </w:rPr>
+        <w:t xml:space="preserve">Live URL: </w:t>
+      </w:r>
+      <w:r>
+        <w:rPr>
+          <w:rFonts w:ascii="Arial" w:cs="Arial" w:eastAsia="Arial" w:hAnsi="Arial"/>
+          <w:color w:val="0563C1"/>
+          <w:sz w:val="20"/>
+          <w:szCs w:val="20"/>
+        </w:rPr>
+        <w:t xml:space="preserve">https://www.cleanroomfilm.com/materials/aclar-cleanroom-packaging</w:t>
+      </w:r>
+    </w:p>
+    <w:p>
+      <w:pPr>
+        <w:spacing w:after="120"/>
+      </w:pPr>
+      <w:r>
+        <w:rPr>
+          <w:rFonts w:ascii="Arial" w:cs="Arial" w:eastAsia="Arial" w:hAnsi="Arial"/>
+          <w:b/>
+          <w:bCs/>
+          <w:sz w:val="20"/>
+          <w:szCs w:val="20"/>
+        </w:rPr>
+        <w:t xml:space="preserve">HubSpot editor: </w:t>
+      </w:r>
+      <w:r>
+        <w:rPr>
+          <w:rFonts w:ascii="Arial" w:cs="Arial" w:eastAsia="Arial" w:hAnsi="Arial"/>
+          <w:color w:val="0563C1"/>
+          <w:sz w:val="20"/>
+          <w:szCs w:val="20"/>
+        </w:rPr>
+        <w:t xml:space="preserve">https://app.hubspot.com/pages/24024882/editor/ (add page ID from HubSpot)</w:t>
+      </w:r>
+    </w:p>
+    <w:p>
+      <w:pPr>
+        <w:spacing w:after="120"/>
+      </w:pPr>
+      <w:r>
+        <w:rPr>
+          <w:rFonts w:ascii="Arial" w:cs="Arial" w:eastAsia="Arial" w:hAnsi="Arial"/>
+          <w:b/>
+          <w:bCs/>
+          <w:sz w:val="20"/>
+          <w:szCs w:val="20"/>
+        </w:rPr>
+        <w:t xml:space="preserve">Audited: </w:t>
+      </w:r>
+      <w:r>
+        <w:rPr>
+          <w:rFonts w:ascii="Arial" w:cs="Arial" w:eastAsia="Arial" w:hAnsi="Arial"/>
+          <w:sz w:val="20"/>
+          <w:szCs w:val="20"/>
+        </w:rPr>
+        <w:t xml:space="preserve">2026-09-07      </w:t>
+      </w:r>
+      <w:r>
+        <w:rPr>
+          <w:rFonts w:ascii="Arial" w:cs="Arial" w:eastAsia="Arial" w:hAnsi="Arial"/>
+          <w:b/>
+          <w:bCs/>
+          <w:sz w:val="20"/>
+          <w:szCs w:val="20"/>
+        </w:rPr>
+        <w:t xml:space="preserve">Primary keyword: </w:t>
+      </w:r>
+      <w:r>
+        <w:rPr>
+          <w:rFonts w:ascii="Arial" w:cs="Arial" w:eastAsia="Arial" w:hAnsi="Arial"/>
+          <w:sz w:val="20"/>
+          <w:szCs w:val="20"/>
+        </w:rPr>
+        <w:t xml:space="preserve">Aclar cleanroom packaging</w:t>
+      </w:r>
+    </w:p>
+    <w:p>
+      <w:pPr>
+        <w:spacing w:after="120"/>
+      </w:pPr>
+      <w:r>
+        <w:rPr>
+          <w:rFonts w:ascii="Arial" w:cs="Arial" w:eastAsia="Arial" w:hAnsi="Arial"/>
+          <w:b/>
+          <w:bCs/>
+          <w:sz w:val="20"/>
+          <w:szCs w:val="20"/>
+        </w:rPr>
+        <w:t xml:space="preserve">Secondary keywords: </w:t>
+      </w:r>
+      <w:r>
+        <w:rPr>
+          <w:rFonts w:ascii="Arial" w:cs="Arial" w:eastAsia="Arial" w:hAnsi="Arial"/>
+          <w:sz w:val="20"/>
+          <w:szCs w:val="20"/>
+        </w:rPr>
+        <w:t xml:space="preserve">PCTFE film, moisture barrier packaging, pharmaceutical cleanroom film, HydroBlock, aerospace cleanroom film</w:t>
+      </w:r>
+    </w:p>
+    <w:p>
+      <w:pPr>
+        <w:spacing w:after="120"/>
+      </w:pPr>
+      <w:r>
+        <w:rPr>
+          <w:rFonts w:ascii="Arial" w:cs="Arial" w:eastAsia="Arial" w:hAnsi="Arial"/>
+          <w:b/>
+          <w:bCs/>
+          <w:sz w:val="20"/>
+          <w:szCs w:val="20"/>
+        </w:rPr>
+        <w:t xml:space="preserve">Recommended Page Title (55 chars)</w:t>
+      </w:r>
+      <w:r>
+        <w:rPr>
+          <w:rFonts w:ascii="Arial" w:cs="Arial" w:eastAsia="Arial" w:hAnsi="Arial"/>
+          <w:sz w:val="20"/>
+          <w:szCs w:val="20"/>
+        </w:rPr>
+        <w:t xml:space="preserve"/>
+      </w:r>
+    </w:p>
+    <w:p>
+      <w:pPr>
+        <w:spacing w:after="120"/>
+      </w:pPr>
+      <w:r>
+        <w:rPr>
+          <w:rFonts w:ascii="Arial" w:cs="Arial" w:eastAsia="Arial" w:hAnsi="Arial"/>
+          <w:b/>
+          <w:bCs/>
+          <w:color w:val="003366"/>
+          <w:sz w:val="22"/>
+          <w:szCs w:val="22"/>
+        </w:rPr>
+        <w:t xml:space="preserve">Aclar® Film: PCTFE Cleanroom Packaging for Pharma | CFB</w:t>
+      </w:r>
+    </w:p>
+    <w:p>
+      <w:pPr>
+        <w:spacing w:after="120"/>
+      </w:pPr>
+      <w:r>
+        <w:rPr>
+          <w:rFonts w:ascii="Arial" w:cs="Arial" w:eastAsia="Arial" w:hAnsi="Arial"/>
+          <w:b/>
+          <w:bCs/>
+          <w:sz w:val="20"/>
+          <w:szCs w:val="20"/>
+        </w:rPr>
+        <w:t xml:space="preserve">Recommended Meta Description (149 chars)</w:t>
+      </w:r>
+      <w:r>
+        <w:rPr>
+          <w:rFonts w:ascii="Arial" w:cs="Arial" w:eastAsia="Arial" w:hAnsi="Arial"/>
+          <w:sz w:val="20"/>
+          <w:szCs w:val="20"/>
+        </w:rPr>
+        <w:t xml:space="preserve"/>
+      </w:r>
+    </w:p>
+    <w:p>
+      <w:pPr>
+        <w:spacing w:after="120"/>
+      </w:pPr>
+      <w:r>
+        <w:rPr>
+          <w:rFonts w:ascii="Arial" w:cs="Arial" w:eastAsia="Arial" w:hAnsi="Arial"/>
+          <w:color w:val="333333"/>
+          <w:sz w:val="22"/>
+          <w:szCs w:val="22"/>
+        </w:rPr>
+        <w:t xml:space="preserve">Aclar® 22A HydroBlock® film delivers superior moisture barrier, chemical resistance, and clarity for pharma, medical &amp; aerospace cleanroom packaging.</w:t>
+      </w:r>
+    </w:p>
+    <w:p>
+      <w:pPr>
+        <w:spacing w:after="120"/>
+      </w:pPr>
+      <w:r>
+        <w:rPr>
+          <w:rFonts w:ascii="Arial" w:cs="Arial" w:eastAsia="Arial" w:hAnsi="Arial"/>
+          <w:b/>
+          <w:bCs/>
+          <w:sz w:val="20"/>
+          <w:szCs w:val="20"/>
+        </w:rPr>
+        <w:t xml:space="preserve">Notes: </w:t>
+      </w:r>
+      <w:r>
+        <w:rPr>
+          <w:rFonts w:ascii="Arial" w:cs="Arial" w:eastAsia="Arial" w:hAnsi="Arial"/>
+          <w:sz w:val="20"/>
+          <w:szCs w:val="20"/>
+        </w:rPr>
+        <w:t xml:space="preserve">H1 "Aclar® 22A HydroBlock® Cleanroom Packaging" left as-is — brand-specific and accurate. 5 application images had generic or bare alts — all updated. Aclar® is a Honeywell material; CFB is the packaging manufacturer (reflected in schema). Cross-link opportunities: Boeing case study (already references Aclar®), Aerospace market page.</w:t>
+      </w:r>
+    </w:p>
+    <w:p>
+      <w:pPr>
+        <w:spacing w:after="120"/>
+      </w:pPr>
+      <w:r>
+        <w:rPr>
+          <w:rFonts w:ascii="Arial" w:cs="Arial" w:eastAsia="Arial" w:hAnsi="Arial"/>
+          <w:b/>
+          <w:bCs/>
+          <w:sz w:val="20"/>
+          <w:szCs w:val="20"/>
+        </w:rPr>
+        <w:t xml:space="preserve">Image + Alt Text Audit (page-specific content images)</w:t>
+      </w:r>
+    </w:p>
+    <w:tbl>
+      <w:tblPr>
+        <w:tblW w:type="dxa" w:w="9800"/>
+        <w:tblBorders>
+          <w:top w:val="single" w:color="auto" w:sz="4"/>
+          <w:left w:val="single" w:color="auto" w:sz="4"/>
+          <w:bottom w:val="single" w:color="auto" w:sz="4"/>
+          <w:right w:val="single" w:color="auto" w:sz="4"/>
+          <w:insideH w:val="single" w:color="auto" w:sz="4"/>
+          <w:insideV w:val="single" w:color="auto" w:sz="4"/>
+        </w:tblBorders>
+      </w:tblPr>
+      <w:tblGrid>
+        <w:gridCol w:w="2300"/>
+        <w:gridCol w:w="1700"/>
+        <w:gridCol w:w="2600"/>
+        <w:gridCol w:w="600"/>
+        <w:gridCol w:w="2600"/>
+      </w:tblGrid>
+      <w:tr>
+        <w:trPr>
+          <w:tblHeader/>
+        </w:trPr>
+        <w:tc>
+          <w:tcPr>
+            <w:tcW w:type="dxa" w:w="2300"/>
+            <w:tcBorders>
+              <w:top w:val="single" w:color="CCCCCC" w:sz="4"/>
+              <w:left w:val="single" w:color="CCCCCC" w:sz="4"/>
+              <w:bottom w:val="single" w:color="CCCCCC" w:sz="4"/>
+              <w:right w:val="single" w:color="CCCCCC" w:sz="4"/>
+            </w:tcBorders>
+            <w:shd w:fill="D9E0E8" w:val="clear"/>
+            <w:tcMar>
+              <w:top w:type="dxa" w:w="80"/>
+              <w:left w:type="dxa" w:w="120"/>
+              <w:bottom w:type="dxa" w:w="80"/>
+              <w:right w:type="dxa" w:w="120"/>
+            </w:tcMar>
+          </w:tcPr>
+          <w:p>
+            <w:r>
+              <w:rPr>
+                <w:rFonts w:ascii="Arial" w:cs="Arial" w:eastAsia="Arial" w:hAnsi="Arial"/>
+                <w:b/>
+                <w:bCs/>
+                <w:color w:val="003366"/>
+                <w:sz w:val="20"/>
+                <w:szCs w:val="20"/>
+              </w:rPr>
+              <w:t xml:space="preserve">Image &amp; Context</w:t>
+            </w:r>
+          </w:p>
+        </w:tc>
+        <w:tc>
+          <w:tcPr>
+            <w:tcW w:type="dxa" w:w="1700"/>
+            <w:tcBorders>
+              <w:top w:val="single" w:color="CCCCCC" w:sz="4"/>
+              <w:left w:val="single" w:color="CCCCCC" w:sz="4"/>
+              <w:bottom w:val="single" w:color="CCCCCC" w:sz="4"/>
+              <w:right w:val="single" w:color="CCCCCC" w:sz="4"/>
+            </w:tcBorders>
+            <w:shd w:fill="D9E0E8" w:val="clear"/>
+            <w:tcMar>
+              <w:top w:type="dxa" w:w="80"/>
+              <w:left w:type="dxa" w:w="120"/>
+              <w:bottom w:type="dxa" w:w="80"/>
+              <w:right w:type="dxa" w:w="120"/>
+            </w:tcMar>
+          </w:tcPr>
+          <w:p>
+            <w:r>
+              <w:rPr>
+                <w:rFonts w:ascii="Arial" w:cs="Arial" w:eastAsia="Arial" w:hAnsi="Arial"/>
+                <w:b/>
+                <w:bCs/>
+                <w:color w:val="003366"/>
+                <w:sz w:val="20"/>
+                <w:szCs w:val="20"/>
+              </w:rPr>
+              <w:t xml:space="preserve">Current Alt</w:t>
+            </w:r>
+          </w:p>
+        </w:tc>
+        <w:tc>
+          <w:tcPr>
+            <w:tcW w:type="dxa" w:w="2600"/>
+            <w:tcBorders>
+              <w:top w:val="single" w:color="CCCCCC" w:sz="4"/>
+              <w:left w:val="single" w:color="CCCCCC" w:sz="4"/>
+              <w:bottom w:val="single" w:color="CCCCCC" w:sz="4"/>
+              <w:right w:val="single" w:color="CCCCCC" w:sz="4"/>
+            </w:tcBorders>
+            <w:shd w:fill="D9E0E8" w:val="clear"/>
+            <w:tcMar>
+              <w:top w:type="dxa" w:w="80"/>
+              <w:left w:type="dxa" w:w="120"/>
+              <w:bottom w:type="dxa" w:w="80"/>
+              <w:right w:type="dxa" w:w="120"/>
+            </w:tcMar>
+          </w:tcPr>
+          <w:p>
+            <w:r>
+              <w:rPr>
+                <w:rFonts w:ascii="Arial" w:cs="Arial" w:eastAsia="Arial" w:hAnsi="Arial"/>
+                <w:b/>
+                <w:bCs/>
+                <w:color w:val="003366"/>
+                <w:sz w:val="20"/>
+                <w:szCs w:val="20"/>
+              </w:rPr>
+              <w:t xml:space="preserve">Suggested Alt Text</w:t>
+            </w:r>
+          </w:p>
+        </w:tc>
+        <w:tc>
+          <w:tcPr>
+            <w:tcW w:type="dxa" w:w="600"/>
+            <w:tcBorders>
+              <w:top w:val="single" w:color="CCCCCC" w:sz="4"/>
+              <w:left w:val="single" w:color="CCCCCC" w:sz="4"/>
+              <w:bottom w:val="single" w:color="CCCCCC" w:sz="4"/>
+              <w:right w:val="single" w:color="CCCCCC" w:sz="4"/>
+            </w:tcBorders>
+            <w:shd w:fill="D9E0E8" w:val="clear"/>
+            <w:tcMar>
+              <w:top w:type="dxa" w:w="80"/>
+              <w:left w:type="dxa" w:w="120"/>
+              <w:bottom w:type="dxa" w:w="80"/>
+              <w:right w:type="dxa" w:w="120"/>
+            </w:tcMar>
+          </w:tcPr>
+          <w:p>
+            <w:r>
+              <w:rPr>
+                <w:rFonts w:ascii="Arial" w:cs="Arial" w:eastAsia="Arial" w:hAnsi="Arial"/>
+                <w:b/>
+                <w:bCs/>
+                <w:color w:val="003366"/>
+                <w:sz w:val="20"/>
+                <w:szCs w:val="20"/>
+              </w:rPr>
+              <w:t xml:space="preserve">Chars</w:t>
+            </w:r>
+          </w:p>
+        </w:tc>
+        <w:tc>
+          <w:tcPr>
+            <w:tcW w:type="dxa" w:w="2600"/>
+            <w:tcBorders>
+              <w:top w:val="single" w:color="CCCCCC" w:sz="4"/>
+              <w:left w:val="single" w:color="CCCCCC" w:sz="4"/>
+              <w:bottom w:val="single" w:color="CCCCCC" w:sz="4"/>
+              <w:right w:val="single" w:color="CCCCCC" w:sz="4"/>
+            </w:tcBorders>
+            <w:shd w:fill="D9E0E8" w:val="clear"/>
+            <w:tcMar>
+              <w:top w:type="dxa" w:w="80"/>
+              <w:left w:type="dxa" w:w="120"/>
+              <w:bottom w:type="dxa" w:w="80"/>
+              <w:right w:type="dxa" w:w="120"/>
+            </w:tcMar>
+          </w:tcPr>
+          <w:p>
+            <w:r>
+              <w:rPr>
+                <w:rFonts w:ascii="Arial" w:cs="Arial" w:eastAsia="Arial" w:hAnsi="Arial"/>
+                <w:b/>
+                <w:bCs/>
+                <w:color w:val="003366"/>
+                <w:sz w:val="20"/>
+                <w:szCs w:val="20"/>
+              </w:rPr>
+              <w:t xml:space="preserve">Rationale &amp; SEO Benefit</w:t>
+            </w:r>
+          </w:p>
+        </w:tc>
+      </w:tr>
+      <w:tr>
+        <w:tc>
+          <w:tcPr>
+            <w:tcW w:type="dxa" w:w="2300"/>
+            <w:tcBorders>
+              <w:top w:val="single" w:color="CCCCCC" w:sz="4"/>
+              <w:left w:val="single" w:color="CCCCCC" w:sz="4"/>
+              <w:bottom w:val="single" w:color="CCCCCC" w:sz="4"/>
+              <w:right w:val="single" w:color="CCCCCC" w:sz="4"/>
+            </w:tcBorders>
+            <w:tcMar>
+              <w:top w:type="dxa" w:w="80"/>
+              <w:left w:type="dxa" w:w="120"/>
+              <w:bottom w:type="dxa" w:w="80"/>
+              <w:right w:type="dxa" w:w="120"/>
+            </w:tcMar>
+          </w:tcPr>
+          <w:p>
+            <w:r>
+              <w:rPr>
+                <w:rFonts w:ascii="Arial" w:cs="Arial" w:eastAsia="Arial" w:hAnsi="Arial"/>
+                <w:sz w:val="20"/>
+                <w:szCs w:val="20"/>
+              </w:rPr>
+              <w:t xml:space="preserve">Hero (aclar-film-gray.avif)</w:t>
+            </w:r>
+          </w:p>
+        </w:tc>
+        <w:tc>
+          <w:tcPr>
+            <w:tcW w:type="dxa" w:w="1700"/>
+            <w:tcBorders>
+              <w:top w:val="single" w:color="CCCCCC" w:sz="4"/>
+              <w:left w:val="single" w:color="CCCCCC" w:sz="4"/>
+              <w:bottom w:val="single" w:color="CCCCCC" w:sz="4"/>
+              <w:right w:val="single" w:color="CCCCCC" w:sz="4"/>
+            </w:tcBorders>
+            <w:tcMar>
+              <w:top w:type="dxa" w:w="80"/>
+              <w:left w:type="dxa" w:w="120"/>
+              <w:bottom w:type="dxa" w:w="80"/>
+              <w:right w:type="dxa" w:w="120"/>
+            </w:tcMar>
+          </w:tcPr>
+          <w:p>
+            <w:r>
+              <w:rPr>
+                <w:rFonts w:ascii="Arial" w:cs="Arial" w:eastAsia="Arial" w:hAnsi="Arial"/>
+                <w:sz w:val="20"/>
+                <w:szCs w:val="20"/>
+              </w:rPr>
+              <w:t xml:space="preserve">aclar-film-gray</w:t>
+            </w:r>
+          </w:p>
+        </w:tc>
+        <w:tc>
+          <w:tcPr>
+            <w:tcW w:type="dxa" w:w="2600"/>
+            <w:tcBorders>
+              <w:top w:val="single" w:color="CCCCCC" w:sz="4"/>
+              <w:left w:val="single" w:color="CCCCCC" w:sz="4"/>
+              <w:bottom w:val="single" w:color="CCCCCC" w:sz="4"/>
+              <w:right w:val="single" w:color="CCCCCC" w:sz="4"/>
+            </w:tcBorders>
+            <w:tcMar>
+              <w:top w:type="dxa" w:w="80"/>
+              <w:left w:type="dxa" w:w="120"/>
+              <w:bottom w:type="dxa" w:w="80"/>
+              <w:right w:type="dxa" w:w="120"/>
+            </w:tcMar>
+          </w:tcPr>
+          <w:p>
+            <w:r>
+              <w:rPr>
+                <w:rFonts w:ascii="Arial" w:cs="Arial" w:eastAsia="Arial" w:hAnsi="Arial"/>
+                <w:sz w:val="20"/>
+                <w:szCs w:val="20"/>
+              </w:rPr>
+              <w:t xml:space="preserve">Aclar® 22A HydroBlock® PCTFE cleanroom packaging film by CFB</w:t>
+            </w:r>
+          </w:p>
+        </w:tc>
+        <w:tc>
+          <w:tcPr>
+            <w:tcW w:type="dxa" w:w="600"/>
+            <w:tcBorders>
+              <w:top w:val="single" w:color="CCCCCC" w:sz="4"/>
+              <w:left w:val="single" w:color="CCCCCC" w:sz="4"/>
+              <w:bottom w:val="single" w:color="CCCCCC" w:sz="4"/>
+              <w:right w:val="single" w:color="CCCCCC" w:sz="4"/>
+            </w:tcBorders>
+            <w:tcMar>
+              <w:top w:type="dxa" w:w="80"/>
+              <w:left w:type="dxa" w:w="120"/>
+              <w:bottom w:type="dxa" w:w="80"/>
+              <w:right w:type="dxa" w:w="120"/>
+            </w:tcMar>
+          </w:tcPr>
+          <w:p>
+            <w:r>
+              <w:rPr>
+                <w:rFonts w:ascii="Arial" w:cs="Arial" w:eastAsia="Arial" w:hAnsi="Arial"/>
+                <w:sz w:val="20"/>
+                <w:szCs w:val="20"/>
+              </w:rPr>
+              <w:t xml:space="preserve">59</w:t>
+            </w:r>
+          </w:p>
+        </w:tc>
+        <w:tc>
+          <w:tcPr>
+            <w:tcW w:type="dxa" w:w="2600"/>
+            <w:tcBorders>
+              <w:top w:val="single" w:color="CCCCCC" w:sz="4"/>
+              <w:left w:val="single" w:color="CCCCCC" w:sz="4"/>
+              <w:bottom w:val="single" w:color="CCCCCC" w:sz="4"/>
+              <w:right w:val="single" w:color="CCCCCC" w:sz="4"/>
+            </w:tcBorders>
+            <w:tcMar>
+              <w:top w:type="dxa" w:w="80"/>
+              <w:left w:type="dxa" w:w="120"/>
+              <w:bottom w:type="dxa" w:w="80"/>
+              <w:right w:type="dxa" w:w="120"/>
+            </w:tcMar>
+          </w:tcPr>
+          <w:p>
+            <w:r>
+              <w:rPr>
+                <w:rFonts w:ascii="Arial" w:cs="Arial" w:eastAsia="Arial" w:hAnsi="Arial"/>
+                <w:sz w:val="20"/>
+                <w:szCs w:val="20"/>
+              </w:rPr>
+              <w:t xml:space="preserve">Filename-dump alt replaced with full material name + manufacturer brand.</w:t>
+            </w:r>
+          </w:p>
+        </w:tc>
+      </w:tr>
+      <w:tr>
+        <w:tc>
+          <w:tcPr>
+            <w:tcW w:type="dxa" w:w="2300"/>
+            <w:tcBorders>
+              <w:top w:val="single" w:color="CCCCCC" w:sz="4"/>
+              <w:left w:val="single" w:color="CCCCCC" w:sz="4"/>
+              <w:bottom w:val="single" w:color="CCCCCC" w:sz="4"/>
+              <w:right w:val="single" w:color="CCCCCC" w:sz="4"/>
+            </w:tcBorders>
+            <w:shd w:fill="F2F2F2" w:val="clear"/>
+            <w:tcMar>
+              <w:top w:type="dxa" w:w="80"/>
+              <w:left w:type="dxa" w:w="120"/>
+              <w:bottom w:type="dxa" w:w="80"/>
+              <w:right w:type="dxa" w:w="120"/>
+            </w:tcMar>
+          </w:tcPr>
+          <w:p>
+            <w:r>
+              <w:rPr>
+                <w:rFonts w:ascii="Arial" w:cs="Arial" w:eastAsia="Arial" w:hAnsi="Arial"/>
+                <w:sz w:val="20"/>
+                <w:szCs w:val="20"/>
+              </w:rPr>
+              <w:t xml:space="preserve">Medical app (medical-device-packaging.png)</w:t>
+            </w:r>
+          </w:p>
+        </w:tc>
+        <w:tc>
+          <w:tcPr>
+            <w:tcW w:type="dxa" w:w="1700"/>
+            <w:tcBorders>
+              <w:top w:val="single" w:color="CCCCCC" w:sz="4"/>
+              <w:left w:val="single" w:color="CCCCCC" w:sz="4"/>
+              <w:bottom w:val="single" w:color="CCCCCC" w:sz="4"/>
+              <w:right w:val="single" w:color="CCCCCC" w:sz="4"/>
+            </w:tcBorders>
+            <w:shd w:fill="F2F2F2" w:val="clear"/>
+            <w:tcMar>
+              <w:top w:type="dxa" w:w="80"/>
+              <w:left w:type="dxa" w:w="120"/>
+              <w:bottom w:type="dxa" w:w="80"/>
+              <w:right w:type="dxa" w:w="120"/>
+            </w:tcMar>
+          </w:tcPr>
+          <w:p>
+            <w:r>
+              <w:rPr>
+                <w:rFonts w:ascii="Arial" w:cs="Arial" w:eastAsia="Arial" w:hAnsi="Arial"/>
+                <w:sz w:val="20"/>
+                <w:szCs w:val="20"/>
+              </w:rPr>
+              <w:t xml:space="preserve">medical device packaging</w:t>
+            </w:r>
+          </w:p>
+        </w:tc>
+        <w:tc>
+          <w:tcPr>
+            <w:tcW w:type="dxa" w:w="2600"/>
+            <w:tcBorders>
+              <w:top w:val="single" w:color="CCCCCC" w:sz="4"/>
+              <w:left w:val="single" w:color="CCCCCC" w:sz="4"/>
+              <w:bottom w:val="single" w:color="CCCCCC" w:sz="4"/>
+              <w:right w:val="single" w:color="CCCCCC" w:sz="4"/>
+            </w:tcBorders>
+            <w:shd w:fill="F2F2F2" w:val="clear"/>
+            <w:tcMar>
+              <w:top w:type="dxa" w:w="80"/>
+              <w:left w:type="dxa" w:w="120"/>
+              <w:bottom w:type="dxa" w:w="80"/>
+              <w:right w:type="dxa" w:w="120"/>
+            </w:tcMar>
+          </w:tcPr>
+          <w:p>
+            <w:r>
+              <w:rPr>
+                <w:rFonts w:ascii="Arial" w:cs="Arial" w:eastAsia="Arial" w:hAnsi="Arial"/>
+                <w:sz w:val="20"/>
+                <w:szCs w:val="20"/>
+              </w:rPr>
+              <w:t xml:space="preserve">Aclar® film for medical device cleanroom packaging</w:t>
+            </w:r>
+          </w:p>
+        </w:tc>
+        <w:tc>
+          <w:tcPr>
+            <w:tcW w:type="dxa" w:w="600"/>
+            <w:tcBorders>
+              <w:top w:val="single" w:color="CCCCCC" w:sz="4"/>
+              <w:left w:val="single" w:color="CCCCCC" w:sz="4"/>
+              <w:bottom w:val="single" w:color="CCCCCC" w:sz="4"/>
+              <w:right w:val="single" w:color="CCCCCC" w:sz="4"/>
+            </w:tcBorders>
+            <w:shd w:fill="F2F2F2" w:val="clear"/>
+            <w:tcMar>
+              <w:top w:type="dxa" w:w="80"/>
+              <w:left w:type="dxa" w:w="120"/>
+              <w:bottom w:type="dxa" w:w="80"/>
+              <w:right w:type="dxa" w:w="120"/>
+            </w:tcMar>
+          </w:tcPr>
+          <w:p>
+            <w:r>
+              <w:rPr>
+                <w:rFonts w:ascii="Arial" w:cs="Arial" w:eastAsia="Arial" w:hAnsi="Arial"/>
+                <w:sz w:val="20"/>
+                <w:szCs w:val="20"/>
+              </w:rPr>
+              <w:t xml:space="preserve">50</w:t>
+            </w:r>
+          </w:p>
+        </w:tc>
+        <w:tc>
+          <w:tcPr>
+            <w:tcW w:type="dxa" w:w="2600"/>
+            <w:tcBorders>
+              <w:top w:val="single" w:color="CCCCCC" w:sz="4"/>
+              <w:left w:val="single" w:color="CCCCCC" w:sz="4"/>
+              <w:bottom w:val="single" w:color="CCCCCC" w:sz="4"/>
+              <w:right w:val="single" w:color="CCCCCC" w:sz="4"/>
+            </w:tcBorders>
+            <w:shd w:fill="F2F2F2" w:val="clear"/>
+            <w:tcMar>
+              <w:top w:type="dxa" w:w="80"/>
+              <w:left w:type="dxa" w:w="120"/>
+              <w:bottom w:type="dxa" w:w="80"/>
+              <w:right w:type="dxa" w:w="120"/>
+            </w:tcMar>
+          </w:tcPr>
+          <w:p>
+            <w:r>
+              <w:rPr>
+                <w:rFonts w:ascii="Arial" w:cs="Arial" w:eastAsia="Arial" w:hAnsi="Arial"/>
+                <w:sz w:val="20"/>
+                <w:szCs w:val="20"/>
+              </w:rPr>
+              <w:t xml:space="preserve">Ties generic alt to Aclar® material context.</w:t>
+            </w:r>
+          </w:p>
+        </w:tc>
+      </w:tr>
+      <w:tr>
+        <w:tc>
+          <w:tcPr>
+            <w:tcW w:type="dxa" w:w="2300"/>
+            <w:tcBorders>
+              <w:top w:val="single" w:color="CCCCCC" w:sz="4"/>
+              <w:left w:val="single" w:color="CCCCCC" w:sz="4"/>
+              <w:bottom w:val="single" w:color="CCCCCC" w:sz="4"/>
+              <w:right w:val="single" w:color="CCCCCC" w:sz="4"/>
+            </w:tcBorders>
+            <w:tcMar>
+              <w:top w:type="dxa" w:w="80"/>
+              <w:left w:type="dxa" w:w="120"/>
+              <w:bottom w:type="dxa" w:w="80"/>
+              <w:right w:type="dxa" w:w="120"/>
+            </w:tcMar>
+          </w:tcPr>
+          <w:p>
+            <w:r>
+              <w:rPr>
+                <w:rFonts w:ascii="Arial" w:cs="Arial" w:eastAsia="Arial" w:hAnsi="Arial"/>
+                <w:sz w:val="20"/>
+                <w:szCs w:val="20"/>
+              </w:rPr>
+              <w:t xml:space="preserve">Pharma app (pharma-packaging.png)</w:t>
+            </w:r>
+          </w:p>
+        </w:tc>
+        <w:tc>
+          <w:tcPr>
+            <w:tcW w:type="dxa" w:w="1700"/>
+            <w:tcBorders>
+              <w:top w:val="single" w:color="CCCCCC" w:sz="4"/>
+              <w:left w:val="single" w:color="CCCCCC" w:sz="4"/>
+              <w:bottom w:val="single" w:color="CCCCCC" w:sz="4"/>
+              <w:right w:val="single" w:color="CCCCCC" w:sz="4"/>
+            </w:tcBorders>
+            <w:tcMar>
+              <w:top w:type="dxa" w:w="80"/>
+              <w:left w:type="dxa" w:w="120"/>
+              <w:bottom w:type="dxa" w:w="80"/>
+              <w:right w:type="dxa" w:w="120"/>
+            </w:tcMar>
+          </w:tcPr>
+          <w:p>
+            <w:r>
+              <w:rPr>
+                <w:rFonts w:ascii="Arial" w:cs="Arial" w:eastAsia="Arial" w:hAnsi="Arial"/>
+                <w:sz w:val="20"/>
+                <w:szCs w:val="20"/>
+              </w:rPr>
+              <w:t xml:space="preserve">pharma packaging</w:t>
+            </w:r>
+          </w:p>
+        </w:tc>
+        <w:tc>
+          <w:tcPr>
+            <w:tcW w:type="dxa" w:w="2600"/>
+            <w:tcBorders>
+              <w:top w:val="single" w:color="CCCCCC" w:sz="4"/>
+              <w:left w:val="single" w:color="CCCCCC" w:sz="4"/>
+              <w:bottom w:val="single" w:color="CCCCCC" w:sz="4"/>
+              <w:right w:val="single" w:color="CCCCCC" w:sz="4"/>
+            </w:tcBorders>
+            <w:tcMar>
+              <w:top w:type="dxa" w:w="80"/>
+              <w:left w:type="dxa" w:w="120"/>
+              <w:bottom w:type="dxa" w:w="80"/>
+              <w:right w:type="dxa" w:w="120"/>
+            </w:tcMar>
+          </w:tcPr>
+          <w:p>
+            <w:r>
+              <w:rPr>
+                <w:rFonts w:ascii="Arial" w:cs="Arial" w:eastAsia="Arial" w:hAnsi="Arial"/>
+                <w:sz w:val="20"/>
+                <w:szCs w:val="20"/>
+              </w:rPr>
+              <w:t xml:space="preserve">Aclar® 22A cleanroom packaging for pharmaceutical applications</w:t>
+            </w:r>
+          </w:p>
+        </w:tc>
+        <w:tc>
+          <w:tcPr>
+            <w:tcW w:type="dxa" w:w="600"/>
+            <w:tcBorders>
+              <w:top w:val="single" w:color="CCCCCC" w:sz="4"/>
+              <w:left w:val="single" w:color="CCCCCC" w:sz="4"/>
+              <w:bottom w:val="single" w:color="CCCCCC" w:sz="4"/>
+              <w:right w:val="single" w:color="CCCCCC" w:sz="4"/>
+            </w:tcBorders>
+            <w:tcMar>
+              <w:top w:type="dxa" w:w="80"/>
+              <w:left w:type="dxa" w:w="120"/>
+              <w:bottom w:type="dxa" w:w="80"/>
+              <w:right w:type="dxa" w:w="120"/>
+            </w:tcMar>
+          </w:tcPr>
+          <w:p>
+            <w:r>
+              <w:rPr>
+                <w:rFonts w:ascii="Arial" w:cs="Arial" w:eastAsia="Arial" w:hAnsi="Arial"/>
+                <w:sz w:val="20"/>
+                <w:szCs w:val="20"/>
+              </w:rPr>
+              <w:t xml:space="preserve">61</w:t>
+            </w:r>
+          </w:p>
+        </w:tc>
+        <w:tc>
+          <w:tcPr>
+            <w:tcW w:type="dxa" w:w="2600"/>
+            <w:tcBorders>
+              <w:top w:val="single" w:color="CCCCCC" w:sz="4"/>
+              <w:left w:val="single" w:color="CCCCCC" w:sz="4"/>
+              <w:bottom w:val="single" w:color="CCCCCC" w:sz="4"/>
+              <w:right w:val="single" w:color="CCCCCC" w:sz="4"/>
+            </w:tcBorders>
+            <w:tcMar>
+              <w:top w:type="dxa" w:w="80"/>
+              <w:left w:type="dxa" w:w="120"/>
+              <w:bottom w:type="dxa" w:w="80"/>
+              <w:right w:type="dxa" w:w="120"/>
+            </w:tcMar>
+          </w:tcPr>
+          <w:p>
+            <w:r>
+              <w:rPr>
+                <w:rFonts w:ascii="Arial" w:cs="Arial" w:eastAsia="Arial" w:hAnsi="Arial"/>
+                <w:sz w:val="20"/>
+                <w:szCs w:val="20"/>
+              </w:rPr>
+              <w:t xml:space="preserve">Adds specific grade + application context.</w:t>
+            </w:r>
+          </w:p>
+        </w:tc>
+      </w:tr>
+      <w:tr>
+        <w:tc>
+          <w:tcPr>
+            <w:tcW w:type="dxa" w:w="2300"/>
+            <w:tcBorders>
+              <w:top w:val="single" w:color="CCCCCC" w:sz="4"/>
+              <w:left w:val="single" w:color="CCCCCC" w:sz="4"/>
+              <w:bottom w:val="single" w:color="CCCCCC" w:sz="4"/>
+              <w:right w:val="single" w:color="CCCCCC" w:sz="4"/>
+            </w:tcBorders>
+            <w:shd w:fill="F2F2F2" w:val="clear"/>
+            <w:tcMar>
+              <w:top w:type="dxa" w:w="80"/>
+              <w:left w:type="dxa" w:w="120"/>
+              <w:bottom w:type="dxa" w:w="80"/>
+              <w:right w:type="dxa" w:w="120"/>
+            </w:tcMar>
+          </w:tcPr>
+          <w:p>
+            <w:r>
+              <w:rPr>
+                <w:rFonts w:ascii="Arial" w:cs="Arial" w:eastAsia="Arial" w:hAnsi="Arial"/>
+                <w:sz w:val="20"/>
+                <w:szCs w:val="20"/>
+              </w:rPr>
+              <w:t xml:space="preserve">Aerospace app (aerospace-packaging.png)</w:t>
+            </w:r>
+          </w:p>
+        </w:tc>
+        <w:tc>
+          <w:tcPr>
+            <w:tcW w:type="dxa" w:w="1700"/>
+            <w:tcBorders>
+              <w:top w:val="single" w:color="CCCCCC" w:sz="4"/>
+              <w:left w:val="single" w:color="CCCCCC" w:sz="4"/>
+              <w:bottom w:val="single" w:color="CCCCCC" w:sz="4"/>
+              <w:right w:val="single" w:color="CCCCCC" w:sz="4"/>
+            </w:tcBorders>
+            <w:shd w:fill="F2F2F2" w:val="clear"/>
+            <w:tcMar>
+              <w:top w:type="dxa" w:w="80"/>
+              <w:left w:type="dxa" w:w="120"/>
+              <w:bottom w:type="dxa" w:w="80"/>
+              <w:right w:type="dxa" w:w="120"/>
+            </w:tcMar>
+          </w:tcPr>
+          <w:p>
+            <w:r>
+              <w:rPr>
+                <w:rFonts w:ascii="Arial" w:cs="Arial" w:eastAsia="Arial" w:hAnsi="Arial"/>
+                <w:sz w:val="20"/>
+                <w:szCs w:val="20"/>
+              </w:rPr>
+              <w:t xml:space="preserve">aerospace packaging</w:t>
+            </w:r>
+          </w:p>
+        </w:tc>
+        <w:tc>
+          <w:tcPr>
+            <w:tcW w:type="dxa" w:w="2600"/>
+            <w:tcBorders>
+              <w:top w:val="single" w:color="CCCCCC" w:sz="4"/>
+              <w:left w:val="single" w:color="CCCCCC" w:sz="4"/>
+              <w:bottom w:val="single" w:color="CCCCCC" w:sz="4"/>
+              <w:right w:val="single" w:color="CCCCCC" w:sz="4"/>
+            </w:tcBorders>
+            <w:shd w:fill="F2F2F2" w:val="clear"/>
+            <w:tcMar>
+              <w:top w:type="dxa" w:w="80"/>
+              <w:left w:type="dxa" w:w="120"/>
+              <w:bottom w:type="dxa" w:w="80"/>
+              <w:right w:type="dxa" w:w="120"/>
+            </w:tcMar>
+          </w:tcPr>
+          <w:p>
+            <w:r>
+              <w:rPr>
+                <w:rFonts w:ascii="Arial" w:cs="Arial" w:eastAsia="Arial" w:hAnsi="Arial"/>
+                <w:sz w:val="20"/>
+                <w:szCs w:val="20"/>
+              </w:rPr>
+              <w:t xml:space="preserve">Aclar® HydroBlock® film for aerospace cleanroom packaging</w:t>
+            </w:r>
+          </w:p>
+        </w:tc>
+        <w:tc>
+          <w:tcPr>
+            <w:tcW w:type="dxa" w:w="600"/>
+            <w:tcBorders>
+              <w:top w:val="single" w:color="CCCCCC" w:sz="4"/>
+              <w:left w:val="single" w:color="CCCCCC" w:sz="4"/>
+              <w:bottom w:val="single" w:color="CCCCCC" w:sz="4"/>
+              <w:right w:val="single" w:color="CCCCCC" w:sz="4"/>
+            </w:tcBorders>
+            <w:shd w:fill="F2F2F2" w:val="clear"/>
+            <w:tcMar>
+              <w:top w:type="dxa" w:w="80"/>
+              <w:left w:type="dxa" w:w="120"/>
+              <w:bottom w:type="dxa" w:w="80"/>
+              <w:right w:type="dxa" w:w="120"/>
+            </w:tcMar>
+          </w:tcPr>
+          <w:p>
+            <w:r>
+              <w:rPr>
+                <w:rFonts w:ascii="Arial" w:cs="Arial" w:eastAsia="Arial" w:hAnsi="Arial"/>
+                <w:sz w:val="20"/>
+                <w:szCs w:val="20"/>
+              </w:rPr>
+              <w:t xml:space="preserve">56</w:t>
+            </w:r>
+          </w:p>
+        </w:tc>
+        <w:tc>
+          <w:tcPr>
+            <w:tcW w:type="dxa" w:w="2600"/>
+            <w:tcBorders>
+              <w:top w:val="single" w:color="CCCCCC" w:sz="4"/>
+              <w:left w:val="single" w:color="CCCCCC" w:sz="4"/>
+              <w:bottom w:val="single" w:color="CCCCCC" w:sz="4"/>
+              <w:right w:val="single" w:color="CCCCCC" w:sz="4"/>
+            </w:tcBorders>
+            <w:shd w:fill="F2F2F2" w:val="clear"/>
+            <w:tcMar>
+              <w:top w:type="dxa" w:w="80"/>
+              <w:left w:type="dxa" w:w="120"/>
+              <w:bottom w:type="dxa" w:w="80"/>
+              <w:right w:type="dxa" w:w="120"/>
+            </w:tcMar>
+          </w:tcPr>
+          <w:p>
+            <w:r>
+              <w:rPr>
+                <w:rFonts w:ascii="Arial" w:cs="Arial" w:eastAsia="Arial" w:hAnsi="Arial"/>
+                <w:sz w:val="20"/>
+                <w:szCs w:val="20"/>
+              </w:rPr>
+              <w:t xml:space="preserve">Surfaces the HydroBlock® brand variant for the aerospace audience.</w:t>
+            </w:r>
+          </w:p>
+        </w:tc>
+      </w:tr>
+      <w:tr>
+        <w:tc>
+          <w:tcPr>
+            <w:tcW w:type="dxa" w:w="2300"/>
+            <w:tcBorders>
+              <w:top w:val="single" w:color="CCCCCC" w:sz="4"/>
+              <w:left w:val="single" w:color="CCCCCC" w:sz="4"/>
+              <w:bottom w:val="single" w:color="CCCCCC" w:sz="4"/>
+              <w:right w:val="single" w:color="CCCCCC" w:sz="4"/>
+            </w:tcBorders>
+            <w:tcMar>
+              <w:top w:type="dxa" w:w="80"/>
+              <w:left w:type="dxa" w:w="120"/>
+              <w:bottom w:type="dxa" w:w="80"/>
+              <w:right w:type="dxa" w:w="120"/>
+            </w:tcMar>
+          </w:tcPr>
+          <w:p>
+            <w:r>
+              <w:rPr>
+                <w:rFonts w:ascii="Arial" w:cs="Arial" w:eastAsia="Arial" w:hAnsi="Arial"/>
+                <w:sz w:val="20"/>
+                <w:szCs w:val="20"/>
+              </w:rPr>
+              <w:t xml:space="preserve">Semiconductor app (semiconductor-packaging.png)</w:t>
+            </w:r>
+          </w:p>
+        </w:tc>
+        <w:tc>
+          <w:tcPr>
+            <w:tcW w:type="dxa" w:w="1700"/>
+            <w:tcBorders>
+              <w:top w:val="single" w:color="CCCCCC" w:sz="4"/>
+              <w:left w:val="single" w:color="CCCCCC" w:sz="4"/>
+              <w:bottom w:val="single" w:color="CCCCCC" w:sz="4"/>
+              <w:right w:val="single" w:color="CCCCCC" w:sz="4"/>
+            </w:tcBorders>
+            <w:tcMar>
+              <w:top w:type="dxa" w:w="80"/>
+              <w:left w:type="dxa" w:w="120"/>
+              <w:bottom w:type="dxa" w:w="80"/>
+              <w:right w:type="dxa" w:w="120"/>
+            </w:tcMar>
+          </w:tcPr>
+          <w:p>
+            <w:r>
+              <w:rPr>
+                <w:rFonts w:ascii="Arial" w:cs="Arial" w:eastAsia="Arial" w:hAnsi="Arial"/>
+                <w:sz w:val="20"/>
+                <w:szCs w:val="20"/>
+              </w:rPr>
+              <w:t xml:space="preserve">semiconductor packaging</w:t>
+            </w:r>
+          </w:p>
+        </w:tc>
+        <w:tc>
+          <w:tcPr>
+            <w:tcW w:type="dxa" w:w="2600"/>
+            <w:tcBorders>
+              <w:top w:val="single" w:color="CCCCCC" w:sz="4"/>
+              <w:left w:val="single" w:color="CCCCCC" w:sz="4"/>
+              <w:bottom w:val="single" w:color="CCCCCC" w:sz="4"/>
+              <w:right w:val="single" w:color="CCCCCC" w:sz="4"/>
+            </w:tcBorders>
+            <w:tcMar>
+              <w:top w:type="dxa" w:w="80"/>
+              <w:left w:type="dxa" w:w="120"/>
+              <w:bottom w:type="dxa" w:w="80"/>
+              <w:right w:type="dxa" w:w="120"/>
+            </w:tcMar>
+          </w:tcPr>
+          <w:p>
+            <w:r>
+              <w:rPr>
+                <w:rFonts w:ascii="Arial" w:cs="Arial" w:eastAsia="Arial" w:hAnsi="Arial"/>
+                <w:sz w:val="20"/>
+                <w:szCs w:val="20"/>
+              </w:rPr>
+              <w:t xml:space="preserve">Aclar® film for semiconductor cleanroom packaging</w:t>
+            </w:r>
+          </w:p>
+        </w:tc>
+        <w:tc>
+          <w:tcPr>
+            <w:tcW w:type="dxa" w:w="600"/>
+            <w:tcBorders>
+              <w:top w:val="single" w:color="CCCCCC" w:sz="4"/>
+              <w:left w:val="single" w:color="CCCCCC" w:sz="4"/>
+              <w:bottom w:val="single" w:color="CCCCCC" w:sz="4"/>
+              <w:right w:val="single" w:color="CCCCCC" w:sz="4"/>
+            </w:tcBorders>
+            <w:tcMar>
+              <w:top w:type="dxa" w:w="80"/>
+              <w:left w:type="dxa" w:w="120"/>
+              <w:bottom w:type="dxa" w:w="80"/>
+              <w:right w:type="dxa" w:w="120"/>
+            </w:tcMar>
+          </w:tcPr>
+          <w:p>
+            <w:r>
+              <w:rPr>
+                <w:rFonts w:ascii="Arial" w:cs="Arial" w:eastAsia="Arial" w:hAnsi="Arial"/>
+                <w:sz w:val="20"/>
+                <w:szCs w:val="20"/>
+              </w:rPr>
+              <w:t xml:space="preserve">49</w:t>
+            </w:r>
+          </w:p>
+        </w:tc>
+        <w:tc>
+          <w:tcPr>
+            <w:tcW w:type="dxa" w:w="2600"/>
+            <w:tcBorders>
+              <w:top w:val="single" w:color="CCCCCC" w:sz="4"/>
+              <w:left w:val="single" w:color="CCCCCC" w:sz="4"/>
+              <w:bottom w:val="single" w:color="CCCCCC" w:sz="4"/>
+              <w:right w:val="single" w:color="CCCCCC" w:sz="4"/>
+            </w:tcBorders>
+            <w:tcMar>
+              <w:top w:type="dxa" w:w="80"/>
+              <w:left w:type="dxa" w:w="120"/>
+              <w:bottom w:type="dxa" w:w="80"/>
+              <w:right w:type="dxa" w:w="120"/>
+            </w:tcMar>
+          </w:tcPr>
+          <w:p>
+            <w:r>
+              <w:rPr>
+                <w:rFonts w:ascii="Arial" w:cs="Arial" w:eastAsia="Arial" w:hAnsi="Arial"/>
+                <w:sz w:val="20"/>
+                <w:szCs w:val="20"/>
+              </w:rPr>
+              <w:t xml:space="preserve">Ties Aclar® to semiconductor application.</w:t>
+            </w:r>
+          </w:p>
+        </w:tc>
+      </w:tr>
+    </w:tbl>
+    <w:p>
+      <w:pPr>
+        <w:spacing w:after="120"/>
+      </w:pPr>
+    </w:p>
+    <w:p>
+      <w:pPr>
+        <w:spacing w:after="120"/>
+      </w:pPr>
+      <w:r>
+        <w:rPr>
+          <w:rFonts w:ascii="Arial" w:cs="Arial" w:eastAsia="Arial" w:hAnsi="Arial"/>
+          <w:b/>
+          <w:bCs/>
+          <w:sz w:val="20"/>
+          <w:szCs w:val="20"/>
+        </w:rPr>
+        <w:t xml:space="preserve">Deployed Structured Data (Product schema) — LIVE as of 2026-09-07</w:t>
+      </w:r>
+    </w:p>
+    <w:p>
+      <w:pPr>
+        <w:shd w:fill="F5F5F5" w:val="clear"/>
+        <w:spacing w:after="0"/>
+        <w:ind w:left="360"/>
+      </w:pPr>
+      <w:r>
+        <w:rPr>
+          <w:rFonts w:ascii="Courier New" w:cs="Courier New" w:eastAsia="Courier New" w:hAnsi="Courier New"/>
+          <w:sz w:val="16"/>
+          <w:szCs w:val="16"/>
+        </w:rPr>
+        <w:t xml:space="preserve">&lt;script type="application/ld+json"&gt;</w:t>
+      </w:r>
+    </w:p>
+    <w:p>
+      <w:pPr>
+        <w:shd w:fill="F5F5F5" w:val="clear"/>
+        <w:spacing w:after="0"/>
+        <w:ind w:left="360"/>
+      </w:pPr>
+      <w:r>
+        <w:rPr>
+          <w:rFonts w:ascii="Courier New" w:cs="Courier New" w:eastAsia="Courier New" w:hAnsi="Courier New"/>
+          <w:sz w:val="16"/>
+          <w:szCs w:val="16"/>
+        </w:rPr>
+        <w:t xml:space="preserve">{</w:t>
+      </w:r>
+    </w:p>
+    <w:p>
+      <w:pPr>
+        <w:shd w:fill="F5F5F5" w:val="clear"/>
+        <w:spacing w:after="0"/>
+        <w:ind w:left="360"/>
+      </w:pPr>
+      <w:r>
+        <w:rPr>
+          <w:rFonts w:ascii="Courier New" w:cs="Courier New" w:eastAsia="Courier New" w:hAnsi="Courier New"/>
+          <w:sz w:val="16"/>
+          <w:szCs w:val="16"/>
+        </w:rPr>
+        <w:t xml:space="preserve">  "@context": "https://schema.org",</w:t>
+      </w:r>
+    </w:p>
+    <w:p>
+      <w:pPr>
+        <w:shd w:fill="F5F5F5" w:val="clear"/>
+        <w:spacing w:after="0"/>
+        <w:ind w:left="360"/>
+      </w:pPr>
+      <w:r>
+        <w:rPr>
+          <w:rFonts w:ascii="Courier New" w:cs="Courier New" w:eastAsia="Courier New" w:hAnsi="Courier New"/>
+          <w:sz w:val="16"/>
+          <w:szCs w:val="16"/>
+        </w:rPr>
+        <w:t xml:space="preserve">  "@type": "Product",</w:t>
+      </w:r>
+    </w:p>
+    <w:p>
+      <w:pPr>
+        <w:shd w:fill="F5F5F5" w:val="clear"/>
+        <w:spacing w:after="0"/>
+        <w:ind w:left="360"/>
+      </w:pPr>
+      <w:r>
+        <w:rPr>
+          <w:rFonts w:ascii="Courier New" w:cs="Courier New" w:eastAsia="Courier New" w:hAnsi="Courier New"/>
+          <w:sz w:val="16"/>
+          <w:szCs w:val="16"/>
+        </w:rPr>
+        <w:t xml:space="preserve">  "name": "Aclar® 22A HydroBlock® Cleanroom Packaging Film",</w:t>
+      </w:r>
+    </w:p>
+    <w:p>
+      <w:pPr>
+        <w:shd w:fill="F5F5F5" w:val="clear"/>
+        <w:spacing w:after="0"/>
+        <w:ind w:left="360"/>
+      </w:pPr>
+      <w:r>
+        <w:rPr>
+          <w:rFonts w:ascii="Courier New" w:cs="Courier New" w:eastAsia="Courier New" w:hAnsi="Courier New"/>
+          <w:sz w:val="16"/>
+          <w:szCs w:val="16"/>
+        </w:rPr>
+        <w:t xml:space="preserve">  "description": "Aclar® 22A HydroBlock® film delivers superior moisture barrier, chemical resistance, and clarity for pharmaceutical, medical, and aerospace cleanroom packaging.",</w:t>
+      </w:r>
+    </w:p>
+    <w:p>
+      <w:pPr>
+        <w:shd w:fill="F5F5F5" w:val="clear"/>
+        <w:spacing w:after="0"/>
+        <w:ind w:left="360"/>
+      </w:pPr>
+      <w:r>
+        <w:rPr>
+          <w:rFonts w:ascii="Courier New" w:cs="Courier New" w:eastAsia="Courier New" w:hAnsi="Courier New"/>
+          <w:sz w:val="16"/>
+          <w:szCs w:val="16"/>
+        </w:rPr>
+        <w:t xml:space="preserve">  "brand": { "@type": "Brand", "name": "Honeywell" },</w:t>
+      </w:r>
+    </w:p>
+    <w:p>
+      <w:pPr>
+        <w:shd w:fill="F5F5F5" w:val="clear"/>
+        <w:spacing w:after="0"/>
+        <w:ind w:left="360"/>
+      </w:pPr>
+      <w:r>
+        <w:rPr>
+          <w:rFonts w:ascii="Courier New" w:cs="Courier New" w:eastAsia="Courier New" w:hAnsi="Courier New"/>
+          <w:sz w:val="16"/>
+          <w:szCs w:val="16"/>
+        </w:rPr>
+        <w:t xml:space="preserve">  "manufacturer": {</w:t>
+      </w:r>
+    </w:p>
+    <w:p>
+      <w:pPr>
+        <w:shd w:fill="F5F5F5" w:val="clear"/>
+        <w:spacing w:after="0"/>
+        <w:ind w:left="360"/>
+      </w:pPr>
+      <w:r>
+        <w:rPr>
+          <w:rFonts w:ascii="Courier New" w:cs="Courier New" w:eastAsia="Courier New" w:hAnsi="Courier New"/>
+          <w:sz w:val="16"/>
+          <w:szCs w:val="16"/>
+        </w:rPr>
+        <w:t xml:space="preserve">    "@type": "Organization",</w:t>
+      </w:r>
+    </w:p>
+    <w:p>
+      <w:pPr>
+        <w:shd w:fill="F5F5F5" w:val="clear"/>
+        <w:spacing w:after="0"/>
+        <w:ind w:left="360"/>
+      </w:pPr>
+      <w:r>
+        <w:rPr>
+          <w:rFonts w:ascii="Courier New" w:cs="Courier New" w:eastAsia="Courier New" w:hAnsi="Courier New"/>
+          <w:sz w:val="16"/>
+          <w:szCs w:val="16"/>
+        </w:rPr>
+        <w:t xml:space="preserve">    "name": "Cleanroom Film &amp; Bags",</w:t>
+      </w:r>
+    </w:p>
+    <w:p>
+      <w:pPr>
+        <w:shd w:fill="F5F5F5" w:val="clear"/>
+        <w:spacing w:after="0"/>
+        <w:ind w:left="360"/>
+      </w:pPr>
+      <w:r>
+        <w:rPr>
+          <w:rFonts w:ascii="Courier New" w:cs="Courier New" w:eastAsia="Courier New" w:hAnsi="Courier New"/>
+          <w:sz w:val="16"/>
+          <w:szCs w:val="16"/>
+        </w:rPr>
+        <w:t xml:space="preserve">    "url": "https://www.cleanroomfilm.com/"</w:t>
+      </w:r>
+    </w:p>
+    <w:p>
+      <w:pPr>
+        <w:shd w:fill="F5F5F5" w:val="clear"/>
+        <w:spacing w:after="0"/>
+        <w:ind w:left="360"/>
+      </w:pPr>
+      <w:r>
+        <w:rPr>
+          <w:rFonts w:ascii="Courier New" w:cs="Courier New" w:eastAsia="Courier New" w:hAnsi="Courier New"/>
+          <w:sz w:val="16"/>
+          <w:szCs w:val="16"/>
+        </w:rPr>
+        <w:t xml:space="preserve">  },</w:t>
+      </w:r>
+    </w:p>
+    <w:p>
+      <w:pPr>
+        <w:shd w:fill="F5F5F5" w:val="clear"/>
+        <w:spacing w:after="0"/>
+        <w:ind w:left="360"/>
+      </w:pPr>
+      <w:r>
+        <w:rPr>
+          <w:rFonts w:ascii="Courier New" w:cs="Courier New" w:eastAsia="Courier New" w:hAnsi="Courier New"/>
+          <w:sz w:val="16"/>
+          <w:szCs w:val="16"/>
+        </w:rPr>
+        <w:t xml:space="preserve">  "url": "https://www.cleanroomfilm.com/materials/aclar-cleanroom-packaging",</w:t>
+      </w:r>
+    </w:p>
+    <w:p>
+      <w:pPr>
+        <w:shd w:fill="F5F5F5" w:val="clear"/>
+        <w:spacing w:after="0"/>
+        <w:ind w:left="360"/>
+      </w:pPr>
+      <w:r>
+        <w:rPr>
+          <w:rFonts w:ascii="Courier New" w:cs="Courier New" w:eastAsia="Courier New" w:hAnsi="Courier New"/>
+          <w:sz w:val="16"/>
+          <w:szCs w:val="16"/>
+        </w:rPr>
+        <w:t xml:space="preserve">  "category": "Cleanroom Packaging Materials"</w:t>
       </w:r>
     </w:p>
     <w:p>

--- a/SEO-Clients-Hub/clients/CFB/CFB-On-Page-SEO-Audit-Running-Log.docx
+++ b/SEO-Clients-Hub/clients/CFB/CFB-On-Page-SEO-Audit-Running-Log.docx
@@ -66,7 +66,7 @@
           <w:sz w:val="22"/>
           <w:szCs w:val="22"/>
         </w:rPr>
-        <w:t xml:space="preserve">Last updated: 2026-09-07   •   Pages audited: 25 of 52   •   Verified live: 24   •   Needs attention: 2</w:t>
+        <w:t xml:space="preserve">Last updated: 2026-09-07   •   Pages audited: 28 of 52   •   Verified live: 27   •   Needs attention: 2</w:t>
       </w:r>
     </w:p>
     <w:p>
@@ -23209,7 +23209,7 @@
           <w:sz w:val="30"/>
           <w:szCs w:val="30"/>
         </w:rPr>
-        <w:t xml:space="preserve">Aclar® Cleanroom Packaging Film</w:t>
+        <w:t xml:space="preserve">Tyvek® Cleanroom Packaging</w:t>
       </w:r>
     </w:p>
     <w:p>
@@ -23225,7 +23225,7 @@
           <w:sz w:val="20"/>
           <w:szCs w:val="20"/>
         </w:rPr>
-        <w:t xml:space="preserve">VERIFIED LIVE 2026-09-07 (title, meta, 5 image alts, Product schema)</w:t>
+        <w:t xml:space="preserve">VERIFIED LIVE 2026-09-07 (title, meta, 4 of 6 image alts, Product schema — semiconductor-packaging.png + cleanroom-header-bags.jpg alts pending)</w:t>
       </w:r>
     </w:p>
     <w:p>
@@ -23249,7 +23249,7 @@
           <w:sz w:val="20"/>
           <w:szCs w:val="20"/>
         </w:rPr>
-        <w:t xml:space="preserve">https://www.cleanroomfilm.com/materials/aclar-cleanroom-packaging</w:t>
+        <w:t xml:space="preserve">https://www.cleanroomfilm.com/materials/tyvek-cleanroom-packaging</w:t>
       </w:r>
     </w:p>
     <w:p>
@@ -23314,7 +23314,7 @@
           <w:sz w:val="20"/>
           <w:szCs w:val="20"/>
         </w:rPr>
-        <w:t xml:space="preserve">Aclar cleanroom packaging</w:t>
+        <w:t xml:space="preserve">Tyvek cleanroom packaging</w:t>
       </w:r>
     </w:p>
     <w:p>
@@ -23337,22 +23337,22 @@
           <w:sz w:val="20"/>
           <w:szCs w:val="20"/>
         </w:rPr>
-        <w:t xml:space="preserve">PCTFE film, moisture barrier packaging, pharmaceutical cleanroom film, HydroBlock, aerospace cleanroom film</w:t>
-      </w:r>
-    </w:p>
-    <w:p>
-      <w:pPr>
-        <w:spacing w:after="120"/>
-      </w:pPr>
-      <w:r>
-        <w:rPr>
-          <w:rFonts w:ascii="Arial" w:cs="Arial" w:eastAsia="Arial" w:hAnsi="Arial"/>
-          <w:b/>
-          <w:bCs/>
-          <w:sz w:val="20"/>
-          <w:szCs w:val="20"/>
-        </w:rPr>
-        <w:t xml:space="preserve">Recommended Page Title (55 chars)</w:t>
+        <w:t xml:space="preserve">Tyvek pouches, Tyvek header bags, sterilization pouches, breathable barrier packaging, medical device packaging</w:t>
+      </w:r>
+    </w:p>
+    <w:p>
+      <w:pPr>
+        <w:spacing w:after="120"/>
+      </w:pPr>
+      <w:r>
+        <w:rPr>
+          <w:rFonts w:ascii="Arial" w:cs="Arial" w:eastAsia="Arial" w:hAnsi="Arial"/>
+          <w:b/>
+          <w:bCs/>
+          <w:sz w:val="20"/>
+          <w:szCs w:val="20"/>
+        </w:rPr>
+        <w:t xml:space="preserve">Recommended Page Title (58 chars)</w:t>
       </w:r>
       <w:r>
         <w:rPr>
@@ -23376,22 +23376,22 @@
           <w:sz w:val="22"/>
           <w:szCs w:val="22"/>
         </w:rPr>
-        <w:t xml:space="preserve">Aclar® Film: PCTFE Cleanroom Packaging for Pharma | CFB</w:t>
-      </w:r>
-    </w:p>
-    <w:p>
-      <w:pPr>
-        <w:spacing w:after="120"/>
-      </w:pPr>
-      <w:r>
-        <w:rPr>
-          <w:rFonts w:ascii="Arial" w:cs="Arial" w:eastAsia="Arial" w:hAnsi="Arial"/>
-          <w:b/>
-          <w:bCs/>
-          <w:sz w:val="20"/>
-          <w:szCs w:val="20"/>
-        </w:rPr>
-        <w:t xml:space="preserve">Recommended Meta Description (149 chars)</w:t>
+        <w:t xml:space="preserve">Tyvek® Sterile Pouches &amp; Header Bags for Cleanrooms | CFB</w:t>
+      </w:r>
+    </w:p>
+    <w:p>
+      <w:pPr>
+        <w:spacing w:after="120"/>
+      </w:pPr>
+      <w:r>
+        <w:rPr>
+          <w:rFonts w:ascii="Arial" w:cs="Arial" w:eastAsia="Arial" w:hAnsi="Arial"/>
+          <w:b/>
+          <w:bCs/>
+          <w:sz w:val="20"/>
+          <w:szCs w:val="20"/>
+        </w:rPr>
+        <w:t xml:space="preserve">Recommended Meta Description (147 chars)</w:t>
       </w:r>
       <w:r>
         <w:rPr>
@@ -23413,7 +23413,7 @@
           <w:sz w:val="22"/>
           <w:szCs w:val="22"/>
         </w:rPr>
-        <w:t xml:space="preserve">Aclar® 22A HydroBlock® film delivers superior moisture barrier, chemical resistance, and clarity for pharma, medical &amp; aerospace cleanroom packaging.</w:t>
+        <w:t xml:space="preserve">CFB's Tyvek® cleanroom pouches and header bags deliver breathable sterilization barrier protection for medical, pharma and semiconductor cleanrooms.</w:t>
       </w:r>
     </w:p>
     <w:p>
@@ -23436,7 +23436,7 @@
           <w:sz w:val="20"/>
           <w:szCs w:val="20"/>
         </w:rPr>
-        <w:t xml:space="preserve">H1 "Aclar® 22A HydroBlock® Cleanroom Packaging" left as-is — brand-specific and accurate. 5 application images had generic or bare alts — all updated. Aclar® is a Honeywell material; CFB is the packaging manufacturer (reflected in schema). Cross-link opportunities: Boeing case study (already references Aclar®), Aerospace market page.</w:t>
+        <w:t xml:space="preserve">H1 "Tyvek® Cleanroom Packaging" left as-is. DuPont material — brand reflected in schema. 2 image alts (semiconductor-packaging.png, cleanroom-header-bags.jpg) did not save after two attempts — may be in a shared or locked module; follow up.</w:t>
       </w:r>
     </w:p>
     <w:p>
@@ -23657,7 +23657,7 @@
                 <w:sz w:val="20"/>
                 <w:szCs w:val="20"/>
               </w:rPr>
-              <w:t xml:space="preserve">Hero (aclar-film-gray.avif)</w:t>
+              <w:t xml:space="preserve">Hero (tyvek-healthcare-cleanroom-packaging.jpg)</w:t>
             </w:r>
           </w:p>
         </w:tc>
@@ -23684,7 +23684,7 @@
                 <w:sz w:val="20"/>
                 <w:szCs w:val="20"/>
               </w:rPr>
-              <w:t xml:space="preserve">aclar-film-gray</w:t>
+              <w:t xml:space="preserve">tyvek cleanroom packaging</w:t>
             </w:r>
           </w:p>
         </w:tc>
@@ -23711,7 +23711,7 @@
                 <w:sz w:val="20"/>
                 <w:szCs w:val="20"/>
               </w:rPr>
-              <w:t xml:space="preserve">Aclar® 22A HydroBlock® PCTFE cleanroom packaging film by CFB</w:t>
+              <w:t xml:space="preserve">Tyvek® sterile pouches for healthcare cleanroom packaging</w:t>
             </w:r>
           </w:p>
         </w:tc>
@@ -23738,7 +23738,7 @@
                 <w:sz w:val="20"/>
                 <w:szCs w:val="20"/>
               </w:rPr>
-              <w:t xml:space="preserve">59</w:t>
+              <w:t xml:space="preserve">57</w:t>
             </w:r>
           </w:p>
         </w:tc>
@@ -23765,7 +23765,7 @@
                 <w:sz w:val="20"/>
                 <w:szCs w:val="20"/>
               </w:rPr>
-              <w:t xml:space="preserve">Filename-dump alt replaced with full material name + manufacturer brand.</w:t>
+              <w:t xml:space="preserve">Updated.</w:t>
             </w:r>
           </w:p>
         </w:tc>
@@ -23851,7 +23851,7 @@
                 <w:sz w:val="20"/>
                 <w:szCs w:val="20"/>
               </w:rPr>
-              <w:t xml:space="preserve">Aclar® film for medical device cleanroom packaging</w:t>
+              <w:t xml:space="preserve">Tyvek® pouches for medical device cleanroom packaging</w:t>
             </w:r>
           </w:p>
         </w:tc>
@@ -23879,7 +23879,7 @@
                 <w:sz w:val="20"/>
                 <w:szCs w:val="20"/>
               </w:rPr>
-              <w:t xml:space="preserve">50</w:t>
+              <w:t xml:space="preserve">53</w:t>
             </w:r>
           </w:p>
         </w:tc>
@@ -23907,7 +23907,7 @@
                 <w:sz w:val="20"/>
                 <w:szCs w:val="20"/>
               </w:rPr>
-              <w:t xml:space="preserve">Ties generic alt to Aclar® material context.</w:t>
+              <w:t xml:space="preserve">Updated.</w:t>
             </w:r>
           </w:p>
         </w:tc>
@@ -23990,7 +23990,7 @@
                 <w:sz w:val="20"/>
                 <w:szCs w:val="20"/>
               </w:rPr>
-              <w:t xml:space="preserve">Aclar® 22A cleanroom packaging for pharmaceutical applications</w:t>
+              <w:t xml:space="preserve">Tyvek® packaging for pharmaceutical cleanroom applications</w:t>
             </w:r>
           </w:p>
         </w:tc>
@@ -24017,7 +24017,7 @@
                 <w:sz w:val="20"/>
                 <w:szCs w:val="20"/>
               </w:rPr>
-              <w:t xml:space="preserve">61</w:t>
+              <w:t xml:space="preserve">58</w:t>
             </w:r>
           </w:p>
         </w:tc>
@@ -24044,7 +24044,7 @@
                 <w:sz w:val="20"/>
                 <w:szCs w:val="20"/>
               </w:rPr>
-              <w:t xml:space="preserve">Adds specific grade + application context.</w:t>
+              <w:t xml:space="preserve">Updated.</w:t>
             </w:r>
           </w:p>
         </w:tc>
@@ -24074,7 +24074,7 @@
                 <w:sz w:val="20"/>
                 <w:szCs w:val="20"/>
               </w:rPr>
-              <w:t xml:space="preserve">Aerospace app (aerospace-packaging.png)</w:t>
+              <w:t xml:space="preserve">Semiconductor app (semiconductor-packaging.png)</w:t>
             </w:r>
           </w:p>
         </w:tc>
@@ -24102,7 +24102,7 @@
                 <w:sz w:val="20"/>
                 <w:szCs w:val="20"/>
               </w:rPr>
-              <w:t xml:space="preserve">aerospace packaging</w:t>
+              <w:t xml:space="preserve">semiconductor packaging</w:t>
             </w:r>
           </w:p>
         </w:tc>
@@ -24130,7 +24130,7 @@
                 <w:sz w:val="20"/>
                 <w:szCs w:val="20"/>
               </w:rPr>
-              <w:t xml:space="preserve">Aclar® HydroBlock® film for aerospace cleanroom packaging</w:t>
+              <w:t xml:space="preserve">Tyvek® cleanroom packaging for semiconductor applications</w:t>
             </w:r>
           </w:p>
         </w:tc>
@@ -24158,7 +24158,7 @@
                 <w:sz w:val="20"/>
                 <w:szCs w:val="20"/>
               </w:rPr>
-              <w:t xml:space="preserve">56</w:t>
+              <w:t xml:space="preserve">57</w:t>
             </w:r>
           </w:p>
         </w:tc>
@@ -24186,7 +24186,7 @@
                 <w:sz w:val="20"/>
                 <w:szCs w:val="20"/>
               </w:rPr>
-              <w:t xml:space="preserve">Surfaces the HydroBlock® brand variant for the aerospace audience.</w:t>
+              <w:t xml:space="preserve">⚠ Pending — did not save after two attempts.</w:t>
             </w:r>
           </w:p>
         </w:tc>
@@ -24215,7 +24215,7 @@
                 <w:sz w:val="20"/>
                 <w:szCs w:val="20"/>
               </w:rPr>
-              <w:t xml:space="preserve">Semiconductor app (semiconductor-packaging.png)</w:t>
+              <w:t xml:space="preserve">Heat-seal pouches (tyvek-heat-sealing-pouches.png.jpg)</w:t>
             </w:r>
           </w:p>
         </w:tc>
@@ -24242,7 +24242,7 @@
                 <w:sz w:val="20"/>
                 <w:szCs w:val="20"/>
               </w:rPr>
-              <w:t xml:space="preserve">semiconductor packaging</w:t>
+              <w:t xml:space="preserve">tyvek heat-sealing pouches</w:t>
             </w:r>
           </w:p>
         </w:tc>
@@ -24269,7 +24269,7 @@
                 <w:sz w:val="20"/>
                 <w:szCs w:val="20"/>
               </w:rPr>
-              <w:t xml:space="preserve">Aclar® film for semiconductor cleanroom packaging</w:t>
+              <w:t xml:space="preserve">Tyvek® heat-sealing pouches for sterile cleanroom packaging</w:t>
             </w:r>
           </w:p>
         </w:tc>
@@ -24296,7 +24296,7 @@
                 <w:sz w:val="20"/>
                 <w:szCs w:val="20"/>
               </w:rPr>
-              <w:t xml:space="preserve">49</w:t>
+              <w:t xml:space="preserve">59</w:t>
             </w:r>
           </w:p>
         </w:tc>
@@ -24323,7 +24323,149 @@
                 <w:sz w:val="20"/>
                 <w:szCs w:val="20"/>
               </w:rPr>
-              <w:t xml:space="preserve">Ties Aclar® to semiconductor application.</w:t>
+              <w:t xml:space="preserve">Updated.</w:t>
+            </w:r>
+          </w:p>
+        </w:tc>
+      </w:tr>
+      <w:tr>
+        <w:tc>
+          <w:tcPr>
+            <w:tcW w:type="dxa" w:w="2300"/>
+            <w:tcBorders>
+              <w:top w:val="single" w:color="CCCCCC" w:sz="4"/>
+              <w:left w:val="single" w:color="CCCCCC" w:sz="4"/>
+              <w:bottom w:val="single" w:color="CCCCCC" w:sz="4"/>
+              <w:right w:val="single" w:color="CCCCCC" w:sz="4"/>
+            </w:tcBorders>
+            <w:shd w:fill="F2F2F2" w:val="clear"/>
+            <w:tcMar>
+              <w:top w:type="dxa" w:w="80"/>
+              <w:left w:type="dxa" w:w="120"/>
+              <w:bottom w:type="dxa" w:w="80"/>
+              <w:right w:type="dxa" w:w="120"/>
+            </w:tcMar>
+          </w:tcPr>
+          <w:p>
+            <w:r>
+              <w:rPr>
+                <w:rFonts w:ascii="Arial" w:cs="Arial" w:eastAsia="Arial" w:hAnsi="Arial"/>
+                <w:sz w:val="20"/>
+                <w:szCs w:val="20"/>
+              </w:rPr>
+              <w:t xml:space="preserve">Header bags (cleanroom-header-bags.jpg)</w:t>
+            </w:r>
+          </w:p>
+        </w:tc>
+        <w:tc>
+          <w:tcPr>
+            <w:tcW w:type="dxa" w:w="1700"/>
+            <w:tcBorders>
+              <w:top w:val="single" w:color="CCCCCC" w:sz="4"/>
+              <w:left w:val="single" w:color="CCCCCC" w:sz="4"/>
+              <w:bottom w:val="single" w:color="CCCCCC" w:sz="4"/>
+              <w:right w:val="single" w:color="CCCCCC" w:sz="4"/>
+            </w:tcBorders>
+            <w:shd w:fill="F2F2F2" w:val="clear"/>
+            <w:tcMar>
+              <w:top w:type="dxa" w:w="80"/>
+              <w:left w:type="dxa" w:w="120"/>
+              <w:bottom w:type="dxa" w:w="80"/>
+              <w:right w:type="dxa" w:w="120"/>
+            </w:tcMar>
+          </w:tcPr>
+          <w:p>
+            <w:r>
+              <w:rPr>
+                <w:rFonts w:ascii="Arial" w:cs="Arial" w:eastAsia="Arial" w:hAnsi="Arial"/>
+                <w:sz w:val="20"/>
+                <w:szCs w:val="20"/>
+              </w:rPr>
+              <w:t xml:space="preserve">cleanroom header bags</w:t>
+            </w:r>
+          </w:p>
+        </w:tc>
+        <w:tc>
+          <w:tcPr>
+            <w:tcW w:type="dxa" w:w="2600"/>
+            <w:tcBorders>
+              <w:top w:val="single" w:color="CCCCCC" w:sz="4"/>
+              <w:left w:val="single" w:color="CCCCCC" w:sz="4"/>
+              <w:bottom w:val="single" w:color="CCCCCC" w:sz="4"/>
+              <w:right w:val="single" w:color="CCCCCC" w:sz="4"/>
+            </w:tcBorders>
+            <w:shd w:fill="F2F2F2" w:val="clear"/>
+            <w:tcMar>
+              <w:top w:type="dxa" w:w="80"/>
+              <w:left w:type="dxa" w:w="120"/>
+              <w:bottom w:type="dxa" w:w="80"/>
+              <w:right w:type="dxa" w:w="120"/>
+            </w:tcMar>
+          </w:tcPr>
+          <w:p>
+            <w:r>
+              <w:rPr>
+                <w:rFonts w:ascii="Arial" w:cs="Arial" w:eastAsia="Arial" w:hAnsi="Arial"/>
+                <w:sz w:val="20"/>
+                <w:szCs w:val="20"/>
+              </w:rPr>
+              <w:t xml:space="preserve">Tyvek® header bags for cleanroom sterilization packaging</w:t>
+            </w:r>
+          </w:p>
+        </w:tc>
+        <w:tc>
+          <w:tcPr>
+            <w:tcW w:type="dxa" w:w="600"/>
+            <w:tcBorders>
+              <w:top w:val="single" w:color="CCCCCC" w:sz="4"/>
+              <w:left w:val="single" w:color="CCCCCC" w:sz="4"/>
+              <w:bottom w:val="single" w:color="CCCCCC" w:sz="4"/>
+              <w:right w:val="single" w:color="CCCCCC" w:sz="4"/>
+            </w:tcBorders>
+            <w:shd w:fill="F2F2F2" w:val="clear"/>
+            <w:tcMar>
+              <w:top w:type="dxa" w:w="80"/>
+              <w:left w:type="dxa" w:w="120"/>
+              <w:bottom w:type="dxa" w:w="80"/>
+              <w:right w:type="dxa" w:w="120"/>
+            </w:tcMar>
+          </w:tcPr>
+          <w:p>
+            <w:r>
+              <w:rPr>
+                <w:rFonts w:ascii="Arial" w:cs="Arial" w:eastAsia="Arial" w:hAnsi="Arial"/>
+                <w:sz w:val="20"/>
+                <w:szCs w:val="20"/>
+              </w:rPr>
+              <w:t xml:space="preserve">56</w:t>
+            </w:r>
+          </w:p>
+        </w:tc>
+        <w:tc>
+          <w:tcPr>
+            <w:tcW w:type="dxa" w:w="2600"/>
+            <w:tcBorders>
+              <w:top w:val="single" w:color="CCCCCC" w:sz="4"/>
+              <w:left w:val="single" w:color="CCCCCC" w:sz="4"/>
+              <w:bottom w:val="single" w:color="CCCCCC" w:sz="4"/>
+              <w:right w:val="single" w:color="CCCCCC" w:sz="4"/>
+            </w:tcBorders>
+            <w:shd w:fill="F2F2F2" w:val="clear"/>
+            <w:tcMar>
+              <w:top w:type="dxa" w:w="80"/>
+              <w:left w:type="dxa" w:w="120"/>
+              <w:bottom w:type="dxa" w:w="80"/>
+              <w:right w:type="dxa" w:w="120"/>
+            </w:tcMar>
+          </w:tcPr>
+          <w:p>
+            <w:r>
+              <w:rPr>
+                <w:rFonts w:ascii="Arial" w:cs="Arial" w:eastAsia="Arial" w:hAnsi="Arial"/>
+                <w:sz w:val="20"/>
+                <w:szCs w:val="20"/>
+              </w:rPr>
+              <w:t xml:space="preserve">⚠ Pending — did not save after two attempts.</w:t>
             </w:r>
           </w:p>
         </w:tc>
@@ -24421,6 +24563,1405 @@
           <w:sz w:val="16"/>
           <w:szCs w:val="16"/>
         </w:rPr>
+        <w:t xml:space="preserve">  "name": "Tyvek® Cleanroom Packaging",</w:t>
+      </w:r>
+    </w:p>
+    <w:p>
+      <w:pPr>
+        <w:shd w:fill="F5F5F5" w:val="clear"/>
+        <w:spacing w:after="0"/>
+        <w:ind w:left="360"/>
+      </w:pPr>
+      <w:r>
+        <w:rPr>
+          <w:rFonts w:ascii="Courier New" w:cs="Courier New" w:eastAsia="Courier New" w:hAnsi="Courier New"/>
+          <w:sz w:val="16"/>
+          <w:szCs w:val="16"/>
+        </w:rPr>
+        <w:t xml:space="preserve">  "description": "CFB's Tyvek® cleanroom pouches and header bags deliver breathable sterilization barrier protection for medical, pharma and semiconductor cleanrooms.",</w:t>
+      </w:r>
+    </w:p>
+    <w:p>
+      <w:pPr>
+        <w:shd w:fill="F5F5F5" w:val="clear"/>
+        <w:spacing w:after="0"/>
+        <w:ind w:left="360"/>
+      </w:pPr>
+      <w:r>
+        <w:rPr>
+          <w:rFonts w:ascii="Courier New" w:cs="Courier New" w:eastAsia="Courier New" w:hAnsi="Courier New"/>
+          <w:sz w:val="16"/>
+          <w:szCs w:val="16"/>
+        </w:rPr>
+        <w:t xml:space="preserve">  "brand": { "@type": "Brand", "name": "DuPont" },</w:t>
+      </w:r>
+    </w:p>
+    <w:p>
+      <w:pPr>
+        <w:shd w:fill="F5F5F5" w:val="clear"/>
+        <w:spacing w:after="0"/>
+        <w:ind w:left="360"/>
+      </w:pPr>
+      <w:r>
+        <w:rPr>
+          <w:rFonts w:ascii="Courier New" w:cs="Courier New" w:eastAsia="Courier New" w:hAnsi="Courier New"/>
+          <w:sz w:val="16"/>
+          <w:szCs w:val="16"/>
+        </w:rPr>
+        <w:t xml:space="preserve">  "manufacturer": {</w:t>
+      </w:r>
+    </w:p>
+    <w:p>
+      <w:pPr>
+        <w:shd w:fill="F5F5F5" w:val="clear"/>
+        <w:spacing w:after="0"/>
+        <w:ind w:left="360"/>
+      </w:pPr>
+      <w:r>
+        <w:rPr>
+          <w:rFonts w:ascii="Courier New" w:cs="Courier New" w:eastAsia="Courier New" w:hAnsi="Courier New"/>
+          <w:sz w:val="16"/>
+          <w:szCs w:val="16"/>
+        </w:rPr>
+        <w:t xml:space="preserve">    "@type": "Organization",</w:t>
+      </w:r>
+    </w:p>
+    <w:p>
+      <w:pPr>
+        <w:shd w:fill="F5F5F5" w:val="clear"/>
+        <w:spacing w:after="0"/>
+        <w:ind w:left="360"/>
+      </w:pPr>
+      <w:r>
+        <w:rPr>
+          <w:rFonts w:ascii="Courier New" w:cs="Courier New" w:eastAsia="Courier New" w:hAnsi="Courier New"/>
+          <w:sz w:val="16"/>
+          <w:szCs w:val="16"/>
+        </w:rPr>
+        <w:t xml:space="preserve">    "name": "Cleanroom Film &amp; Bags",</w:t>
+      </w:r>
+    </w:p>
+    <w:p>
+      <w:pPr>
+        <w:shd w:fill="F5F5F5" w:val="clear"/>
+        <w:spacing w:after="0"/>
+        <w:ind w:left="360"/>
+      </w:pPr>
+      <w:r>
+        <w:rPr>
+          <w:rFonts w:ascii="Courier New" w:cs="Courier New" w:eastAsia="Courier New" w:hAnsi="Courier New"/>
+          <w:sz w:val="16"/>
+          <w:szCs w:val="16"/>
+        </w:rPr>
+        <w:t xml:space="preserve">    "url": "https://www.cleanroomfilm.com/"</w:t>
+      </w:r>
+    </w:p>
+    <w:p>
+      <w:pPr>
+        <w:shd w:fill="F5F5F5" w:val="clear"/>
+        <w:spacing w:after="0"/>
+        <w:ind w:left="360"/>
+      </w:pPr>
+      <w:r>
+        <w:rPr>
+          <w:rFonts w:ascii="Courier New" w:cs="Courier New" w:eastAsia="Courier New" w:hAnsi="Courier New"/>
+          <w:sz w:val="16"/>
+          <w:szCs w:val="16"/>
+        </w:rPr>
+        <w:t xml:space="preserve">  },</w:t>
+      </w:r>
+    </w:p>
+    <w:p>
+      <w:pPr>
+        <w:shd w:fill="F5F5F5" w:val="clear"/>
+        <w:spacing w:after="0"/>
+        <w:ind w:left="360"/>
+      </w:pPr>
+      <w:r>
+        <w:rPr>
+          <w:rFonts w:ascii="Courier New" w:cs="Courier New" w:eastAsia="Courier New" w:hAnsi="Courier New"/>
+          <w:sz w:val="16"/>
+          <w:szCs w:val="16"/>
+        </w:rPr>
+        <w:t xml:space="preserve">  "url": "https://www.cleanroomfilm.com/materials/tyvek-cleanroom-packaging",</w:t>
+      </w:r>
+    </w:p>
+    <w:p>
+      <w:pPr>
+        <w:shd w:fill="F5F5F5" w:val="clear"/>
+        <w:spacing w:after="0"/>
+        <w:ind w:left="360"/>
+      </w:pPr>
+      <w:r>
+        <w:rPr>
+          <w:rFonts w:ascii="Courier New" w:cs="Courier New" w:eastAsia="Courier New" w:hAnsi="Courier New"/>
+          <w:sz w:val="16"/>
+          <w:szCs w:val="16"/>
+        </w:rPr>
+        <w:t xml:space="preserve">  "category": "Cleanroom Packaging Materials"</w:t>
+      </w:r>
+    </w:p>
+    <w:p>
+      <w:pPr>
+        <w:shd w:fill="F5F5F5" w:val="clear"/>
+        <w:spacing w:after="0"/>
+        <w:ind w:left="360"/>
+      </w:pPr>
+      <w:r>
+        <w:rPr>
+          <w:rFonts w:ascii="Courier New" w:cs="Courier New" w:eastAsia="Courier New" w:hAnsi="Courier New"/>
+          <w:sz w:val="16"/>
+          <w:szCs w:val="16"/>
+        </w:rPr>
+        <w:t xml:space="preserve">}</w:t>
+      </w:r>
+    </w:p>
+    <w:p>
+      <w:pPr>
+        <w:shd w:fill="F5F5F5" w:val="clear"/>
+        <w:spacing w:after="0"/>
+        <w:ind w:left="360"/>
+      </w:pPr>
+      <w:r>
+        <w:rPr>
+          <w:rFonts w:ascii="Courier New" w:cs="Courier New" w:eastAsia="Courier New" w:hAnsi="Courier New"/>
+          <w:sz w:val="16"/>
+          <w:szCs w:val="16"/>
+        </w:rPr>
+        <w:t xml:space="preserve">&lt;/script&gt;</w:t>
+      </w:r>
+    </w:p>
+    <w:p>
+      <w:pPr>
+        <w:spacing w:after="160"/>
+      </w:pPr>
+    </w:p>
+    <w:p>
+      <w:pPr>
+        <w:pStyle w:val="Heading1"/>
+        <w:spacing w:after="160" w:before="400"/>
+      </w:pPr>
+      <w:r>
+        <w:rPr>
+          <w:rFonts w:ascii="Arial" w:cs="Arial" w:eastAsia="Arial" w:hAnsi="Arial"/>
+          <w:b/>
+          <w:bCs/>
+          <w:color w:val="003366"/>
+          <w:sz w:val="30"/>
+          <w:szCs w:val="30"/>
+        </w:rPr>
+        <w:t xml:space="preserve">Aclar® Cleanroom Packaging Film</w:t>
+      </w:r>
+    </w:p>
+    <w:p>
+      <w:pPr>
+        <w:spacing w:after="120"/>
+      </w:pPr>
+      <w:r>
+        <w:rPr>
+          <w:rFonts w:ascii="Arial" w:cs="Arial" w:eastAsia="Arial" w:hAnsi="Arial"/>
+          <w:b/>
+          <w:bCs/>
+          <w:color w:val="2E7D32"/>
+          <w:sz w:val="20"/>
+          <w:szCs w:val="20"/>
+        </w:rPr>
+        <w:t xml:space="preserve">VERIFIED LIVE 2026-09-07 (title, meta, 5 image alts, Product schema)</w:t>
+      </w:r>
+    </w:p>
+    <w:p>
+      <w:pPr>
+        <w:spacing w:after="120"/>
+      </w:pPr>
+      <w:r>
+        <w:rPr>
+          <w:rFonts w:ascii="Arial" w:cs="Arial" w:eastAsia="Arial" w:hAnsi="Arial"/>
+          <w:b/>
+          <w:bCs/>
+          <w:sz w:val="20"/>
+          <w:szCs w:val="20"/>
+        </w:rPr>
+        <w:t xml:space="preserve">Live URL: </w:t>
+      </w:r>
+      <w:r>
+        <w:rPr>
+          <w:rFonts w:ascii="Arial" w:cs="Arial" w:eastAsia="Arial" w:hAnsi="Arial"/>
+          <w:color w:val="0563C1"/>
+          <w:sz w:val="20"/>
+          <w:szCs w:val="20"/>
+        </w:rPr>
+        <w:t xml:space="preserve">https://www.cleanroomfilm.com/materials/aclar-cleanroom-packaging</w:t>
+      </w:r>
+    </w:p>
+    <w:p>
+      <w:pPr>
+        <w:spacing w:after="120"/>
+      </w:pPr>
+      <w:r>
+        <w:rPr>
+          <w:rFonts w:ascii="Arial" w:cs="Arial" w:eastAsia="Arial" w:hAnsi="Arial"/>
+          <w:b/>
+          <w:bCs/>
+          <w:sz w:val="20"/>
+          <w:szCs w:val="20"/>
+        </w:rPr>
+        <w:t xml:space="preserve">HubSpot editor: </w:t>
+      </w:r>
+      <w:r>
+        <w:rPr>
+          <w:rFonts w:ascii="Arial" w:cs="Arial" w:eastAsia="Arial" w:hAnsi="Arial"/>
+          <w:color w:val="0563C1"/>
+          <w:sz w:val="20"/>
+          <w:szCs w:val="20"/>
+        </w:rPr>
+        <w:t xml:space="preserve">https://app.hubspot.com/pages/24024882/editor/ (add page ID from HubSpot)</w:t>
+      </w:r>
+    </w:p>
+    <w:p>
+      <w:pPr>
+        <w:spacing w:after="120"/>
+      </w:pPr>
+      <w:r>
+        <w:rPr>
+          <w:rFonts w:ascii="Arial" w:cs="Arial" w:eastAsia="Arial" w:hAnsi="Arial"/>
+          <w:b/>
+          <w:bCs/>
+          <w:sz w:val="20"/>
+          <w:szCs w:val="20"/>
+        </w:rPr>
+        <w:t xml:space="preserve">Audited: </w:t>
+      </w:r>
+      <w:r>
+        <w:rPr>
+          <w:rFonts w:ascii="Arial" w:cs="Arial" w:eastAsia="Arial" w:hAnsi="Arial"/>
+          <w:sz w:val="20"/>
+          <w:szCs w:val="20"/>
+        </w:rPr>
+        <w:t xml:space="preserve">2026-09-07      </w:t>
+      </w:r>
+      <w:r>
+        <w:rPr>
+          <w:rFonts w:ascii="Arial" w:cs="Arial" w:eastAsia="Arial" w:hAnsi="Arial"/>
+          <w:b/>
+          <w:bCs/>
+          <w:sz w:val="20"/>
+          <w:szCs w:val="20"/>
+        </w:rPr>
+        <w:t xml:space="preserve">Primary keyword: </w:t>
+      </w:r>
+      <w:r>
+        <w:rPr>
+          <w:rFonts w:ascii="Arial" w:cs="Arial" w:eastAsia="Arial" w:hAnsi="Arial"/>
+          <w:sz w:val="20"/>
+          <w:szCs w:val="20"/>
+        </w:rPr>
+        <w:t xml:space="preserve">Aclar cleanroom packaging</w:t>
+      </w:r>
+    </w:p>
+    <w:p>
+      <w:pPr>
+        <w:spacing w:after="120"/>
+      </w:pPr>
+      <w:r>
+        <w:rPr>
+          <w:rFonts w:ascii="Arial" w:cs="Arial" w:eastAsia="Arial" w:hAnsi="Arial"/>
+          <w:b/>
+          <w:bCs/>
+          <w:sz w:val="20"/>
+          <w:szCs w:val="20"/>
+        </w:rPr>
+        <w:t xml:space="preserve">Secondary keywords: </w:t>
+      </w:r>
+      <w:r>
+        <w:rPr>
+          <w:rFonts w:ascii="Arial" w:cs="Arial" w:eastAsia="Arial" w:hAnsi="Arial"/>
+          <w:sz w:val="20"/>
+          <w:szCs w:val="20"/>
+        </w:rPr>
+        <w:t xml:space="preserve">PCTFE film, moisture barrier packaging, pharmaceutical cleanroom film, HydroBlock, aerospace cleanroom film</w:t>
+      </w:r>
+    </w:p>
+    <w:p>
+      <w:pPr>
+        <w:spacing w:after="120"/>
+      </w:pPr>
+      <w:r>
+        <w:rPr>
+          <w:rFonts w:ascii="Arial" w:cs="Arial" w:eastAsia="Arial" w:hAnsi="Arial"/>
+          <w:b/>
+          <w:bCs/>
+          <w:sz w:val="20"/>
+          <w:szCs w:val="20"/>
+        </w:rPr>
+        <w:t xml:space="preserve">Recommended Page Title (55 chars)</w:t>
+      </w:r>
+      <w:r>
+        <w:rPr>
+          <w:rFonts w:ascii="Arial" w:cs="Arial" w:eastAsia="Arial" w:hAnsi="Arial"/>
+          <w:sz w:val="20"/>
+          <w:szCs w:val="20"/>
+        </w:rPr>
+        <w:t xml:space="preserve"/>
+      </w:r>
+    </w:p>
+    <w:p>
+      <w:pPr>
+        <w:spacing w:after="120"/>
+      </w:pPr>
+      <w:r>
+        <w:rPr>
+          <w:rFonts w:ascii="Arial" w:cs="Arial" w:eastAsia="Arial" w:hAnsi="Arial"/>
+          <w:b/>
+          <w:bCs/>
+          <w:color w:val="003366"/>
+          <w:sz w:val="22"/>
+          <w:szCs w:val="22"/>
+        </w:rPr>
+        <w:t xml:space="preserve">Aclar® Film: PCTFE Cleanroom Packaging for Pharma | CFB</w:t>
+      </w:r>
+    </w:p>
+    <w:p>
+      <w:pPr>
+        <w:spacing w:after="120"/>
+      </w:pPr>
+      <w:r>
+        <w:rPr>
+          <w:rFonts w:ascii="Arial" w:cs="Arial" w:eastAsia="Arial" w:hAnsi="Arial"/>
+          <w:b/>
+          <w:bCs/>
+          <w:sz w:val="20"/>
+          <w:szCs w:val="20"/>
+        </w:rPr>
+        <w:t xml:space="preserve">Recommended Meta Description (149 chars)</w:t>
+      </w:r>
+      <w:r>
+        <w:rPr>
+          <w:rFonts w:ascii="Arial" w:cs="Arial" w:eastAsia="Arial" w:hAnsi="Arial"/>
+          <w:sz w:val="20"/>
+          <w:szCs w:val="20"/>
+        </w:rPr>
+        <w:t xml:space="preserve"/>
+      </w:r>
+    </w:p>
+    <w:p>
+      <w:pPr>
+        <w:spacing w:after="120"/>
+      </w:pPr>
+      <w:r>
+        <w:rPr>
+          <w:rFonts w:ascii="Arial" w:cs="Arial" w:eastAsia="Arial" w:hAnsi="Arial"/>
+          <w:color w:val="333333"/>
+          <w:sz w:val="22"/>
+          <w:szCs w:val="22"/>
+        </w:rPr>
+        <w:t xml:space="preserve">Aclar® 22A HydroBlock® film delivers superior moisture barrier, chemical resistance, and clarity for pharma, medical &amp; aerospace cleanroom packaging.</w:t>
+      </w:r>
+    </w:p>
+    <w:p>
+      <w:pPr>
+        <w:spacing w:after="120"/>
+      </w:pPr>
+      <w:r>
+        <w:rPr>
+          <w:rFonts w:ascii="Arial" w:cs="Arial" w:eastAsia="Arial" w:hAnsi="Arial"/>
+          <w:b/>
+          <w:bCs/>
+          <w:sz w:val="20"/>
+          <w:szCs w:val="20"/>
+        </w:rPr>
+        <w:t xml:space="preserve">Notes: </w:t>
+      </w:r>
+      <w:r>
+        <w:rPr>
+          <w:rFonts w:ascii="Arial" w:cs="Arial" w:eastAsia="Arial" w:hAnsi="Arial"/>
+          <w:sz w:val="20"/>
+          <w:szCs w:val="20"/>
+        </w:rPr>
+        <w:t xml:space="preserve">H1 "Aclar® 22A HydroBlock® Cleanroom Packaging" left as-is — brand-specific and accurate. 5 application images had generic or bare alts — all updated. Aclar® is a Honeywell material; CFB is the packaging manufacturer (reflected in schema). Cross-link opportunities: Boeing case study (already references Aclar®), Aerospace market page.</w:t>
+      </w:r>
+    </w:p>
+    <w:p>
+      <w:pPr>
+        <w:spacing w:after="120"/>
+      </w:pPr>
+      <w:r>
+        <w:rPr>
+          <w:rFonts w:ascii="Arial" w:cs="Arial" w:eastAsia="Arial" w:hAnsi="Arial"/>
+          <w:b/>
+          <w:bCs/>
+          <w:sz w:val="20"/>
+          <w:szCs w:val="20"/>
+        </w:rPr>
+        <w:t xml:space="preserve">Image + Alt Text Audit (page-specific content images)</w:t>
+      </w:r>
+    </w:p>
+    <w:tbl>
+      <w:tblPr>
+        <w:tblW w:type="dxa" w:w="9800"/>
+        <w:tblBorders>
+          <w:top w:val="single" w:color="auto" w:sz="4"/>
+          <w:left w:val="single" w:color="auto" w:sz="4"/>
+          <w:bottom w:val="single" w:color="auto" w:sz="4"/>
+          <w:right w:val="single" w:color="auto" w:sz="4"/>
+          <w:insideH w:val="single" w:color="auto" w:sz="4"/>
+          <w:insideV w:val="single" w:color="auto" w:sz="4"/>
+        </w:tblBorders>
+      </w:tblPr>
+      <w:tblGrid>
+        <w:gridCol w:w="2300"/>
+        <w:gridCol w:w="1700"/>
+        <w:gridCol w:w="2600"/>
+        <w:gridCol w:w="600"/>
+        <w:gridCol w:w="2600"/>
+      </w:tblGrid>
+      <w:tr>
+        <w:trPr>
+          <w:tblHeader/>
+        </w:trPr>
+        <w:tc>
+          <w:tcPr>
+            <w:tcW w:type="dxa" w:w="2300"/>
+            <w:tcBorders>
+              <w:top w:val="single" w:color="CCCCCC" w:sz="4"/>
+              <w:left w:val="single" w:color="CCCCCC" w:sz="4"/>
+              <w:bottom w:val="single" w:color="CCCCCC" w:sz="4"/>
+              <w:right w:val="single" w:color="CCCCCC" w:sz="4"/>
+            </w:tcBorders>
+            <w:shd w:fill="D9E0E8" w:val="clear"/>
+            <w:tcMar>
+              <w:top w:type="dxa" w:w="80"/>
+              <w:left w:type="dxa" w:w="120"/>
+              <w:bottom w:type="dxa" w:w="80"/>
+              <w:right w:type="dxa" w:w="120"/>
+            </w:tcMar>
+          </w:tcPr>
+          <w:p>
+            <w:r>
+              <w:rPr>
+                <w:rFonts w:ascii="Arial" w:cs="Arial" w:eastAsia="Arial" w:hAnsi="Arial"/>
+                <w:b/>
+                <w:bCs/>
+                <w:color w:val="003366"/>
+                <w:sz w:val="20"/>
+                <w:szCs w:val="20"/>
+              </w:rPr>
+              <w:t xml:space="preserve">Image &amp; Context</w:t>
+            </w:r>
+          </w:p>
+        </w:tc>
+        <w:tc>
+          <w:tcPr>
+            <w:tcW w:type="dxa" w:w="1700"/>
+            <w:tcBorders>
+              <w:top w:val="single" w:color="CCCCCC" w:sz="4"/>
+              <w:left w:val="single" w:color="CCCCCC" w:sz="4"/>
+              <w:bottom w:val="single" w:color="CCCCCC" w:sz="4"/>
+              <w:right w:val="single" w:color="CCCCCC" w:sz="4"/>
+            </w:tcBorders>
+            <w:shd w:fill="D9E0E8" w:val="clear"/>
+            <w:tcMar>
+              <w:top w:type="dxa" w:w="80"/>
+              <w:left w:type="dxa" w:w="120"/>
+              <w:bottom w:type="dxa" w:w="80"/>
+              <w:right w:type="dxa" w:w="120"/>
+            </w:tcMar>
+          </w:tcPr>
+          <w:p>
+            <w:r>
+              <w:rPr>
+                <w:rFonts w:ascii="Arial" w:cs="Arial" w:eastAsia="Arial" w:hAnsi="Arial"/>
+                <w:b/>
+                <w:bCs/>
+                <w:color w:val="003366"/>
+                <w:sz w:val="20"/>
+                <w:szCs w:val="20"/>
+              </w:rPr>
+              <w:t xml:space="preserve">Current Alt</w:t>
+            </w:r>
+          </w:p>
+        </w:tc>
+        <w:tc>
+          <w:tcPr>
+            <w:tcW w:type="dxa" w:w="2600"/>
+            <w:tcBorders>
+              <w:top w:val="single" w:color="CCCCCC" w:sz="4"/>
+              <w:left w:val="single" w:color="CCCCCC" w:sz="4"/>
+              <w:bottom w:val="single" w:color="CCCCCC" w:sz="4"/>
+              <w:right w:val="single" w:color="CCCCCC" w:sz="4"/>
+            </w:tcBorders>
+            <w:shd w:fill="D9E0E8" w:val="clear"/>
+            <w:tcMar>
+              <w:top w:type="dxa" w:w="80"/>
+              <w:left w:type="dxa" w:w="120"/>
+              <w:bottom w:type="dxa" w:w="80"/>
+              <w:right w:type="dxa" w:w="120"/>
+            </w:tcMar>
+          </w:tcPr>
+          <w:p>
+            <w:r>
+              <w:rPr>
+                <w:rFonts w:ascii="Arial" w:cs="Arial" w:eastAsia="Arial" w:hAnsi="Arial"/>
+                <w:b/>
+                <w:bCs/>
+                <w:color w:val="003366"/>
+                <w:sz w:val="20"/>
+                <w:szCs w:val="20"/>
+              </w:rPr>
+              <w:t xml:space="preserve">Suggested Alt Text</w:t>
+            </w:r>
+          </w:p>
+        </w:tc>
+        <w:tc>
+          <w:tcPr>
+            <w:tcW w:type="dxa" w:w="600"/>
+            <w:tcBorders>
+              <w:top w:val="single" w:color="CCCCCC" w:sz="4"/>
+              <w:left w:val="single" w:color="CCCCCC" w:sz="4"/>
+              <w:bottom w:val="single" w:color="CCCCCC" w:sz="4"/>
+              <w:right w:val="single" w:color="CCCCCC" w:sz="4"/>
+            </w:tcBorders>
+            <w:shd w:fill="D9E0E8" w:val="clear"/>
+            <w:tcMar>
+              <w:top w:type="dxa" w:w="80"/>
+              <w:left w:type="dxa" w:w="120"/>
+              <w:bottom w:type="dxa" w:w="80"/>
+              <w:right w:type="dxa" w:w="120"/>
+            </w:tcMar>
+          </w:tcPr>
+          <w:p>
+            <w:r>
+              <w:rPr>
+                <w:rFonts w:ascii="Arial" w:cs="Arial" w:eastAsia="Arial" w:hAnsi="Arial"/>
+                <w:b/>
+                <w:bCs/>
+                <w:color w:val="003366"/>
+                <w:sz w:val="20"/>
+                <w:szCs w:val="20"/>
+              </w:rPr>
+              <w:t xml:space="preserve">Chars</w:t>
+            </w:r>
+          </w:p>
+        </w:tc>
+        <w:tc>
+          <w:tcPr>
+            <w:tcW w:type="dxa" w:w="2600"/>
+            <w:tcBorders>
+              <w:top w:val="single" w:color="CCCCCC" w:sz="4"/>
+              <w:left w:val="single" w:color="CCCCCC" w:sz="4"/>
+              <w:bottom w:val="single" w:color="CCCCCC" w:sz="4"/>
+              <w:right w:val="single" w:color="CCCCCC" w:sz="4"/>
+            </w:tcBorders>
+            <w:shd w:fill="D9E0E8" w:val="clear"/>
+            <w:tcMar>
+              <w:top w:type="dxa" w:w="80"/>
+              <w:left w:type="dxa" w:w="120"/>
+              <w:bottom w:type="dxa" w:w="80"/>
+              <w:right w:type="dxa" w:w="120"/>
+            </w:tcMar>
+          </w:tcPr>
+          <w:p>
+            <w:r>
+              <w:rPr>
+                <w:rFonts w:ascii="Arial" w:cs="Arial" w:eastAsia="Arial" w:hAnsi="Arial"/>
+                <w:b/>
+                <w:bCs/>
+                <w:color w:val="003366"/>
+                <w:sz w:val="20"/>
+                <w:szCs w:val="20"/>
+              </w:rPr>
+              <w:t xml:space="preserve">Rationale &amp; SEO Benefit</w:t>
+            </w:r>
+          </w:p>
+        </w:tc>
+      </w:tr>
+      <w:tr>
+        <w:tc>
+          <w:tcPr>
+            <w:tcW w:type="dxa" w:w="2300"/>
+            <w:tcBorders>
+              <w:top w:val="single" w:color="CCCCCC" w:sz="4"/>
+              <w:left w:val="single" w:color="CCCCCC" w:sz="4"/>
+              <w:bottom w:val="single" w:color="CCCCCC" w:sz="4"/>
+              <w:right w:val="single" w:color="CCCCCC" w:sz="4"/>
+            </w:tcBorders>
+            <w:tcMar>
+              <w:top w:type="dxa" w:w="80"/>
+              <w:left w:type="dxa" w:w="120"/>
+              <w:bottom w:type="dxa" w:w="80"/>
+              <w:right w:type="dxa" w:w="120"/>
+            </w:tcMar>
+          </w:tcPr>
+          <w:p>
+            <w:r>
+              <w:rPr>
+                <w:rFonts w:ascii="Arial" w:cs="Arial" w:eastAsia="Arial" w:hAnsi="Arial"/>
+                <w:sz w:val="20"/>
+                <w:szCs w:val="20"/>
+              </w:rPr>
+              <w:t xml:space="preserve">Hero (aclar-film-gray.avif)</w:t>
+            </w:r>
+          </w:p>
+        </w:tc>
+        <w:tc>
+          <w:tcPr>
+            <w:tcW w:type="dxa" w:w="1700"/>
+            <w:tcBorders>
+              <w:top w:val="single" w:color="CCCCCC" w:sz="4"/>
+              <w:left w:val="single" w:color="CCCCCC" w:sz="4"/>
+              <w:bottom w:val="single" w:color="CCCCCC" w:sz="4"/>
+              <w:right w:val="single" w:color="CCCCCC" w:sz="4"/>
+            </w:tcBorders>
+            <w:tcMar>
+              <w:top w:type="dxa" w:w="80"/>
+              <w:left w:type="dxa" w:w="120"/>
+              <w:bottom w:type="dxa" w:w="80"/>
+              <w:right w:type="dxa" w:w="120"/>
+            </w:tcMar>
+          </w:tcPr>
+          <w:p>
+            <w:r>
+              <w:rPr>
+                <w:rFonts w:ascii="Arial" w:cs="Arial" w:eastAsia="Arial" w:hAnsi="Arial"/>
+                <w:sz w:val="20"/>
+                <w:szCs w:val="20"/>
+              </w:rPr>
+              <w:t xml:space="preserve">aclar-film-gray</w:t>
+            </w:r>
+          </w:p>
+        </w:tc>
+        <w:tc>
+          <w:tcPr>
+            <w:tcW w:type="dxa" w:w="2600"/>
+            <w:tcBorders>
+              <w:top w:val="single" w:color="CCCCCC" w:sz="4"/>
+              <w:left w:val="single" w:color="CCCCCC" w:sz="4"/>
+              <w:bottom w:val="single" w:color="CCCCCC" w:sz="4"/>
+              <w:right w:val="single" w:color="CCCCCC" w:sz="4"/>
+            </w:tcBorders>
+            <w:tcMar>
+              <w:top w:type="dxa" w:w="80"/>
+              <w:left w:type="dxa" w:w="120"/>
+              <w:bottom w:type="dxa" w:w="80"/>
+              <w:right w:type="dxa" w:w="120"/>
+            </w:tcMar>
+          </w:tcPr>
+          <w:p>
+            <w:r>
+              <w:rPr>
+                <w:rFonts w:ascii="Arial" w:cs="Arial" w:eastAsia="Arial" w:hAnsi="Arial"/>
+                <w:sz w:val="20"/>
+                <w:szCs w:val="20"/>
+              </w:rPr>
+              <w:t xml:space="preserve">Aclar® 22A HydroBlock® PCTFE cleanroom packaging film by CFB</w:t>
+            </w:r>
+          </w:p>
+        </w:tc>
+        <w:tc>
+          <w:tcPr>
+            <w:tcW w:type="dxa" w:w="600"/>
+            <w:tcBorders>
+              <w:top w:val="single" w:color="CCCCCC" w:sz="4"/>
+              <w:left w:val="single" w:color="CCCCCC" w:sz="4"/>
+              <w:bottom w:val="single" w:color="CCCCCC" w:sz="4"/>
+              <w:right w:val="single" w:color="CCCCCC" w:sz="4"/>
+            </w:tcBorders>
+            <w:tcMar>
+              <w:top w:type="dxa" w:w="80"/>
+              <w:left w:type="dxa" w:w="120"/>
+              <w:bottom w:type="dxa" w:w="80"/>
+              <w:right w:type="dxa" w:w="120"/>
+            </w:tcMar>
+          </w:tcPr>
+          <w:p>
+            <w:r>
+              <w:rPr>
+                <w:rFonts w:ascii="Arial" w:cs="Arial" w:eastAsia="Arial" w:hAnsi="Arial"/>
+                <w:sz w:val="20"/>
+                <w:szCs w:val="20"/>
+              </w:rPr>
+              <w:t xml:space="preserve">59</w:t>
+            </w:r>
+          </w:p>
+        </w:tc>
+        <w:tc>
+          <w:tcPr>
+            <w:tcW w:type="dxa" w:w="2600"/>
+            <w:tcBorders>
+              <w:top w:val="single" w:color="CCCCCC" w:sz="4"/>
+              <w:left w:val="single" w:color="CCCCCC" w:sz="4"/>
+              <w:bottom w:val="single" w:color="CCCCCC" w:sz="4"/>
+              <w:right w:val="single" w:color="CCCCCC" w:sz="4"/>
+            </w:tcBorders>
+            <w:tcMar>
+              <w:top w:type="dxa" w:w="80"/>
+              <w:left w:type="dxa" w:w="120"/>
+              <w:bottom w:type="dxa" w:w="80"/>
+              <w:right w:type="dxa" w:w="120"/>
+            </w:tcMar>
+          </w:tcPr>
+          <w:p>
+            <w:r>
+              <w:rPr>
+                <w:rFonts w:ascii="Arial" w:cs="Arial" w:eastAsia="Arial" w:hAnsi="Arial"/>
+                <w:sz w:val="20"/>
+                <w:szCs w:val="20"/>
+              </w:rPr>
+              <w:t xml:space="preserve">Filename-dump alt replaced with full material name + manufacturer brand.</w:t>
+            </w:r>
+          </w:p>
+        </w:tc>
+      </w:tr>
+      <w:tr>
+        <w:tc>
+          <w:tcPr>
+            <w:tcW w:type="dxa" w:w="2300"/>
+            <w:tcBorders>
+              <w:top w:val="single" w:color="CCCCCC" w:sz="4"/>
+              <w:left w:val="single" w:color="CCCCCC" w:sz="4"/>
+              <w:bottom w:val="single" w:color="CCCCCC" w:sz="4"/>
+              <w:right w:val="single" w:color="CCCCCC" w:sz="4"/>
+            </w:tcBorders>
+            <w:shd w:fill="F2F2F2" w:val="clear"/>
+            <w:tcMar>
+              <w:top w:type="dxa" w:w="80"/>
+              <w:left w:type="dxa" w:w="120"/>
+              <w:bottom w:type="dxa" w:w="80"/>
+              <w:right w:type="dxa" w:w="120"/>
+            </w:tcMar>
+          </w:tcPr>
+          <w:p>
+            <w:r>
+              <w:rPr>
+                <w:rFonts w:ascii="Arial" w:cs="Arial" w:eastAsia="Arial" w:hAnsi="Arial"/>
+                <w:sz w:val="20"/>
+                <w:szCs w:val="20"/>
+              </w:rPr>
+              <w:t xml:space="preserve">Medical app (medical-device-packaging.png)</w:t>
+            </w:r>
+          </w:p>
+        </w:tc>
+        <w:tc>
+          <w:tcPr>
+            <w:tcW w:type="dxa" w:w="1700"/>
+            <w:tcBorders>
+              <w:top w:val="single" w:color="CCCCCC" w:sz="4"/>
+              <w:left w:val="single" w:color="CCCCCC" w:sz="4"/>
+              <w:bottom w:val="single" w:color="CCCCCC" w:sz="4"/>
+              <w:right w:val="single" w:color="CCCCCC" w:sz="4"/>
+            </w:tcBorders>
+            <w:shd w:fill="F2F2F2" w:val="clear"/>
+            <w:tcMar>
+              <w:top w:type="dxa" w:w="80"/>
+              <w:left w:type="dxa" w:w="120"/>
+              <w:bottom w:type="dxa" w:w="80"/>
+              <w:right w:type="dxa" w:w="120"/>
+            </w:tcMar>
+          </w:tcPr>
+          <w:p>
+            <w:r>
+              <w:rPr>
+                <w:rFonts w:ascii="Arial" w:cs="Arial" w:eastAsia="Arial" w:hAnsi="Arial"/>
+                <w:sz w:val="20"/>
+                <w:szCs w:val="20"/>
+              </w:rPr>
+              <w:t xml:space="preserve">medical device packaging</w:t>
+            </w:r>
+          </w:p>
+        </w:tc>
+        <w:tc>
+          <w:tcPr>
+            <w:tcW w:type="dxa" w:w="2600"/>
+            <w:tcBorders>
+              <w:top w:val="single" w:color="CCCCCC" w:sz="4"/>
+              <w:left w:val="single" w:color="CCCCCC" w:sz="4"/>
+              <w:bottom w:val="single" w:color="CCCCCC" w:sz="4"/>
+              <w:right w:val="single" w:color="CCCCCC" w:sz="4"/>
+            </w:tcBorders>
+            <w:shd w:fill="F2F2F2" w:val="clear"/>
+            <w:tcMar>
+              <w:top w:type="dxa" w:w="80"/>
+              <w:left w:type="dxa" w:w="120"/>
+              <w:bottom w:type="dxa" w:w="80"/>
+              <w:right w:type="dxa" w:w="120"/>
+            </w:tcMar>
+          </w:tcPr>
+          <w:p>
+            <w:r>
+              <w:rPr>
+                <w:rFonts w:ascii="Arial" w:cs="Arial" w:eastAsia="Arial" w:hAnsi="Arial"/>
+                <w:sz w:val="20"/>
+                <w:szCs w:val="20"/>
+              </w:rPr>
+              <w:t xml:space="preserve">Aclar® film for medical device cleanroom packaging</w:t>
+            </w:r>
+          </w:p>
+        </w:tc>
+        <w:tc>
+          <w:tcPr>
+            <w:tcW w:type="dxa" w:w="600"/>
+            <w:tcBorders>
+              <w:top w:val="single" w:color="CCCCCC" w:sz="4"/>
+              <w:left w:val="single" w:color="CCCCCC" w:sz="4"/>
+              <w:bottom w:val="single" w:color="CCCCCC" w:sz="4"/>
+              <w:right w:val="single" w:color="CCCCCC" w:sz="4"/>
+            </w:tcBorders>
+            <w:shd w:fill="F2F2F2" w:val="clear"/>
+            <w:tcMar>
+              <w:top w:type="dxa" w:w="80"/>
+              <w:left w:type="dxa" w:w="120"/>
+              <w:bottom w:type="dxa" w:w="80"/>
+              <w:right w:type="dxa" w:w="120"/>
+            </w:tcMar>
+          </w:tcPr>
+          <w:p>
+            <w:r>
+              <w:rPr>
+                <w:rFonts w:ascii="Arial" w:cs="Arial" w:eastAsia="Arial" w:hAnsi="Arial"/>
+                <w:sz w:val="20"/>
+                <w:szCs w:val="20"/>
+              </w:rPr>
+              <w:t xml:space="preserve">50</w:t>
+            </w:r>
+          </w:p>
+        </w:tc>
+        <w:tc>
+          <w:tcPr>
+            <w:tcW w:type="dxa" w:w="2600"/>
+            <w:tcBorders>
+              <w:top w:val="single" w:color="CCCCCC" w:sz="4"/>
+              <w:left w:val="single" w:color="CCCCCC" w:sz="4"/>
+              <w:bottom w:val="single" w:color="CCCCCC" w:sz="4"/>
+              <w:right w:val="single" w:color="CCCCCC" w:sz="4"/>
+            </w:tcBorders>
+            <w:shd w:fill="F2F2F2" w:val="clear"/>
+            <w:tcMar>
+              <w:top w:type="dxa" w:w="80"/>
+              <w:left w:type="dxa" w:w="120"/>
+              <w:bottom w:type="dxa" w:w="80"/>
+              <w:right w:type="dxa" w:w="120"/>
+            </w:tcMar>
+          </w:tcPr>
+          <w:p>
+            <w:r>
+              <w:rPr>
+                <w:rFonts w:ascii="Arial" w:cs="Arial" w:eastAsia="Arial" w:hAnsi="Arial"/>
+                <w:sz w:val="20"/>
+                <w:szCs w:val="20"/>
+              </w:rPr>
+              <w:t xml:space="preserve">Ties generic alt to Aclar® material context.</w:t>
+            </w:r>
+          </w:p>
+        </w:tc>
+      </w:tr>
+      <w:tr>
+        <w:tc>
+          <w:tcPr>
+            <w:tcW w:type="dxa" w:w="2300"/>
+            <w:tcBorders>
+              <w:top w:val="single" w:color="CCCCCC" w:sz="4"/>
+              <w:left w:val="single" w:color="CCCCCC" w:sz="4"/>
+              <w:bottom w:val="single" w:color="CCCCCC" w:sz="4"/>
+              <w:right w:val="single" w:color="CCCCCC" w:sz="4"/>
+            </w:tcBorders>
+            <w:tcMar>
+              <w:top w:type="dxa" w:w="80"/>
+              <w:left w:type="dxa" w:w="120"/>
+              <w:bottom w:type="dxa" w:w="80"/>
+              <w:right w:type="dxa" w:w="120"/>
+            </w:tcMar>
+          </w:tcPr>
+          <w:p>
+            <w:r>
+              <w:rPr>
+                <w:rFonts w:ascii="Arial" w:cs="Arial" w:eastAsia="Arial" w:hAnsi="Arial"/>
+                <w:sz w:val="20"/>
+                <w:szCs w:val="20"/>
+              </w:rPr>
+              <w:t xml:space="preserve">Pharma app (pharma-packaging.png)</w:t>
+            </w:r>
+          </w:p>
+        </w:tc>
+        <w:tc>
+          <w:tcPr>
+            <w:tcW w:type="dxa" w:w="1700"/>
+            <w:tcBorders>
+              <w:top w:val="single" w:color="CCCCCC" w:sz="4"/>
+              <w:left w:val="single" w:color="CCCCCC" w:sz="4"/>
+              <w:bottom w:val="single" w:color="CCCCCC" w:sz="4"/>
+              <w:right w:val="single" w:color="CCCCCC" w:sz="4"/>
+            </w:tcBorders>
+            <w:tcMar>
+              <w:top w:type="dxa" w:w="80"/>
+              <w:left w:type="dxa" w:w="120"/>
+              <w:bottom w:type="dxa" w:w="80"/>
+              <w:right w:type="dxa" w:w="120"/>
+            </w:tcMar>
+          </w:tcPr>
+          <w:p>
+            <w:r>
+              <w:rPr>
+                <w:rFonts w:ascii="Arial" w:cs="Arial" w:eastAsia="Arial" w:hAnsi="Arial"/>
+                <w:sz w:val="20"/>
+                <w:szCs w:val="20"/>
+              </w:rPr>
+              <w:t xml:space="preserve">pharma packaging</w:t>
+            </w:r>
+          </w:p>
+        </w:tc>
+        <w:tc>
+          <w:tcPr>
+            <w:tcW w:type="dxa" w:w="2600"/>
+            <w:tcBorders>
+              <w:top w:val="single" w:color="CCCCCC" w:sz="4"/>
+              <w:left w:val="single" w:color="CCCCCC" w:sz="4"/>
+              <w:bottom w:val="single" w:color="CCCCCC" w:sz="4"/>
+              <w:right w:val="single" w:color="CCCCCC" w:sz="4"/>
+            </w:tcBorders>
+            <w:tcMar>
+              <w:top w:type="dxa" w:w="80"/>
+              <w:left w:type="dxa" w:w="120"/>
+              <w:bottom w:type="dxa" w:w="80"/>
+              <w:right w:type="dxa" w:w="120"/>
+            </w:tcMar>
+          </w:tcPr>
+          <w:p>
+            <w:r>
+              <w:rPr>
+                <w:rFonts w:ascii="Arial" w:cs="Arial" w:eastAsia="Arial" w:hAnsi="Arial"/>
+                <w:sz w:val="20"/>
+                <w:szCs w:val="20"/>
+              </w:rPr>
+              <w:t xml:space="preserve">Aclar® 22A cleanroom packaging for pharmaceutical applications</w:t>
+            </w:r>
+          </w:p>
+        </w:tc>
+        <w:tc>
+          <w:tcPr>
+            <w:tcW w:type="dxa" w:w="600"/>
+            <w:tcBorders>
+              <w:top w:val="single" w:color="CCCCCC" w:sz="4"/>
+              <w:left w:val="single" w:color="CCCCCC" w:sz="4"/>
+              <w:bottom w:val="single" w:color="CCCCCC" w:sz="4"/>
+              <w:right w:val="single" w:color="CCCCCC" w:sz="4"/>
+            </w:tcBorders>
+            <w:tcMar>
+              <w:top w:type="dxa" w:w="80"/>
+              <w:left w:type="dxa" w:w="120"/>
+              <w:bottom w:type="dxa" w:w="80"/>
+              <w:right w:type="dxa" w:w="120"/>
+            </w:tcMar>
+          </w:tcPr>
+          <w:p>
+            <w:r>
+              <w:rPr>
+                <w:rFonts w:ascii="Arial" w:cs="Arial" w:eastAsia="Arial" w:hAnsi="Arial"/>
+                <w:sz w:val="20"/>
+                <w:szCs w:val="20"/>
+              </w:rPr>
+              <w:t xml:space="preserve">61</w:t>
+            </w:r>
+          </w:p>
+        </w:tc>
+        <w:tc>
+          <w:tcPr>
+            <w:tcW w:type="dxa" w:w="2600"/>
+            <w:tcBorders>
+              <w:top w:val="single" w:color="CCCCCC" w:sz="4"/>
+              <w:left w:val="single" w:color="CCCCCC" w:sz="4"/>
+              <w:bottom w:val="single" w:color="CCCCCC" w:sz="4"/>
+              <w:right w:val="single" w:color="CCCCCC" w:sz="4"/>
+            </w:tcBorders>
+            <w:tcMar>
+              <w:top w:type="dxa" w:w="80"/>
+              <w:left w:type="dxa" w:w="120"/>
+              <w:bottom w:type="dxa" w:w="80"/>
+              <w:right w:type="dxa" w:w="120"/>
+            </w:tcMar>
+          </w:tcPr>
+          <w:p>
+            <w:r>
+              <w:rPr>
+                <w:rFonts w:ascii="Arial" w:cs="Arial" w:eastAsia="Arial" w:hAnsi="Arial"/>
+                <w:sz w:val="20"/>
+                <w:szCs w:val="20"/>
+              </w:rPr>
+              <w:t xml:space="preserve">Adds specific grade + application context.</w:t>
+            </w:r>
+          </w:p>
+        </w:tc>
+      </w:tr>
+      <w:tr>
+        <w:tc>
+          <w:tcPr>
+            <w:tcW w:type="dxa" w:w="2300"/>
+            <w:tcBorders>
+              <w:top w:val="single" w:color="CCCCCC" w:sz="4"/>
+              <w:left w:val="single" w:color="CCCCCC" w:sz="4"/>
+              <w:bottom w:val="single" w:color="CCCCCC" w:sz="4"/>
+              <w:right w:val="single" w:color="CCCCCC" w:sz="4"/>
+            </w:tcBorders>
+            <w:shd w:fill="F2F2F2" w:val="clear"/>
+            <w:tcMar>
+              <w:top w:type="dxa" w:w="80"/>
+              <w:left w:type="dxa" w:w="120"/>
+              <w:bottom w:type="dxa" w:w="80"/>
+              <w:right w:type="dxa" w:w="120"/>
+            </w:tcMar>
+          </w:tcPr>
+          <w:p>
+            <w:r>
+              <w:rPr>
+                <w:rFonts w:ascii="Arial" w:cs="Arial" w:eastAsia="Arial" w:hAnsi="Arial"/>
+                <w:sz w:val="20"/>
+                <w:szCs w:val="20"/>
+              </w:rPr>
+              <w:t xml:space="preserve">Aerospace app (aerospace-packaging.png)</w:t>
+            </w:r>
+          </w:p>
+        </w:tc>
+        <w:tc>
+          <w:tcPr>
+            <w:tcW w:type="dxa" w:w="1700"/>
+            <w:tcBorders>
+              <w:top w:val="single" w:color="CCCCCC" w:sz="4"/>
+              <w:left w:val="single" w:color="CCCCCC" w:sz="4"/>
+              <w:bottom w:val="single" w:color="CCCCCC" w:sz="4"/>
+              <w:right w:val="single" w:color="CCCCCC" w:sz="4"/>
+            </w:tcBorders>
+            <w:shd w:fill="F2F2F2" w:val="clear"/>
+            <w:tcMar>
+              <w:top w:type="dxa" w:w="80"/>
+              <w:left w:type="dxa" w:w="120"/>
+              <w:bottom w:type="dxa" w:w="80"/>
+              <w:right w:type="dxa" w:w="120"/>
+            </w:tcMar>
+          </w:tcPr>
+          <w:p>
+            <w:r>
+              <w:rPr>
+                <w:rFonts w:ascii="Arial" w:cs="Arial" w:eastAsia="Arial" w:hAnsi="Arial"/>
+                <w:sz w:val="20"/>
+                <w:szCs w:val="20"/>
+              </w:rPr>
+              <w:t xml:space="preserve">aerospace packaging</w:t>
+            </w:r>
+          </w:p>
+        </w:tc>
+        <w:tc>
+          <w:tcPr>
+            <w:tcW w:type="dxa" w:w="2600"/>
+            <w:tcBorders>
+              <w:top w:val="single" w:color="CCCCCC" w:sz="4"/>
+              <w:left w:val="single" w:color="CCCCCC" w:sz="4"/>
+              <w:bottom w:val="single" w:color="CCCCCC" w:sz="4"/>
+              <w:right w:val="single" w:color="CCCCCC" w:sz="4"/>
+            </w:tcBorders>
+            <w:shd w:fill="F2F2F2" w:val="clear"/>
+            <w:tcMar>
+              <w:top w:type="dxa" w:w="80"/>
+              <w:left w:type="dxa" w:w="120"/>
+              <w:bottom w:type="dxa" w:w="80"/>
+              <w:right w:type="dxa" w:w="120"/>
+            </w:tcMar>
+          </w:tcPr>
+          <w:p>
+            <w:r>
+              <w:rPr>
+                <w:rFonts w:ascii="Arial" w:cs="Arial" w:eastAsia="Arial" w:hAnsi="Arial"/>
+                <w:sz w:val="20"/>
+                <w:szCs w:val="20"/>
+              </w:rPr>
+              <w:t xml:space="preserve">Aclar® HydroBlock® film for aerospace cleanroom packaging</w:t>
+            </w:r>
+          </w:p>
+        </w:tc>
+        <w:tc>
+          <w:tcPr>
+            <w:tcW w:type="dxa" w:w="600"/>
+            <w:tcBorders>
+              <w:top w:val="single" w:color="CCCCCC" w:sz="4"/>
+              <w:left w:val="single" w:color="CCCCCC" w:sz="4"/>
+              <w:bottom w:val="single" w:color="CCCCCC" w:sz="4"/>
+              <w:right w:val="single" w:color="CCCCCC" w:sz="4"/>
+            </w:tcBorders>
+            <w:shd w:fill="F2F2F2" w:val="clear"/>
+            <w:tcMar>
+              <w:top w:type="dxa" w:w="80"/>
+              <w:left w:type="dxa" w:w="120"/>
+              <w:bottom w:type="dxa" w:w="80"/>
+              <w:right w:type="dxa" w:w="120"/>
+            </w:tcMar>
+          </w:tcPr>
+          <w:p>
+            <w:r>
+              <w:rPr>
+                <w:rFonts w:ascii="Arial" w:cs="Arial" w:eastAsia="Arial" w:hAnsi="Arial"/>
+                <w:sz w:val="20"/>
+                <w:szCs w:val="20"/>
+              </w:rPr>
+              <w:t xml:space="preserve">56</w:t>
+            </w:r>
+          </w:p>
+        </w:tc>
+        <w:tc>
+          <w:tcPr>
+            <w:tcW w:type="dxa" w:w="2600"/>
+            <w:tcBorders>
+              <w:top w:val="single" w:color="CCCCCC" w:sz="4"/>
+              <w:left w:val="single" w:color="CCCCCC" w:sz="4"/>
+              <w:bottom w:val="single" w:color="CCCCCC" w:sz="4"/>
+              <w:right w:val="single" w:color="CCCCCC" w:sz="4"/>
+            </w:tcBorders>
+            <w:shd w:fill="F2F2F2" w:val="clear"/>
+            <w:tcMar>
+              <w:top w:type="dxa" w:w="80"/>
+              <w:left w:type="dxa" w:w="120"/>
+              <w:bottom w:type="dxa" w:w="80"/>
+              <w:right w:type="dxa" w:w="120"/>
+            </w:tcMar>
+          </w:tcPr>
+          <w:p>
+            <w:r>
+              <w:rPr>
+                <w:rFonts w:ascii="Arial" w:cs="Arial" w:eastAsia="Arial" w:hAnsi="Arial"/>
+                <w:sz w:val="20"/>
+                <w:szCs w:val="20"/>
+              </w:rPr>
+              <w:t xml:space="preserve">Surfaces the HydroBlock® brand variant for the aerospace audience.</w:t>
+            </w:r>
+          </w:p>
+        </w:tc>
+      </w:tr>
+      <w:tr>
+        <w:tc>
+          <w:tcPr>
+            <w:tcW w:type="dxa" w:w="2300"/>
+            <w:tcBorders>
+              <w:top w:val="single" w:color="CCCCCC" w:sz="4"/>
+              <w:left w:val="single" w:color="CCCCCC" w:sz="4"/>
+              <w:bottom w:val="single" w:color="CCCCCC" w:sz="4"/>
+              <w:right w:val="single" w:color="CCCCCC" w:sz="4"/>
+            </w:tcBorders>
+            <w:tcMar>
+              <w:top w:type="dxa" w:w="80"/>
+              <w:left w:type="dxa" w:w="120"/>
+              <w:bottom w:type="dxa" w:w="80"/>
+              <w:right w:type="dxa" w:w="120"/>
+            </w:tcMar>
+          </w:tcPr>
+          <w:p>
+            <w:r>
+              <w:rPr>
+                <w:rFonts w:ascii="Arial" w:cs="Arial" w:eastAsia="Arial" w:hAnsi="Arial"/>
+                <w:sz w:val="20"/>
+                <w:szCs w:val="20"/>
+              </w:rPr>
+              <w:t xml:space="preserve">Semiconductor app (semiconductor-packaging.png)</w:t>
+            </w:r>
+          </w:p>
+        </w:tc>
+        <w:tc>
+          <w:tcPr>
+            <w:tcW w:type="dxa" w:w="1700"/>
+            <w:tcBorders>
+              <w:top w:val="single" w:color="CCCCCC" w:sz="4"/>
+              <w:left w:val="single" w:color="CCCCCC" w:sz="4"/>
+              <w:bottom w:val="single" w:color="CCCCCC" w:sz="4"/>
+              <w:right w:val="single" w:color="CCCCCC" w:sz="4"/>
+            </w:tcBorders>
+            <w:tcMar>
+              <w:top w:type="dxa" w:w="80"/>
+              <w:left w:type="dxa" w:w="120"/>
+              <w:bottom w:type="dxa" w:w="80"/>
+              <w:right w:type="dxa" w:w="120"/>
+            </w:tcMar>
+          </w:tcPr>
+          <w:p>
+            <w:r>
+              <w:rPr>
+                <w:rFonts w:ascii="Arial" w:cs="Arial" w:eastAsia="Arial" w:hAnsi="Arial"/>
+                <w:sz w:val="20"/>
+                <w:szCs w:val="20"/>
+              </w:rPr>
+              <w:t xml:space="preserve">semiconductor packaging</w:t>
+            </w:r>
+          </w:p>
+        </w:tc>
+        <w:tc>
+          <w:tcPr>
+            <w:tcW w:type="dxa" w:w="2600"/>
+            <w:tcBorders>
+              <w:top w:val="single" w:color="CCCCCC" w:sz="4"/>
+              <w:left w:val="single" w:color="CCCCCC" w:sz="4"/>
+              <w:bottom w:val="single" w:color="CCCCCC" w:sz="4"/>
+              <w:right w:val="single" w:color="CCCCCC" w:sz="4"/>
+            </w:tcBorders>
+            <w:tcMar>
+              <w:top w:type="dxa" w:w="80"/>
+              <w:left w:type="dxa" w:w="120"/>
+              <w:bottom w:type="dxa" w:w="80"/>
+              <w:right w:type="dxa" w:w="120"/>
+            </w:tcMar>
+          </w:tcPr>
+          <w:p>
+            <w:r>
+              <w:rPr>
+                <w:rFonts w:ascii="Arial" w:cs="Arial" w:eastAsia="Arial" w:hAnsi="Arial"/>
+                <w:sz w:val="20"/>
+                <w:szCs w:val="20"/>
+              </w:rPr>
+              <w:t xml:space="preserve">Aclar® film for semiconductor cleanroom packaging</w:t>
+            </w:r>
+          </w:p>
+        </w:tc>
+        <w:tc>
+          <w:tcPr>
+            <w:tcW w:type="dxa" w:w="600"/>
+            <w:tcBorders>
+              <w:top w:val="single" w:color="CCCCCC" w:sz="4"/>
+              <w:left w:val="single" w:color="CCCCCC" w:sz="4"/>
+              <w:bottom w:val="single" w:color="CCCCCC" w:sz="4"/>
+              <w:right w:val="single" w:color="CCCCCC" w:sz="4"/>
+            </w:tcBorders>
+            <w:tcMar>
+              <w:top w:type="dxa" w:w="80"/>
+              <w:left w:type="dxa" w:w="120"/>
+              <w:bottom w:type="dxa" w:w="80"/>
+              <w:right w:type="dxa" w:w="120"/>
+            </w:tcMar>
+          </w:tcPr>
+          <w:p>
+            <w:r>
+              <w:rPr>
+                <w:rFonts w:ascii="Arial" w:cs="Arial" w:eastAsia="Arial" w:hAnsi="Arial"/>
+                <w:sz w:val="20"/>
+                <w:szCs w:val="20"/>
+              </w:rPr>
+              <w:t xml:space="preserve">49</w:t>
+            </w:r>
+          </w:p>
+        </w:tc>
+        <w:tc>
+          <w:tcPr>
+            <w:tcW w:type="dxa" w:w="2600"/>
+            <w:tcBorders>
+              <w:top w:val="single" w:color="CCCCCC" w:sz="4"/>
+              <w:left w:val="single" w:color="CCCCCC" w:sz="4"/>
+              <w:bottom w:val="single" w:color="CCCCCC" w:sz="4"/>
+              <w:right w:val="single" w:color="CCCCCC" w:sz="4"/>
+            </w:tcBorders>
+            <w:tcMar>
+              <w:top w:type="dxa" w:w="80"/>
+              <w:left w:type="dxa" w:w="120"/>
+              <w:bottom w:type="dxa" w:w="80"/>
+              <w:right w:type="dxa" w:w="120"/>
+            </w:tcMar>
+          </w:tcPr>
+          <w:p>
+            <w:r>
+              <w:rPr>
+                <w:rFonts w:ascii="Arial" w:cs="Arial" w:eastAsia="Arial" w:hAnsi="Arial"/>
+                <w:sz w:val="20"/>
+                <w:szCs w:val="20"/>
+              </w:rPr>
+              <w:t xml:space="preserve">Ties Aclar® to semiconductor application.</w:t>
+            </w:r>
+          </w:p>
+        </w:tc>
+      </w:tr>
+    </w:tbl>
+    <w:p>
+      <w:pPr>
+        <w:spacing w:after="120"/>
+      </w:pPr>
+    </w:p>
+    <w:p>
+      <w:pPr>
+        <w:spacing w:after="120"/>
+      </w:pPr>
+      <w:r>
+        <w:rPr>
+          <w:rFonts w:ascii="Arial" w:cs="Arial" w:eastAsia="Arial" w:hAnsi="Arial"/>
+          <w:b/>
+          <w:bCs/>
+          <w:sz w:val="20"/>
+          <w:szCs w:val="20"/>
+        </w:rPr>
+        <w:t xml:space="preserve">Deployed Structured Data (Product schema) — LIVE as of 2026-09-07</w:t>
+      </w:r>
+    </w:p>
+    <w:p>
+      <w:pPr>
+        <w:shd w:fill="F5F5F5" w:val="clear"/>
+        <w:spacing w:after="0"/>
+        <w:ind w:left="360"/>
+      </w:pPr>
+      <w:r>
+        <w:rPr>
+          <w:rFonts w:ascii="Courier New" w:cs="Courier New" w:eastAsia="Courier New" w:hAnsi="Courier New"/>
+          <w:sz w:val="16"/>
+          <w:szCs w:val="16"/>
+        </w:rPr>
+        <w:t xml:space="preserve">&lt;script type="application/ld+json"&gt;</w:t>
+      </w:r>
+    </w:p>
+    <w:p>
+      <w:pPr>
+        <w:shd w:fill="F5F5F5" w:val="clear"/>
+        <w:spacing w:after="0"/>
+        <w:ind w:left="360"/>
+      </w:pPr>
+      <w:r>
+        <w:rPr>
+          <w:rFonts w:ascii="Courier New" w:cs="Courier New" w:eastAsia="Courier New" w:hAnsi="Courier New"/>
+          <w:sz w:val="16"/>
+          <w:szCs w:val="16"/>
+        </w:rPr>
+        <w:t xml:space="preserve">{</w:t>
+      </w:r>
+    </w:p>
+    <w:p>
+      <w:pPr>
+        <w:shd w:fill="F5F5F5" w:val="clear"/>
+        <w:spacing w:after="0"/>
+        <w:ind w:left="360"/>
+      </w:pPr>
+      <w:r>
+        <w:rPr>
+          <w:rFonts w:ascii="Courier New" w:cs="Courier New" w:eastAsia="Courier New" w:hAnsi="Courier New"/>
+          <w:sz w:val="16"/>
+          <w:szCs w:val="16"/>
+        </w:rPr>
+        <w:t xml:space="preserve">  "@context": "https://schema.org",</w:t>
+      </w:r>
+    </w:p>
+    <w:p>
+      <w:pPr>
+        <w:shd w:fill="F5F5F5" w:val="clear"/>
+        <w:spacing w:after="0"/>
+        <w:ind w:left="360"/>
+      </w:pPr>
+      <w:r>
+        <w:rPr>
+          <w:rFonts w:ascii="Courier New" w:cs="Courier New" w:eastAsia="Courier New" w:hAnsi="Courier New"/>
+          <w:sz w:val="16"/>
+          <w:szCs w:val="16"/>
+        </w:rPr>
+        <w:t xml:space="preserve">  "@type": "Product",</w:t>
+      </w:r>
+    </w:p>
+    <w:p>
+      <w:pPr>
+        <w:shd w:fill="F5F5F5" w:val="clear"/>
+        <w:spacing w:after="0"/>
+        <w:ind w:left="360"/>
+      </w:pPr>
+      <w:r>
+        <w:rPr>
+          <w:rFonts w:ascii="Courier New" w:cs="Courier New" w:eastAsia="Courier New" w:hAnsi="Courier New"/>
+          <w:sz w:val="16"/>
+          <w:szCs w:val="16"/>
+        </w:rPr>
         <w:t xml:space="preserve">  "name": "Aclar® 22A HydroBlock® Cleanroom Packaging Film",</w:t>
       </w:r>
     </w:p>
@@ -24542,6 +26083,2946 @@
           <w:szCs w:val="16"/>
         </w:rPr>
         <w:t xml:space="preserve">  "url": "https://www.cleanroomfilm.com/materials/aclar-cleanroom-packaging",</w:t>
+      </w:r>
+    </w:p>
+    <w:p>
+      <w:pPr>
+        <w:shd w:fill="F5F5F5" w:val="clear"/>
+        <w:spacing w:after="0"/>
+        <w:ind w:left="360"/>
+      </w:pPr>
+      <w:r>
+        <w:rPr>
+          <w:rFonts w:ascii="Courier New" w:cs="Courier New" w:eastAsia="Courier New" w:hAnsi="Courier New"/>
+          <w:sz w:val="16"/>
+          <w:szCs w:val="16"/>
+        </w:rPr>
+        <w:t xml:space="preserve">  "category": "Cleanroom Packaging Materials"</w:t>
+      </w:r>
+    </w:p>
+    <w:p>
+      <w:pPr>
+        <w:shd w:fill="F5F5F5" w:val="clear"/>
+        <w:spacing w:after="0"/>
+        <w:ind w:left="360"/>
+      </w:pPr>
+      <w:r>
+        <w:rPr>
+          <w:rFonts w:ascii="Courier New" w:cs="Courier New" w:eastAsia="Courier New" w:hAnsi="Courier New"/>
+          <w:sz w:val="16"/>
+          <w:szCs w:val="16"/>
+        </w:rPr>
+        <w:t xml:space="preserve">}</w:t>
+      </w:r>
+    </w:p>
+    <w:p>
+      <w:pPr>
+        <w:shd w:fill="F5F5F5" w:val="clear"/>
+        <w:spacing w:after="0"/>
+        <w:ind w:left="360"/>
+      </w:pPr>
+      <w:r>
+        <w:rPr>
+          <w:rFonts w:ascii="Courier New" w:cs="Courier New" w:eastAsia="Courier New" w:hAnsi="Courier New"/>
+          <w:sz w:val="16"/>
+          <w:szCs w:val="16"/>
+        </w:rPr>
+        <w:t xml:space="preserve">&lt;/script&gt;</w:t>
+      </w:r>
+    </w:p>
+    <w:p>
+      <w:pPr>
+        <w:spacing w:after="160"/>
+      </w:pPr>
+    </w:p>
+    <w:p>
+      <w:pPr>
+        <w:pStyle w:val="Heading1"/>
+        <w:spacing w:after="160" w:before="400"/>
+      </w:pPr>
+      <w:r>
+        <w:rPr>
+          <w:rFonts w:ascii="Arial" w:cs="Arial" w:eastAsia="Arial" w:hAnsi="Arial"/>
+          <w:b/>
+          <w:bCs/>
+          <w:color w:val="003366"/>
+          <w:sz w:val="30"/>
+          <w:szCs w:val="30"/>
+        </w:rPr>
+        <w:t xml:space="preserve">Static Shielding Cleanroom Packaging</w:t>
+      </w:r>
+    </w:p>
+    <w:p>
+      <w:pPr>
+        <w:spacing w:after="120"/>
+      </w:pPr>
+      <w:r>
+        <w:rPr>
+          <w:rFonts w:ascii="Arial" w:cs="Arial" w:eastAsia="Arial" w:hAnsi="Arial"/>
+          <w:b/>
+          <w:bCs/>
+          <w:color w:val="2E7D32"/>
+          <w:sz w:val="20"/>
+          <w:szCs w:val="20"/>
+        </w:rPr>
+        <w:t xml:space="preserve">VERIFIED LIVE 2026-09-08 (title, meta, 6 image alts, Product schema)</w:t>
+      </w:r>
+    </w:p>
+    <w:p>
+      <w:pPr>
+        <w:spacing w:after="120"/>
+      </w:pPr>
+      <w:r>
+        <w:rPr>
+          <w:rFonts w:ascii="Arial" w:cs="Arial" w:eastAsia="Arial" w:hAnsi="Arial"/>
+          <w:b/>
+          <w:bCs/>
+          <w:sz w:val="20"/>
+          <w:szCs w:val="20"/>
+        </w:rPr>
+        <w:t xml:space="preserve">Live URL: </w:t>
+      </w:r>
+      <w:r>
+        <w:rPr>
+          <w:rFonts w:ascii="Arial" w:cs="Arial" w:eastAsia="Arial" w:hAnsi="Arial"/>
+          <w:color w:val="0563C1"/>
+          <w:sz w:val="20"/>
+          <w:szCs w:val="20"/>
+        </w:rPr>
+        <w:t xml:space="preserve">https://www.cleanroomfilm.com/materials/static-shielding-cleanroom-packaging</w:t>
+      </w:r>
+    </w:p>
+    <w:p>
+      <w:pPr>
+        <w:spacing w:after="120"/>
+      </w:pPr>
+      <w:r>
+        <w:rPr>
+          <w:rFonts w:ascii="Arial" w:cs="Arial" w:eastAsia="Arial" w:hAnsi="Arial"/>
+          <w:b/>
+          <w:bCs/>
+          <w:sz w:val="20"/>
+          <w:szCs w:val="20"/>
+        </w:rPr>
+        <w:t xml:space="preserve">HubSpot editor: </w:t>
+      </w:r>
+      <w:r>
+        <w:rPr>
+          <w:rFonts w:ascii="Arial" w:cs="Arial" w:eastAsia="Arial" w:hAnsi="Arial"/>
+          <w:color w:val="0563C1"/>
+          <w:sz w:val="20"/>
+          <w:szCs w:val="20"/>
+        </w:rPr>
+        <w:t xml:space="preserve">https://app.hubspot.com/pages/24024882/editor/ (add page ID from HubSpot)</w:t>
+      </w:r>
+    </w:p>
+    <w:p>
+      <w:pPr>
+        <w:spacing w:after="120"/>
+      </w:pPr>
+      <w:r>
+        <w:rPr>
+          <w:rFonts w:ascii="Arial" w:cs="Arial" w:eastAsia="Arial" w:hAnsi="Arial"/>
+          <w:b/>
+          <w:bCs/>
+          <w:sz w:val="20"/>
+          <w:szCs w:val="20"/>
+        </w:rPr>
+        <w:t xml:space="preserve">Audited: </w:t>
+      </w:r>
+      <w:r>
+        <w:rPr>
+          <w:rFonts w:ascii="Arial" w:cs="Arial" w:eastAsia="Arial" w:hAnsi="Arial"/>
+          <w:sz w:val="20"/>
+          <w:szCs w:val="20"/>
+        </w:rPr>
+        <w:t xml:space="preserve">2026-09-08      </w:t>
+      </w:r>
+      <w:r>
+        <w:rPr>
+          <w:rFonts w:ascii="Arial" w:cs="Arial" w:eastAsia="Arial" w:hAnsi="Arial"/>
+          <w:b/>
+          <w:bCs/>
+          <w:sz w:val="20"/>
+          <w:szCs w:val="20"/>
+        </w:rPr>
+        <w:t xml:space="preserve">Primary keyword: </w:t>
+      </w:r>
+      <w:r>
+        <w:rPr>
+          <w:rFonts w:ascii="Arial" w:cs="Arial" w:eastAsia="Arial" w:hAnsi="Arial"/>
+          <w:sz w:val="20"/>
+          <w:szCs w:val="20"/>
+        </w:rPr>
+        <w:t xml:space="preserve">static shielding cleanroom packaging</w:t>
+      </w:r>
+    </w:p>
+    <w:p>
+      <w:pPr>
+        <w:spacing w:after="120"/>
+      </w:pPr>
+      <w:r>
+        <w:rPr>
+          <w:rFonts w:ascii="Arial" w:cs="Arial" w:eastAsia="Arial" w:hAnsi="Arial"/>
+          <w:b/>
+          <w:bCs/>
+          <w:sz w:val="20"/>
+          <w:szCs w:val="20"/>
+        </w:rPr>
+        <w:t xml:space="preserve">Secondary keywords: </w:t>
+      </w:r>
+      <w:r>
+        <w:rPr>
+          <w:rFonts w:ascii="Arial" w:cs="Arial" w:eastAsia="Arial" w:hAnsi="Arial"/>
+          <w:sz w:val="20"/>
+          <w:szCs w:val="20"/>
+        </w:rPr>
+        <w:t xml:space="preserve">static shielding bags, multi-layer ESD protection, electrostatic shielding, semiconductor packaging, aerospace packaging</w:t>
+      </w:r>
+    </w:p>
+    <w:p>
+      <w:pPr>
+        <w:spacing w:after="120"/>
+      </w:pPr>
+      <w:r>
+        <w:rPr>
+          <w:rFonts w:ascii="Arial" w:cs="Arial" w:eastAsia="Arial" w:hAnsi="Arial"/>
+          <w:b/>
+          <w:bCs/>
+          <w:sz w:val="20"/>
+          <w:szCs w:val="20"/>
+        </w:rPr>
+        <w:t xml:space="preserve">Recommended Page Title (60 chars)</w:t>
+      </w:r>
+      <w:r>
+        <w:rPr>
+          <w:rFonts w:ascii="Arial" w:cs="Arial" w:eastAsia="Arial" w:hAnsi="Arial"/>
+          <w:sz w:val="20"/>
+          <w:szCs w:val="20"/>
+        </w:rPr>
+        <w:t xml:space="preserve"/>
+      </w:r>
+    </w:p>
+    <w:p>
+      <w:pPr>
+        <w:spacing w:after="120"/>
+      </w:pPr>
+      <w:r>
+        <w:rPr>
+          <w:rFonts w:ascii="Arial" w:cs="Arial" w:eastAsia="Arial" w:hAnsi="Arial"/>
+          <w:b/>
+          <w:bCs/>
+          <w:color w:val="003366"/>
+          <w:sz w:val="22"/>
+          <w:szCs w:val="22"/>
+        </w:rPr>
+        <w:t xml:space="preserve">Static Shielding Cleanroom Packaging: ESD Bags &amp; Film | CFB</w:t>
+      </w:r>
+    </w:p>
+    <w:p>
+      <w:pPr>
+        <w:spacing w:after="120"/>
+      </w:pPr>
+      <w:r>
+        <w:rPr>
+          <w:rFonts w:ascii="Arial" w:cs="Arial" w:eastAsia="Arial" w:hAnsi="Arial"/>
+          <w:b/>
+          <w:bCs/>
+          <w:sz w:val="20"/>
+          <w:szCs w:val="20"/>
+        </w:rPr>
+        <w:t xml:space="preserve">Recommended Meta Description (149 chars)</w:t>
+      </w:r>
+      <w:r>
+        <w:rPr>
+          <w:rFonts w:ascii="Arial" w:cs="Arial" w:eastAsia="Arial" w:hAnsi="Arial"/>
+          <w:sz w:val="20"/>
+          <w:szCs w:val="20"/>
+        </w:rPr>
+        <w:t xml:space="preserve"/>
+      </w:r>
+    </w:p>
+    <w:p>
+      <w:pPr>
+        <w:spacing w:after="120"/>
+      </w:pPr>
+      <w:r>
+        <w:rPr>
+          <w:rFonts w:ascii="Arial" w:cs="Arial" w:eastAsia="Arial" w:hAnsi="Arial"/>
+          <w:color w:val="333333"/>
+          <w:sz w:val="22"/>
+          <w:szCs w:val="22"/>
+        </w:rPr>
+        <w:t xml:space="preserve">CFB's static shielding cleanroom packaging provides multi-layer ESD protection for semiconductors, aerospace, medical, and pharmaceutical components.</w:t>
+      </w:r>
+    </w:p>
+    <w:p>
+      <w:pPr>
+        <w:spacing w:after="120"/>
+      </w:pPr>
+      <w:r>
+        <w:rPr>
+          <w:rFonts w:ascii="Arial" w:cs="Arial" w:eastAsia="Arial" w:hAnsi="Arial"/>
+          <w:b/>
+          <w:bCs/>
+          <w:sz w:val="20"/>
+          <w:szCs w:val="20"/>
+        </w:rPr>
+        <w:t xml:space="preserve">Notes: </w:t>
+      </w:r>
+      <w:r>
+        <w:rPr>
+          <w:rFonts w:ascii="Arial" w:cs="Arial" w:eastAsia="Arial" w:hAnsi="Arial"/>
+          <w:sz w:val="20"/>
+          <w:szCs w:val="20"/>
+        </w:rPr>
+        <w:t xml:space="preserve">H1 "Static Shielding Cleanroom Packaging" left as-is. Meta was only 113 chars and entirely generic — replaced with specifics. Same image file (static-shielding-packaging.png) used twice — given distinct alts for hero vs. product detail roles.</w:t>
+      </w:r>
+    </w:p>
+    <w:p>
+      <w:pPr>
+        <w:spacing w:after="120"/>
+      </w:pPr>
+      <w:r>
+        <w:rPr>
+          <w:rFonts w:ascii="Arial" w:cs="Arial" w:eastAsia="Arial" w:hAnsi="Arial"/>
+          <w:b/>
+          <w:bCs/>
+          <w:sz w:val="20"/>
+          <w:szCs w:val="20"/>
+        </w:rPr>
+        <w:t xml:space="preserve">Image + Alt Text Audit (page-specific content images)</w:t>
+      </w:r>
+    </w:p>
+    <w:tbl>
+      <w:tblPr>
+        <w:tblW w:type="dxa" w:w="9800"/>
+        <w:tblBorders>
+          <w:top w:val="single" w:color="auto" w:sz="4"/>
+          <w:left w:val="single" w:color="auto" w:sz="4"/>
+          <w:bottom w:val="single" w:color="auto" w:sz="4"/>
+          <w:right w:val="single" w:color="auto" w:sz="4"/>
+          <w:insideH w:val="single" w:color="auto" w:sz="4"/>
+          <w:insideV w:val="single" w:color="auto" w:sz="4"/>
+        </w:tblBorders>
+      </w:tblPr>
+      <w:tblGrid>
+        <w:gridCol w:w="2300"/>
+        <w:gridCol w:w="1700"/>
+        <w:gridCol w:w="2600"/>
+        <w:gridCol w:w="600"/>
+        <w:gridCol w:w="2600"/>
+      </w:tblGrid>
+      <w:tr>
+        <w:trPr>
+          <w:tblHeader/>
+        </w:trPr>
+        <w:tc>
+          <w:tcPr>
+            <w:tcW w:type="dxa" w:w="2300"/>
+            <w:tcBorders>
+              <w:top w:val="single" w:color="CCCCCC" w:sz="4"/>
+              <w:left w:val="single" w:color="CCCCCC" w:sz="4"/>
+              <w:bottom w:val="single" w:color="CCCCCC" w:sz="4"/>
+              <w:right w:val="single" w:color="CCCCCC" w:sz="4"/>
+            </w:tcBorders>
+            <w:shd w:fill="D9E0E8" w:val="clear"/>
+            <w:tcMar>
+              <w:top w:type="dxa" w:w="80"/>
+              <w:left w:type="dxa" w:w="120"/>
+              <w:bottom w:type="dxa" w:w="80"/>
+              <w:right w:type="dxa" w:w="120"/>
+            </w:tcMar>
+          </w:tcPr>
+          <w:p>
+            <w:r>
+              <w:rPr>
+                <w:rFonts w:ascii="Arial" w:cs="Arial" w:eastAsia="Arial" w:hAnsi="Arial"/>
+                <w:b/>
+                <w:bCs/>
+                <w:color w:val="003366"/>
+                <w:sz w:val="20"/>
+                <w:szCs w:val="20"/>
+              </w:rPr>
+              <w:t xml:space="preserve">Image &amp; Context</w:t>
+            </w:r>
+          </w:p>
+        </w:tc>
+        <w:tc>
+          <w:tcPr>
+            <w:tcW w:type="dxa" w:w="1700"/>
+            <w:tcBorders>
+              <w:top w:val="single" w:color="CCCCCC" w:sz="4"/>
+              <w:left w:val="single" w:color="CCCCCC" w:sz="4"/>
+              <w:bottom w:val="single" w:color="CCCCCC" w:sz="4"/>
+              <w:right w:val="single" w:color="CCCCCC" w:sz="4"/>
+            </w:tcBorders>
+            <w:shd w:fill="D9E0E8" w:val="clear"/>
+            <w:tcMar>
+              <w:top w:type="dxa" w:w="80"/>
+              <w:left w:type="dxa" w:w="120"/>
+              <w:bottom w:type="dxa" w:w="80"/>
+              <w:right w:type="dxa" w:w="120"/>
+            </w:tcMar>
+          </w:tcPr>
+          <w:p>
+            <w:r>
+              <w:rPr>
+                <w:rFonts w:ascii="Arial" w:cs="Arial" w:eastAsia="Arial" w:hAnsi="Arial"/>
+                <w:b/>
+                <w:bCs/>
+                <w:color w:val="003366"/>
+                <w:sz w:val="20"/>
+                <w:szCs w:val="20"/>
+              </w:rPr>
+              <w:t xml:space="preserve">Current Alt</w:t>
+            </w:r>
+          </w:p>
+        </w:tc>
+        <w:tc>
+          <w:tcPr>
+            <w:tcW w:type="dxa" w:w="2600"/>
+            <w:tcBorders>
+              <w:top w:val="single" w:color="CCCCCC" w:sz="4"/>
+              <w:left w:val="single" w:color="CCCCCC" w:sz="4"/>
+              <w:bottom w:val="single" w:color="CCCCCC" w:sz="4"/>
+              <w:right w:val="single" w:color="CCCCCC" w:sz="4"/>
+            </w:tcBorders>
+            <w:shd w:fill="D9E0E8" w:val="clear"/>
+            <w:tcMar>
+              <w:top w:type="dxa" w:w="80"/>
+              <w:left w:type="dxa" w:w="120"/>
+              <w:bottom w:type="dxa" w:w="80"/>
+              <w:right w:type="dxa" w:w="120"/>
+            </w:tcMar>
+          </w:tcPr>
+          <w:p>
+            <w:r>
+              <w:rPr>
+                <w:rFonts w:ascii="Arial" w:cs="Arial" w:eastAsia="Arial" w:hAnsi="Arial"/>
+                <w:b/>
+                <w:bCs/>
+                <w:color w:val="003366"/>
+                <w:sz w:val="20"/>
+                <w:szCs w:val="20"/>
+              </w:rPr>
+              <w:t xml:space="preserve">Suggested Alt Text</w:t>
+            </w:r>
+          </w:p>
+        </w:tc>
+        <w:tc>
+          <w:tcPr>
+            <w:tcW w:type="dxa" w:w="600"/>
+            <w:tcBorders>
+              <w:top w:val="single" w:color="CCCCCC" w:sz="4"/>
+              <w:left w:val="single" w:color="CCCCCC" w:sz="4"/>
+              <w:bottom w:val="single" w:color="CCCCCC" w:sz="4"/>
+              <w:right w:val="single" w:color="CCCCCC" w:sz="4"/>
+            </w:tcBorders>
+            <w:shd w:fill="D9E0E8" w:val="clear"/>
+            <w:tcMar>
+              <w:top w:type="dxa" w:w="80"/>
+              <w:left w:type="dxa" w:w="120"/>
+              <w:bottom w:type="dxa" w:w="80"/>
+              <w:right w:type="dxa" w:w="120"/>
+            </w:tcMar>
+          </w:tcPr>
+          <w:p>
+            <w:r>
+              <w:rPr>
+                <w:rFonts w:ascii="Arial" w:cs="Arial" w:eastAsia="Arial" w:hAnsi="Arial"/>
+                <w:b/>
+                <w:bCs/>
+                <w:color w:val="003366"/>
+                <w:sz w:val="20"/>
+                <w:szCs w:val="20"/>
+              </w:rPr>
+              <w:t xml:space="preserve">Chars</w:t>
+            </w:r>
+          </w:p>
+        </w:tc>
+        <w:tc>
+          <w:tcPr>
+            <w:tcW w:type="dxa" w:w="2600"/>
+            <w:tcBorders>
+              <w:top w:val="single" w:color="CCCCCC" w:sz="4"/>
+              <w:left w:val="single" w:color="CCCCCC" w:sz="4"/>
+              <w:bottom w:val="single" w:color="CCCCCC" w:sz="4"/>
+              <w:right w:val="single" w:color="CCCCCC" w:sz="4"/>
+            </w:tcBorders>
+            <w:shd w:fill="D9E0E8" w:val="clear"/>
+            <w:tcMar>
+              <w:top w:type="dxa" w:w="80"/>
+              <w:left w:type="dxa" w:w="120"/>
+              <w:bottom w:type="dxa" w:w="80"/>
+              <w:right w:type="dxa" w:w="120"/>
+            </w:tcMar>
+          </w:tcPr>
+          <w:p>
+            <w:r>
+              <w:rPr>
+                <w:rFonts w:ascii="Arial" w:cs="Arial" w:eastAsia="Arial" w:hAnsi="Arial"/>
+                <w:b/>
+                <w:bCs/>
+                <w:color w:val="003366"/>
+                <w:sz w:val="20"/>
+                <w:szCs w:val="20"/>
+              </w:rPr>
+              <w:t xml:space="preserve">Rationale &amp; SEO Benefit</w:t>
+            </w:r>
+          </w:p>
+        </w:tc>
+      </w:tr>
+      <w:tr>
+        <w:tc>
+          <w:tcPr>
+            <w:tcW w:type="dxa" w:w="2300"/>
+            <w:tcBorders>
+              <w:top w:val="single" w:color="CCCCCC" w:sz="4"/>
+              <w:left w:val="single" w:color="CCCCCC" w:sz="4"/>
+              <w:bottom w:val="single" w:color="CCCCCC" w:sz="4"/>
+              <w:right w:val="single" w:color="CCCCCC" w:sz="4"/>
+            </w:tcBorders>
+            <w:tcMar>
+              <w:top w:type="dxa" w:w="80"/>
+              <w:left w:type="dxa" w:w="120"/>
+              <w:bottom w:type="dxa" w:w="80"/>
+              <w:right w:type="dxa" w:w="120"/>
+            </w:tcMar>
+          </w:tcPr>
+          <w:p>
+            <w:r>
+              <w:rPr>
+                <w:rFonts w:ascii="Arial" w:cs="Arial" w:eastAsia="Arial" w:hAnsi="Arial"/>
+                <w:sz w:val="20"/>
+                <w:szCs w:val="20"/>
+              </w:rPr>
+              <w:t xml:space="preserve">Hero (static-shielding-packaging.png)</w:t>
+            </w:r>
+          </w:p>
+        </w:tc>
+        <w:tc>
+          <w:tcPr>
+            <w:tcW w:type="dxa" w:w="1700"/>
+            <w:tcBorders>
+              <w:top w:val="single" w:color="CCCCCC" w:sz="4"/>
+              <w:left w:val="single" w:color="CCCCCC" w:sz="4"/>
+              <w:bottom w:val="single" w:color="CCCCCC" w:sz="4"/>
+              <w:right w:val="single" w:color="CCCCCC" w:sz="4"/>
+            </w:tcBorders>
+            <w:tcMar>
+              <w:top w:type="dxa" w:w="80"/>
+              <w:left w:type="dxa" w:w="120"/>
+              <w:bottom w:type="dxa" w:w="80"/>
+              <w:right w:type="dxa" w:w="120"/>
+            </w:tcMar>
+          </w:tcPr>
+          <w:p>
+            <w:r>
+              <w:rPr>
+                <w:rFonts w:ascii="Arial" w:cs="Arial" w:eastAsia="Arial" w:hAnsi="Arial"/>
+                <w:sz w:val="20"/>
+                <w:szCs w:val="20"/>
+              </w:rPr>
+              <w:t xml:space="preserve">static-shielding packaging</w:t>
+            </w:r>
+          </w:p>
+        </w:tc>
+        <w:tc>
+          <w:tcPr>
+            <w:tcW w:type="dxa" w:w="2600"/>
+            <w:tcBorders>
+              <w:top w:val="single" w:color="CCCCCC" w:sz="4"/>
+              <w:left w:val="single" w:color="CCCCCC" w:sz="4"/>
+              <w:bottom w:val="single" w:color="CCCCCC" w:sz="4"/>
+              <w:right w:val="single" w:color="CCCCCC" w:sz="4"/>
+            </w:tcBorders>
+            <w:tcMar>
+              <w:top w:type="dxa" w:w="80"/>
+              <w:left w:type="dxa" w:w="120"/>
+              <w:bottom w:type="dxa" w:w="80"/>
+              <w:right w:type="dxa" w:w="120"/>
+            </w:tcMar>
+          </w:tcPr>
+          <w:p>
+            <w:r>
+              <w:rPr>
+                <w:rFonts w:ascii="Arial" w:cs="Arial" w:eastAsia="Arial" w:hAnsi="Arial"/>
+                <w:sz w:val="20"/>
+                <w:szCs w:val="20"/>
+              </w:rPr>
+              <w:t xml:space="preserve">Static shielding cleanroom packaging bags for electronics</w:t>
+            </w:r>
+          </w:p>
+        </w:tc>
+        <w:tc>
+          <w:tcPr>
+            <w:tcW w:type="dxa" w:w="600"/>
+            <w:tcBorders>
+              <w:top w:val="single" w:color="CCCCCC" w:sz="4"/>
+              <w:left w:val="single" w:color="CCCCCC" w:sz="4"/>
+              <w:bottom w:val="single" w:color="CCCCCC" w:sz="4"/>
+              <w:right w:val="single" w:color="CCCCCC" w:sz="4"/>
+            </w:tcBorders>
+            <w:tcMar>
+              <w:top w:type="dxa" w:w="80"/>
+              <w:left w:type="dxa" w:w="120"/>
+              <w:bottom w:type="dxa" w:w="80"/>
+              <w:right w:type="dxa" w:w="120"/>
+            </w:tcMar>
+          </w:tcPr>
+          <w:p>
+            <w:r>
+              <w:rPr>
+                <w:rFonts w:ascii="Arial" w:cs="Arial" w:eastAsia="Arial" w:hAnsi="Arial"/>
+                <w:sz w:val="20"/>
+                <w:szCs w:val="20"/>
+              </w:rPr>
+              <w:t xml:space="preserve">57</w:t>
+            </w:r>
+          </w:p>
+        </w:tc>
+        <w:tc>
+          <w:tcPr>
+            <w:tcW w:type="dxa" w:w="2600"/>
+            <w:tcBorders>
+              <w:top w:val="single" w:color="CCCCCC" w:sz="4"/>
+              <w:left w:val="single" w:color="CCCCCC" w:sz="4"/>
+              <w:bottom w:val="single" w:color="CCCCCC" w:sz="4"/>
+              <w:right w:val="single" w:color="CCCCCC" w:sz="4"/>
+            </w:tcBorders>
+            <w:tcMar>
+              <w:top w:type="dxa" w:w="80"/>
+              <w:left w:type="dxa" w:w="120"/>
+              <w:bottom w:type="dxa" w:w="80"/>
+              <w:right w:type="dxa" w:w="120"/>
+            </w:tcMar>
+          </w:tcPr>
+          <w:p>
+            <w:r>
+              <w:rPr>
+                <w:rFonts w:ascii="Arial" w:cs="Arial" w:eastAsia="Arial" w:hAnsi="Arial"/>
+                <w:sz w:val="20"/>
+                <w:szCs w:val="20"/>
+              </w:rPr>
+              <w:t xml:space="preserve">Minor fix + context added.</w:t>
+            </w:r>
+          </w:p>
+        </w:tc>
+      </w:tr>
+      <w:tr>
+        <w:tc>
+          <w:tcPr>
+            <w:tcW w:type="dxa" w:w="2300"/>
+            <w:tcBorders>
+              <w:top w:val="single" w:color="CCCCCC" w:sz="4"/>
+              <w:left w:val="single" w:color="CCCCCC" w:sz="4"/>
+              <w:bottom w:val="single" w:color="CCCCCC" w:sz="4"/>
+              <w:right w:val="single" w:color="CCCCCC" w:sz="4"/>
+            </w:tcBorders>
+            <w:shd w:fill="F2F2F2" w:val="clear"/>
+            <w:tcMar>
+              <w:top w:type="dxa" w:w="80"/>
+              <w:left w:type="dxa" w:w="120"/>
+              <w:bottom w:type="dxa" w:w="80"/>
+              <w:right w:type="dxa" w:w="120"/>
+            </w:tcMar>
+          </w:tcPr>
+          <w:p>
+            <w:r>
+              <w:rPr>
+                <w:rFonts w:ascii="Arial" w:cs="Arial" w:eastAsia="Arial" w:hAnsi="Arial"/>
+                <w:sz w:val="20"/>
+                <w:szCs w:val="20"/>
+              </w:rPr>
+              <w:t xml:space="preserve">Pharma app (pharma-packaging.png)</w:t>
+            </w:r>
+          </w:p>
+        </w:tc>
+        <w:tc>
+          <w:tcPr>
+            <w:tcW w:type="dxa" w:w="1700"/>
+            <w:tcBorders>
+              <w:top w:val="single" w:color="CCCCCC" w:sz="4"/>
+              <w:left w:val="single" w:color="CCCCCC" w:sz="4"/>
+              <w:bottom w:val="single" w:color="CCCCCC" w:sz="4"/>
+              <w:right w:val="single" w:color="CCCCCC" w:sz="4"/>
+            </w:tcBorders>
+            <w:shd w:fill="F2F2F2" w:val="clear"/>
+            <w:tcMar>
+              <w:top w:type="dxa" w:w="80"/>
+              <w:left w:type="dxa" w:w="120"/>
+              <w:bottom w:type="dxa" w:w="80"/>
+              <w:right w:type="dxa" w:w="120"/>
+            </w:tcMar>
+          </w:tcPr>
+          <w:p>
+            <w:r>
+              <w:rPr>
+                <w:rFonts w:ascii="Arial" w:cs="Arial" w:eastAsia="Arial" w:hAnsi="Arial"/>
+                <w:sz w:val="20"/>
+                <w:szCs w:val="20"/>
+              </w:rPr>
+              <w:t xml:space="preserve">pharma packaging</w:t>
+            </w:r>
+          </w:p>
+        </w:tc>
+        <w:tc>
+          <w:tcPr>
+            <w:tcW w:type="dxa" w:w="2600"/>
+            <w:tcBorders>
+              <w:top w:val="single" w:color="CCCCCC" w:sz="4"/>
+              <w:left w:val="single" w:color="CCCCCC" w:sz="4"/>
+              <w:bottom w:val="single" w:color="CCCCCC" w:sz="4"/>
+              <w:right w:val="single" w:color="CCCCCC" w:sz="4"/>
+            </w:tcBorders>
+            <w:shd w:fill="F2F2F2" w:val="clear"/>
+            <w:tcMar>
+              <w:top w:type="dxa" w:w="80"/>
+              <w:left w:type="dxa" w:w="120"/>
+              <w:bottom w:type="dxa" w:w="80"/>
+              <w:right w:type="dxa" w:w="120"/>
+            </w:tcMar>
+          </w:tcPr>
+          <w:p>
+            <w:r>
+              <w:rPr>
+                <w:rFonts w:ascii="Arial" w:cs="Arial" w:eastAsia="Arial" w:hAnsi="Arial"/>
+                <w:sz w:val="20"/>
+                <w:szCs w:val="20"/>
+              </w:rPr>
+              <w:t xml:space="preserve">Static shielding bags for pharmaceutical cleanroom packaging</w:t>
+            </w:r>
+          </w:p>
+        </w:tc>
+        <w:tc>
+          <w:tcPr>
+            <w:tcW w:type="dxa" w:w="600"/>
+            <w:tcBorders>
+              <w:top w:val="single" w:color="CCCCCC" w:sz="4"/>
+              <w:left w:val="single" w:color="CCCCCC" w:sz="4"/>
+              <w:bottom w:val="single" w:color="CCCCCC" w:sz="4"/>
+              <w:right w:val="single" w:color="CCCCCC" w:sz="4"/>
+            </w:tcBorders>
+            <w:shd w:fill="F2F2F2" w:val="clear"/>
+            <w:tcMar>
+              <w:top w:type="dxa" w:w="80"/>
+              <w:left w:type="dxa" w:w="120"/>
+              <w:bottom w:type="dxa" w:w="80"/>
+              <w:right w:type="dxa" w:w="120"/>
+            </w:tcMar>
+          </w:tcPr>
+          <w:p>
+            <w:r>
+              <w:rPr>
+                <w:rFonts w:ascii="Arial" w:cs="Arial" w:eastAsia="Arial" w:hAnsi="Arial"/>
+                <w:sz w:val="20"/>
+                <w:szCs w:val="20"/>
+              </w:rPr>
+              <w:t xml:space="preserve">60</w:t>
+            </w:r>
+          </w:p>
+        </w:tc>
+        <w:tc>
+          <w:tcPr>
+            <w:tcW w:type="dxa" w:w="2600"/>
+            <w:tcBorders>
+              <w:top w:val="single" w:color="CCCCCC" w:sz="4"/>
+              <w:left w:val="single" w:color="CCCCCC" w:sz="4"/>
+              <w:bottom w:val="single" w:color="CCCCCC" w:sz="4"/>
+              <w:right w:val="single" w:color="CCCCCC" w:sz="4"/>
+            </w:tcBorders>
+            <w:shd w:fill="F2F2F2" w:val="clear"/>
+            <w:tcMar>
+              <w:top w:type="dxa" w:w="80"/>
+              <w:left w:type="dxa" w:w="120"/>
+              <w:bottom w:type="dxa" w:w="80"/>
+              <w:right w:type="dxa" w:w="120"/>
+            </w:tcMar>
+          </w:tcPr>
+          <w:p>
+            <w:r>
+              <w:rPr>
+                <w:rFonts w:ascii="Arial" w:cs="Arial" w:eastAsia="Arial" w:hAnsi="Arial"/>
+                <w:sz w:val="20"/>
+                <w:szCs w:val="20"/>
+              </w:rPr>
+              <w:t xml:space="preserve">Ties material to application.</w:t>
+            </w:r>
+          </w:p>
+        </w:tc>
+      </w:tr>
+      <w:tr>
+        <w:tc>
+          <w:tcPr>
+            <w:tcW w:type="dxa" w:w="2300"/>
+            <w:tcBorders>
+              <w:top w:val="single" w:color="CCCCCC" w:sz="4"/>
+              <w:left w:val="single" w:color="CCCCCC" w:sz="4"/>
+              <w:bottom w:val="single" w:color="CCCCCC" w:sz="4"/>
+              <w:right w:val="single" w:color="CCCCCC" w:sz="4"/>
+            </w:tcBorders>
+            <w:tcMar>
+              <w:top w:type="dxa" w:w="80"/>
+              <w:left w:type="dxa" w:w="120"/>
+              <w:bottom w:type="dxa" w:w="80"/>
+              <w:right w:type="dxa" w:w="120"/>
+            </w:tcMar>
+          </w:tcPr>
+          <w:p>
+            <w:r>
+              <w:rPr>
+                <w:rFonts w:ascii="Arial" w:cs="Arial" w:eastAsia="Arial" w:hAnsi="Arial"/>
+                <w:sz w:val="20"/>
+                <w:szCs w:val="20"/>
+              </w:rPr>
+              <w:t xml:space="preserve">Aerospace app (aerospace-packaging.png)</w:t>
+            </w:r>
+          </w:p>
+        </w:tc>
+        <w:tc>
+          <w:tcPr>
+            <w:tcW w:type="dxa" w:w="1700"/>
+            <w:tcBorders>
+              <w:top w:val="single" w:color="CCCCCC" w:sz="4"/>
+              <w:left w:val="single" w:color="CCCCCC" w:sz="4"/>
+              <w:bottom w:val="single" w:color="CCCCCC" w:sz="4"/>
+              <w:right w:val="single" w:color="CCCCCC" w:sz="4"/>
+            </w:tcBorders>
+            <w:tcMar>
+              <w:top w:type="dxa" w:w="80"/>
+              <w:left w:type="dxa" w:w="120"/>
+              <w:bottom w:type="dxa" w:w="80"/>
+              <w:right w:type="dxa" w:w="120"/>
+            </w:tcMar>
+          </w:tcPr>
+          <w:p>
+            <w:r>
+              <w:rPr>
+                <w:rFonts w:ascii="Arial" w:cs="Arial" w:eastAsia="Arial" w:hAnsi="Arial"/>
+                <w:sz w:val="20"/>
+                <w:szCs w:val="20"/>
+              </w:rPr>
+              <w:t xml:space="preserve">aerospace packaging</w:t>
+            </w:r>
+          </w:p>
+        </w:tc>
+        <w:tc>
+          <w:tcPr>
+            <w:tcW w:type="dxa" w:w="2600"/>
+            <w:tcBorders>
+              <w:top w:val="single" w:color="CCCCCC" w:sz="4"/>
+              <w:left w:val="single" w:color="CCCCCC" w:sz="4"/>
+              <w:bottom w:val="single" w:color="CCCCCC" w:sz="4"/>
+              <w:right w:val="single" w:color="CCCCCC" w:sz="4"/>
+            </w:tcBorders>
+            <w:tcMar>
+              <w:top w:type="dxa" w:w="80"/>
+              <w:left w:type="dxa" w:w="120"/>
+              <w:bottom w:type="dxa" w:w="80"/>
+              <w:right w:type="dxa" w:w="120"/>
+            </w:tcMar>
+          </w:tcPr>
+          <w:p>
+            <w:r>
+              <w:rPr>
+                <w:rFonts w:ascii="Arial" w:cs="Arial" w:eastAsia="Arial" w:hAnsi="Arial"/>
+                <w:sz w:val="20"/>
+                <w:szCs w:val="20"/>
+              </w:rPr>
+              <w:t xml:space="preserve">Static shielding cleanroom packaging for aerospace components</w:t>
+            </w:r>
+          </w:p>
+        </w:tc>
+        <w:tc>
+          <w:tcPr>
+            <w:tcW w:type="dxa" w:w="600"/>
+            <w:tcBorders>
+              <w:top w:val="single" w:color="CCCCCC" w:sz="4"/>
+              <w:left w:val="single" w:color="CCCCCC" w:sz="4"/>
+              <w:bottom w:val="single" w:color="CCCCCC" w:sz="4"/>
+              <w:right w:val="single" w:color="CCCCCC" w:sz="4"/>
+            </w:tcBorders>
+            <w:tcMar>
+              <w:top w:type="dxa" w:w="80"/>
+              <w:left w:type="dxa" w:w="120"/>
+              <w:bottom w:type="dxa" w:w="80"/>
+              <w:right w:type="dxa" w:w="120"/>
+            </w:tcMar>
+          </w:tcPr>
+          <w:p>
+            <w:r>
+              <w:rPr>
+                <w:rFonts w:ascii="Arial" w:cs="Arial" w:eastAsia="Arial" w:hAnsi="Arial"/>
+                <w:sz w:val="20"/>
+                <w:szCs w:val="20"/>
+              </w:rPr>
+              <w:t xml:space="preserve">61</w:t>
+            </w:r>
+          </w:p>
+        </w:tc>
+        <w:tc>
+          <w:tcPr>
+            <w:tcW w:type="dxa" w:w="2600"/>
+            <w:tcBorders>
+              <w:top w:val="single" w:color="CCCCCC" w:sz="4"/>
+              <w:left w:val="single" w:color="CCCCCC" w:sz="4"/>
+              <w:bottom w:val="single" w:color="CCCCCC" w:sz="4"/>
+              <w:right w:val="single" w:color="CCCCCC" w:sz="4"/>
+            </w:tcBorders>
+            <w:tcMar>
+              <w:top w:type="dxa" w:w="80"/>
+              <w:left w:type="dxa" w:w="120"/>
+              <w:bottom w:type="dxa" w:w="80"/>
+              <w:right w:type="dxa" w:w="120"/>
+            </w:tcMar>
+          </w:tcPr>
+          <w:p>
+            <w:r>
+              <w:rPr>
+                <w:rFonts w:ascii="Arial" w:cs="Arial" w:eastAsia="Arial" w:hAnsi="Arial"/>
+                <w:sz w:val="20"/>
+                <w:szCs w:val="20"/>
+              </w:rPr>
+              <w:t xml:space="preserve">Same rationale.</w:t>
+            </w:r>
+          </w:p>
+        </w:tc>
+      </w:tr>
+      <w:tr>
+        <w:tc>
+          <w:tcPr>
+            <w:tcW w:type="dxa" w:w="2300"/>
+            <w:tcBorders>
+              <w:top w:val="single" w:color="CCCCCC" w:sz="4"/>
+              <w:left w:val="single" w:color="CCCCCC" w:sz="4"/>
+              <w:bottom w:val="single" w:color="CCCCCC" w:sz="4"/>
+              <w:right w:val="single" w:color="CCCCCC" w:sz="4"/>
+            </w:tcBorders>
+            <w:shd w:fill="F2F2F2" w:val="clear"/>
+            <w:tcMar>
+              <w:top w:type="dxa" w:w="80"/>
+              <w:left w:type="dxa" w:w="120"/>
+              <w:bottom w:type="dxa" w:w="80"/>
+              <w:right w:type="dxa" w:w="120"/>
+            </w:tcMar>
+          </w:tcPr>
+          <w:p>
+            <w:r>
+              <w:rPr>
+                <w:rFonts w:ascii="Arial" w:cs="Arial" w:eastAsia="Arial" w:hAnsi="Arial"/>
+                <w:sz w:val="20"/>
+                <w:szCs w:val="20"/>
+              </w:rPr>
+              <w:t xml:space="preserve">Semiconductor app (semiconductor-packaging.png)</w:t>
+            </w:r>
+          </w:p>
+        </w:tc>
+        <w:tc>
+          <w:tcPr>
+            <w:tcW w:type="dxa" w:w="1700"/>
+            <w:tcBorders>
+              <w:top w:val="single" w:color="CCCCCC" w:sz="4"/>
+              <w:left w:val="single" w:color="CCCCCC" w:sz="4"/>
+              <w:bottom w:val="single" w:color="CCCCCC" w:sz="4"/>
+              <w:right w:val="single" w:color="CCCCCC" w:sz="4"/>
+            </w:tcBorders>
+            <w:shd w:fill="F2F2F2" w:val="clear"/>
+            <w:tcMar>
+              <w:top w:type="dxa" w:w="80"/>
+              <w:left w:type="dxa" w:w="120"/>
+              <w:bottom w:type="dxa" w:w="80"/>
+              <w:right w:type="dxa" w:w="120"/>
+            </w:tcMar>
+          </w:tcPr>
+          <w:p>
+            <w:r>
+              <w:rPr>
+                <w:rFonts w:ascii="Arial" w:cs="Arial" w:eastAsia="Arial" w:hAnsi="Arial"/>
+                <w:sz w:val="20"/>
+                <w:szCs w:val="20"/>
+              </w:rPr>
+              <w:t xml:space="preserve">semiconductor packaging</w:t>
+            </w:r>
+          </w:p>
+        </w:tc>
+        <w:tc>
+          <w:tcPr>
+            <w:tcW w:type="dxa" w:w="2600"/>
+            <w:tcBorders>
+              <w:top w:val="single" w:color="CCCCCC" w:sz="4"/>
+              <w:left w:val="single" w:color="CCCCCC" w:sz="4"/>
+              <w:bottom w:val="single" w:color="CCCCCC" w:sz="4"/>
+              <w:right w:val="single" w:color="CCCCCC" w:sz="4"/>
+            </w:tcBorders>
+            <w:shd w:fill="F2F2F2" w:val="clear"/>
+            <w:tcMar>
+              <w:top w:type="dxa" w:w="80"/>
+              <w:left w:type="dxa" w:w="120"/>
+              <w:bottom w:type="dxa" w:w="80"/>
+              <w:right w:type="dxa" w:w="120"/>
+            </w:tcMar>
+          </w:tcPr>
+          <w:p>
+            <w:r>
+              <w:rPr>
+                <w:rFonts w:ascii="Arial" w:cs="Arial" w:eastAsia="Arial" w:hAnsi="Arial"/>
+                <w:sz w:val="20"/>
+                <w:szCs w:val="20"/>
+              </w:rPr>
+              <w:t xml:space="preserve">Static shielding bags for semiconductor cleanroom packaging</w:t>
+            </w:r>
+          </w:p>
+        </w:tc>
+        <w:tc>
+          <w:tcPr>
+            <w:tcW w:type="dxa" w:w="600"/>
+            <w:tcBorders>
+              <w:top w:val="single" w:color="CCCCCC" w:sz="4"/>
+              <w:left w:val="single" w:color="CCCCCC" w:sz="4"/>
+              <w:bottom w:val="single" w:color="CCCCCC" w:sz="4"/>
+              <w:right w:val="single" w:color="CCCCCC" w:sz="4"/>
+            </w:tcBorders>
+            <w:shd w:fill="F2F2F2" w:val="clear"/>
+            <w:tcMar>
+              <w:top w:type="dxa" w:w="80"/>
+              <w:left w:type="dxa" w:w="120"/>
+              <w:bottom w:type="dxa" w:w="80"/>
+              <w:right w:type="dxa" w:w="120"/>
+            </w:tcMar>
+          </w:tcPr>
+          <w:p>
+            <w:r>
+              <w:rPr>
+                <w:rFonts w:ascii="Arial" w:cs="Arial" w:eastAsia="Arial" w:hAnsi="Arial"/>
+                <w:sz w:val="20"/>
+                <w:szCs w:val="20"/>
+              </w:rPr>
+              <w:t xml:space="preserve">59</w:t>
+            </w:r>
+          </w:p>
+        </w:tc>
+        <w:tc>
+          <w:tcPr>
+            <w:tcW w:type="dxa" w:w="2600"/>
+            <w:tcBorders>
+              <w:top w:val="single" w:color="CCCCCC" w:sz="4"/>
+              <w:left w:val="single" w:color="CCCCCC" w:sz="4"/>
+              <w:bottom w:val="single" w:color="CCCCCC" w:sz="4"/>
+              <w:right w:val="single" w:color="CCCCCC" w:sz="4"/>
+            </w:tcBorders>
+            <w:shd w:fill="F2F2F2" w:val="clear"/>
+            <w:tcMar>
+              <w:top w:type="dxa" w:w="80"/>
+              <w:left w:type="dxa" w:w="120"/>
+              <w:bottom w:type="dxa" w:w="80"/>
+              <w:right w:type="dxa" w:w="120"/>
+            </w:tcMar>
+          </w:tcPr>
+          <w:p>
+            <w:r>
+              <w:rPr>
+                <w:rFonts w:ascii="Arial" w:cs="Arial" w:eastAsia="Arial" w:hAnsi="Arial"/>
+                <w:sz w:val="20"/>
+                <w:szCs w:val="20"/>
+              </w:rPr>
+              <w:t xml:space="preserve">Same rationale.</w:t>
+            </w:r>
+          </w:p>
+        </w:tc>
+      </w:tr>
+      <w:tr>
+        <w:tc>
+          <w:tcPr>
+            <w:tcW w:type="dxa" w:w="2300"/>
+            <w:tcBorders>
+              <w:top w:val="single" w:color="CCCCCC" w:sz="4"/>
+              <w:left w:val="single" w:color="CCCCCC" w:sz="4"/>
+              <w:bottom w:val="single" w:color="CCCCCC" w:sz="4"/>
+              <w:right w:val="single" w:color="CCCCCC" w:sz="4"/>
+            </w:tcBorders>
+            <w:tcMar>
+              <w:top w:type="dxa" w:w="80"/>
+              <w:left w:type="dxa" w:w="120"/>
+              <w:bottom w:type="dxa" w:w="80"/>
+              <w:right w:type="dxa" w:w="120"/>
+            </w:tcMar>
+          </w:tcPr>
+          <w:p>
+            <w:r>
+              <w:rPr>
+                <w:rFonts w:ascii="Arial" w:cs="Arial" w:eastAsia="Arial" w:hAnsi="Arial"/>
+                <w:sz w:val="20"/>
+                <w:szCs w:val="20"/>
+              </w:rPr>
+              <w:t xml:space="preserve">Medical app (medical-device-packaging.png)</w:t>
+            </w:r>
+          </w:p>
+        </w:tc>
+        <w:tc>
+          <w:tcPr>
+            <w:tcW w:type="dxa" w:w="1700"/>
+            <w:tcBorders>
+              <w:top w:val="single" w:color="CCCCCC" w:sz="4"/>
+              <w:left w:val="single" w:color="CCCCCC" w:sz="4"/>
+              <w:bottom w:val="single" w:color="CCCCCC" w:sz="4"/>
+              <w:right w:val="single" w:color="CCCCCC" w:sz="4"/>
+            </w:tcBorders>
+            <w:tcMar>
+              <w:top w:type="dxa" w:w="80"/>
+              <w:left w:type="dxa" w:w="120"/>
+              <w:bottom w:type="dxa" w:w="80"/>
+              <w:right w:type="dxa" w:w="120"/>
+            </w:tcMar>
+          </w:tcPr>
+          <w:p>
+            <w:r>
+              <w:rPr>
+                <w:rFonts w:ascii="Arial" w:cs="Arial" w:eastAsia="Arial" w:hAnsi="Arial"/>
+                <w:sz w:val="20"/>
+                <w:szCs w:val="20"/>
+              </w:rPr>
+              <w:t xml:space="preserve">medical device packaging</w:t>
+            </w:r>
+          </w:p>
+        </w:tc>
+        <w:tc>
+          <w:tcPr>
+            <w:tcW w:type="dxa" w:w="2600"/>
+            <w:tcBorders>
+              <w:top w:val="single" w:color="CCCCCC" w:sz="4"/>
+              <w:left w:val="single" w:color="CCCCCC" w:sz="4"/>
+              <w:bottom w:val="single" w:color="CCCCCC" w:sz="4"/>
+              <w:right w:val="single" w:color="CCCCCC" w:sz="4"/>
+            </w:tcBorders>
+            <w:tcMar>
+              <w:top w:type="dxa" w:w="80"/>
+              <w:left w:type="dxa" w:w="120"/>
+              <w:bottom w:type="dxa" w:w="80"/>
+              <w:right w:type="dxa" w:w="120"/>
+            </w:tcMar>
+          </w:tcPr>
+          <w:p>
+            <w:r>
+              <w:rPr>
+                <w:rFonts w:ascii="Arial" w:cs="Arial" w:eastAsia="Arial" w:hAnsi="Arial"/>
+                <w:sz w:val="20"/>
+                <w:szCs w:val="20"/>
+              </w:rPr>
+              <w:t xml:space="preserve">Static shielding packaging for medical device cleanrooms</w:t>
+            </w:r>
+          </w:p>
+        </w:tc>
+        <w:tc>
+          <w:tcPr>
+            <w:tcW w:type="dxa" w:w="600"/>
+            <w:tcBorders>
+              <w:top w:val="single" w:color="CCCCCC" w:sz="4"/>
+              <w:left w:val="single" w:color="CCCCCC" w:sz="4"/>
+              <w:bottom w:val="single" w:color="CCCCCC" w:sz="4"/>
+              <w:right w:val="single" w:color="CCCCCC" w:sz="4"/>
+            </w:tcBorders>
+            <w:tcMar>
+              <w:top w:type="dxa" w:w="80"/>
+              <w:left w:type="dxa" w:w="120"/>
+              <w:bottom w:type="dxa" w:w="80"/>
+              <w:right w:type="dxa" w:w="120"/>
+            </w:tcMar>
+          </w:tcPr>
+          <w:p>
+            <w:r>
+              <w:rPr>
+                <w:rFonts w:ascii="Arial" w:cs="Arial" w:eastAsia="Arial" w:hAnsi="Arial"/>
+                <w:sz w:val="20"/>
+                <w:szCs w:val="20"/>
+              </w:rPr>
+              <w:t xml:space="preserve">56</w:t>
+            </w:r>
+          </w:p>
+        </w:tc>
+        <w:tc>
+          <w:tcPr>
+            <w:tcW w:type="dxa" w:w="2600"/>
+            <w:tcBorders>
+              <w:top w:val="single" w:color="CCCCCC" w:sz="4"/>
+              <w:left w:val="single" w:color="CCCCCC" w:sz="4"/>
+              <w:bottom w:val="single" w:color="CCCCCC" w:sz="4"/>
+              <w:right w:val="single" w:color="CCCCCC" w:sz="4"/>
+            </w:tcBorders>
+            <w:tcMar>
+              <w:top w:type="dxa" w:w="80"/>
+              <w:left w:type="dxa" w:w="120"/>
+              <w:bottom w:type="dxa" w:w="80"/>
+              <w:right w:type="dxa" w:w="120"/>
+            </w:tcMar>
+          </w:tcPr>
+          <w:p>
+            <w:r>
+              <w:rPr>
+                <w:rFonts w:ascii="Arial" w:cs="Arial" w:eastAsia="Arial" w:hAnsi="Arial"/>
+                <w:sz w:val="20"/>
+                <w:szCs w:val="20"/>
+              </w:rPr>
+              <w:t xml:space="preserve">Same rationale.</w:t>
+            </w:r>
+          </w:p>
+        </w:tc>
+      </w:tr>
+      <w:tr>
+        <w:tc>
+          <w:tcPr>
+            <w:tcW w:type="dxa" w:w="2300"/>
+            <w:tcBorders>
+              <w:top w:val="single" w:color="CCCCCC" w:sz="4"/>
+              <w:left w:val="single" w:color="CCCCCC" w:sz="4"/>
+              <w:bottom w:val="single" w:color="CCCCCC" w:sz="4"/>
+              <w:right w:val="single" w:color="CCCCCC" w:sz="4"/>
+            </w:tcBorders>
+            <w:shd w:fill="F2F2F2" w:val="clear"/>
+            <w:tcMar>
+              <w:top w:type="dxa" w:w="80"/>
+              <w:left w:type="dxa" w:w="120"/>
+              <w:bottom w:type="dxa" w:w="80"/>
+              <w:right w:type="dxa" w:w="120"/>
+            </w:tcMar>
+          </w:tcPr>
+          <w:p>
+            <w:r>
+              <w:rPr>
+                <w:rFonts w:ascii="Arial" w:cs="Arial" w:eastAsia="Arial" w:hAnsi="Arial"/>
+                <w:sz w:val="20"/>
+                <w:szCs w:val="20"/>
+              </w:rPr>
+              <w:t xml:space="preserve">Product detail (static-shielding-packaging.png — reused)</w:t>
+            </w:r>
+          </w:p>
+        </w:tc>
+        <w:tc>
+          <w:tcPr>
+            <w:tcW w:type="dxa" w:w="1700"/>
+            <w:tcBorders>
+              <w:top w:val="single" w:color="CCCCCC" w:sz="4"/>
+              <w:left w:val="single" w:color="CCCCCC" w:sz="4"/>
+              <w:bottom w:val="single" w:color="CCCCCC" w:sz="4"/>
+              <w:right w:val="single" w:color="CCCCCC" w:sz="4"/>
+            </w:tcBorders>
+            <w:shd w:fill="F2F2F2" w:val="clear"/>
+            <w:tcMar>
+              <w:top w:type="dxa" w:w="80"/>
+              <w:left w:type="dxa" w:w="120"/>
+              <w:bottom w:type="dxa" w:w="80"/>
+              <w:right w:type="dxa" w:w="120"/>
+            </w:tcMar>
+          </w:tcPr>
+          <w:p>
+            <w:r>
+              <w:rPr>
+                <w:rFonts w:ascii="Arial" w:cs="Arial" w:eastAsia="Arial" w:hAnsi="Arial"/>
+                <w:sz w:val="20"/>
+                <w:szCs w:val="20"/>
+              </w:rPr>
+              <w:t xml:space="preserve">static-shielding-packaging</w:t>
+            </w:r>
+          </w:p>
+        </w:tc>
+        <w:tc>
+          <w:tcPr>
+            <w:tcW w:type="dxa" w:w="2600"/>
+            <w:tcBorders>
+              <w:top w:val="single" w:color="CCCCCC" w:sz="4"/>
+              <w:left w:val="single" w:color="CCCCCC" w:sz="4"/>
+              <w:bottom w:val="single" w:color="CCCCCC" w:sz="4"/>
+              <w:right w:val="single" w:color="CCCCCC" w:sz="4"/>
+            </w:tcBorders>
+            <w:shd w:fill="F2F2F2" w:val="clear"/>
+            <w:tcMar>
+              <w:top w:type="dxa" w:w="80"/>
+              <w:left w:type="dxa" w:w="120"/>
+              <w:bottom w:type="dxa" w:w="80"/>
+              <w:right w:type="dxa" w:w="120"/>
+            </w:tcMar>
+          </w:tcPr>
+          <w:p>
+            <w:r>
+              <w:rPr>
+                <w:rFonts w:ascii="Arial" w:cs="Arial" w:eastAsia="Arial" w:hAnsi="Arial"/>
+                <w:sz w:val="20"/>
+                <w:szCs w:val="20"/>
+              </w:rPr>
+              <w:t xml:space="preserve">Multi-layer static shielding bag for cleanroom ESD protection</w:t>
+            </w:r>
+          </w:p>
+        </w:tc>
+        <w:tc>
+          <w:tcPr>
+            <w:tcW w:type="dxa" w:w="600"/>
+            <w:tcBorders>
+              <w:top w:val="single" w:color="CCCCCC" w:sz="4"/>
+              <w:left w:val="single" w:color="CCCCCC" w:sz="4"/>
+              <w:bottom w:val="single" w:color="CCCCCC" w:sz="4"/>
+              <w:right w:val="single" w:color="CCCCCC" w:sz="4"/>
+            </w:tcBorders>
+            <w:shd w:fill="F2F2F2" w:val="clear"/>
+            <w:tcMar>
+              <w:top w:type="dxa" w:w="80"/>
+              <w:left w:type="dxa" w:w="120"/>
+              <w:bottom w:type="dxa" w:w="80"/>
+              <w:right w:type="dxa" w:w="120"/>
+            </w:tcMar>
+          </w:tcPr>
+          <w:p>
+            <w:r>
+              <w:rPr>
+                <w:rFonts w:ascii="Arial" w:cs="Arial" w:eastAsia="Arial" w:hAnsi="Arial"/>
+                <w:sz w:val="20"/>
+                <w:szCs w:val="20"/>
+              </w:rPr>
+              <w:t xml:space="preserve">62</w:t>
+            </w:r>
+          </w:p>
+        </w:tc>
+        <w:tc>
+          <w:tcPr>
+            <w:tcW w:type="dxa" w:w="2600"/>
+            <w:tcBorders>
+              <w:top w:val="single" w:color="CCCCCC" w:sz="4"/>
+              <w:left w:val="single" w:color="CCCCCC" w:sz="4"/>
+              <w:bottom w:val="single" w:color="CCCCCC" w:sz="4"/>
+              <w:right w:val="single" w:color="CCCCCC" w:sz="4"/>
+            </w:tcBorders>
+            <w:shd w:fill="F2F2F2" w:val="clear"/>
+            <w:tcMar>
+              <w:top w:type="dxa" w:w="80"/>
+              <w:left w:type="dxa" w:w="120"/>
+              <w:bottom w:type="dxa" w:w="80"/>
+              <w:right w:type="dxa" w:w="120"/>
+            </w:tcMar>
+          </w:tcPr>
+          <w:p>
+            <w:r>
+              <w:rPr>
+                <w:rFonts w:ascii="Arial" w:cs="Arial" w:eastAsia="Arial" w:hAnsi="Arial"/>
+                <w:sz w:val="20"/>
+                <w:szCs w:val="20"/>
+              </w:rPr>
+              <w:t xml:space="preserve">Same file as hero — distinct alt for the product detail context.</w:t>
+            </w:r>
+          </w:p>
+        </w:tc>
+      </w:tr>
+    </w:tbl>
+    <w:p>
+      <w:pPr>
+        <w:spacing w:after="120"/>
+      </w:pPr>
+    </w:p>
+    <w:p>
+      <w:pPr>
+        <w:spacing w:after="120"/>
+      </w:pPr>
+      <w:r>
+        <w:rPr>
+          <w:rFonts w:ascii="Arial" w:cs="Arial" w:eastAsia="Arial" w:hAnsi="Arial"/>
+          <w:b/>
+          <w:bCs/>
+          <w:sz w:val="20"/>
+          <w:szCs w:val="20"/>
+        </w:rPr>
+        <w:t xml:space="preserve">Deployed Structured Data (Product schema) — LIVE as of 2026-09-08</w:t>
+      </w:r>
+    </w:p>
+    <w:p>
+      <w:pPr>
+        <w:shd w:fill="F5F5F5" w:val="clear"/>
+        <w:spacing w:after="0"/>
+        <w:ind w:left="360"/>
+      </w:pPr>
+      <w:r>
+        <w:rPr>
+          <w:rFonts w:ascii="Courier New" w:cs="Courier New" w:eastAsia="Courier New" w:hAnsi="Courier New"/>
+          <w:sz w:val="16"/>
+          <w:szCs w:val="16"/>
+        </w:rPr>
+        <w:t xml:space="preserve">&lt;script type="application/ld+json"&gt;</w:t>
+      </w:r>
+    </w:p>
+    <w:p>
+      <w:pPr>
+        <w:shd w:fill="F5F5F5" w:val="clear"/>
+        <w:spacing w:after="0"/>
+        <w:ind w:left="360"/>
+      </w:pPr>
+      <w:r>
+        <w:rPr>
+          <w:rFonts w:ascii="Courier New" w:cs="Courier New" w:eastAsia="Courier New" w:hAnsi="Courier New"/>
+          <w:sz w:val="16"/>
+          <w:szCs w:val="16"/>
+        </w:rPr>
+        <w:t xml:space="preserve">{</w:t>
+      </w:r>
+    </w:p>
+    <w:p>
+      <w:pPr>
+        <w:shd w:fill="F5F5F5" w:val="clear"/>
+        <w:spacing w:after="0"/>
+        <w:ind w:left="360"/>
+      </w:pPr>
+      <w:r>
+        <w:rPr>
+          <w:rFonts w:ascii="Courier New" w:cs="Courier New" w:eastAsia="Courier New" w:hAnsi="Courier New"/>
+          <w:sz w:val="16"/>
+          <w:szCs w:val="16"/>
+        </w:rPr>
+        <w:t xml:space="preserve">  "@context": "https://schema.org",</w:t>
+      </w:r>
+    </w:p>
+    <w:p>
+      <w:pPr>
+        <w:shd w:fill="F5F5F5" w:val="clear"/>
+        <w:spacing w:after="0"/>
+        <w:ind w:left="360"/>
+      </w:pPr>
+      <w:r>
+        <w:rPr>
+          <w:rFonts w:ascii="Courier New" w:cs="Courier New" w:eastAsia="Courier New" w:hAnsi="Courier New"/>
+          <w:sz w:val="16"/>
+          <w:szCs w:val="16"/>
+        </w:rPr>
+        <w:t xml:space="preserve">  "@type": "Product",</w:t>
+      </w:r>
+    </w:p>
+    <w:p>
+      <w:pPr>
+        <w:shd w:fill="F5F5F5" w:val="clear"/>
+        <w:spacing w:after="0"/>
+        <w:ind w:left="360"/>
+      </w:pPr>
+      <w:r>
+        <w:rPr>
+          <w:rFonts w:ascii="Courier New" w:cs="Courier New" w:eastAsia="Courier New" w:hAnsi="Courier New"/>
+          <w:sz w:val="16"/>
+          <w:szCs w:val="16"/>
+        </w:rPr>
+        <w:t xml:space="preserve">  "name": "Static Shielding Cleanroom Packaging",</w:t>
+      </w:r>
+    </w:p>
+    <w:p>
+      <w:pPr>
+        <w:shd w:fill="F5F5F5" w:val="clear"/>
+        <w:spacing w:after="0"/>
+        <w:ind w:left="360"/>
+      </w:pPr>
+      <w:r>
+        <w:rPr>
+          <w:rFonts w:ascii="Courier New" w:cs="Courier New" w:eastAsia="Courier New" w:hAnsi="Courier New"/>
+          <w:sz w:val="16"/>
+          <w:szCs w:val="16"/>
+        </w:rPr>
+        <w:t xml:space="preserve">  "description": "CFB's static shielding cleanroom packaging provides multi-layer ESD protection for semiconductors, aerospace, medical, and pharmaceutical components.",</w:t>
+      </w:r>
+    </w:p>
+    <w:p>
+      <w:pPr>
+        <w:shd w:fill="F5F5F5" w:val="clear"/>
+        <w:spacing w:after="0"/>
+        <w:ind w:left="360"/>
+      </w:pPr>
+      <w:r>
+        <w:rPr>
+          <w:rFonts w:ascii="Courier New" w:cs="Courier New" w:eastAsia="Courier New" w:hAnsi="Courier New"/>
+          <w:sz w:val="16"/>
+          <w:szCs w:val="16"/>
+        </w:rPr>
+        <w:t xml:space="preserve">  "brand": { "@type": "Brand", "name": "Cleanroom Film &amp; Bags" },</w:t>
+      </w:r>
+    </w:p>
+    <w:p>
+      <w:pPr>
+        <w:shd w:fill="F5F5F5" w:val="clear"/>
+        <w:spacing w:after="0"/>
+        <w:ind w:left="360"/>
+      </w:pPr>
+      <w:r>
+        <w:rPr>
+          <w:rFonts w:ascii="Courier New" w:cs="Courier New" w:eastAsia="Courier New" w:hAnsi="Courier New"/>
+          <w:sz w:val="16"/>
+          <w:szCs w:val="16"/>
+        </w:rPr>
+        <w:t xml:space="preserve">  "manufacturer": {</w:t>
+      </w:r>
+    </w:p>
+    <w:p>
+      <w:pPr>
+        <w:shd w:fill="F5F5F5" w:val="clear"/>
+        <w:spacing w:after="0"/>
+        <w:ind w:left="360"/>
+      </w:pPr>
+      <w:r>
+        <w:rPr>
+          <w:rFonts w:ascii="Courier New" w:cs="Courier New" w:eastAsia="Courier New" w:hAnsi="Courier New"/>
+          <w:sz w:val="16"/>
+          <w:szCs w:val="16"/>
+        </w:rPr>
+        <w:t xml:space="preserve">    "@type": "Organization",</w:t>
+      </w:r>
+    </w:p>
+    <w:p>
+      <w:pPr>
+        <w:shd w:fill="F5F5F5" w:val="clear"/>
+        <w:spacing w:after="0"/>
+        <w:ind w:left="360"/>
+      </w:pPr>
+      <w:r>
+        <w:rPr>
+          <w:rFonts w:ascii="Courier New" w:cs="Courier New" w:eastAsia="Courier New" w:hAnsi="Courier New"/>
+          <w:sz w:val="16"/>
+          <w:szCs w:val="16"/>
+        </w:rPr>
+        <w:t xml:space="preserve">    "name": "Cleanroom Film &amp; Bags",</w:t>
+      </w:r>
+    </w:p>
+    <w:p>
+      <w:pPr>
+        <w:shd w:fill="F5F5F5" w:val="clear"/>
+        <w:spacing w:after="0"/>
+        <w:ind w:left="360"/>
+      </w:pPr>
+      <w:r>
+        <w:rPr>
+          <w:rFonts w:ascii="Courier New" w:cs="Courier New" w:eastAsia="Courier New" w:hAnsi="Courier New"/>
+          <w:sz w:val="16"/>
+          <w:szCs w:val="16"/>
+        </w:rPr>
+        <w:t xml:space="preserve">    "url": "https://www.cleanroomfilm.com/"</w:t>
+      </w:r>
+    </w:p>
+    <w:p>
+      <w:pPr>
+        <w:shd w:fill="F5F5F5" w:val="clear"/>
+        <w:spacing w:after="0"/>
+        <w:ind w:left="360"/>
+      </w:pPr>
+      <w:r>
+        <w:rPr>
+          <w:rFonts w:ascii="Courier New" w:cs="Courier New" w:eastAsia="Courier New" w:hAnsi="Courier New"/>
+          <w:sz w:val="16"/>
+          <w:szCs w:val="16"/>
+        </w:rPr>
+        <w:t xml:space="preserve">  },</w:t>
+      </w:r>
+    </w:p>
+    <w:p>
+      <w:pPr>
+        <w:shd w:fill="F5F5F5" w:val="clear"/>
+        <w:spacing w:after="0"/>
+        <w:ind w:left="360"/>
+      </w:pPr>
+      <w:r>
+        <w:rPr>
+          <w:rFonts w:ascii="Courier New" w:cs="Courier New" w:eastAsia="Courier New" w:hAnsi="Courier New"/>
+          <w:sz w:val="16"/>
+          <w:szCs w:val="16"/>
+        </w:rPr>
+        <w:t xml:space="preserve">  "url": "https://www.cleanroomfilm.com/materials/static-shielding-cleanroom-packaging",</w:t>
+      </w:r>
+    </w:p>
+    <w:p>
+      <w:pPr>
+        <w:shd w:fill="F5F5F5" w:val="clear"/>
+        <w:spacing w:after="0"/>
+        <w:ind w:left="360"/>
+      </w:pPr>
+      <w:r>
+        <w:rPr>
+          <w:rFonts w:ascii="Courier New" w:cs="Courier New" w:eastAsia="Courier New" w:hAnsi="Courier New"/>
+          <w:sz w:val="16"/>
+          <w:szCs w:val="16"/>
+        </w:rPr>
+        <w:t xml:space="preserve">  "category": "Cleanroom Packaging Materials"</w:t>
+      </w:r>
+    </w:p>
+    <w:p>
+      <w:pPr>
+        <w:shd w:fill="F5F5F5" w:val="clear"/>
+        <w:spacing w:after="0"/>
+        <w:ind w:left="360"/>
+      </w:pPr>
+      <w:r>
+        <w:rPr>
+          <w:rFonts w:ascii="Courier New" w:cs="Courier New" w:eastAsia="Courier New" w:hAnsi="Courier New"/>
+          <w:sz w:val="16"/>
+          <w:szCs w:val="16"/>
+        </w:rPr>
+        <w:t xml:space="preserve">}</w:t>
+      </w:r>
+    </w:p>
+    <w:p>
+      <w:pPr>
+        <w:shd w:fill="F5F5F5" w:val="clear"/>
+        <w:spacing w:after="0"/>
+        <w:ind w:left="360"/>
+      </w:pPr>
+      <w:r>
+        <w:rPr>
+          <w:rFonts w:ascii="Courier New" w:cs="Courier New" w:eastAsia="Courier New" w:hAnsi="Courier New"/>
+          <w:sz w:val="16"/>
+          <w:szCs w:val="16"/>
+        </w:rPr>
+        <w:t xml:space="preserve">&lt;/script&gt;</w:t>
+      </w:r>
+    </w:p>
+    <w:p>
+      <w:pPr>
+        <w:spacing w:after="160"/>
+      </w:pPr>
+    </w:p>
+    <w:p>
+      <w:pPr>
+        <w:pStyle w:val="Heading1"/>
+        <w:spacing w:after="160" w:before="400"/>
+      </w:pPr>
+      <w:r>
+        <w:rPr>
+          <w:rFonts w:ascii="Arial" w:cs="Arial" w:eastAsia="Arial" w:hAnsi="Arial"/>
+          <w:b/>
+          <w:bCs/>
+          <w:color w:val="003366"/>
+          <w:sz w:val="30"/>
+          <w:szCs w:val="30"/>
+        </w:rPr>
+        <w:t xml:space="preserve">ESD Static Shielding Cleanroom Packaging</w:t>
+      </w:r>
+    </w:p>
+    <w:p>
+      <w:pPr>
+        <w:spacing w:after="120"/>
+      </w:pPr>
+      <w:r>
+        <w:rPr>
+          <w:rFonts w:ascii="Arial" w:cs="Arial" w:eastAsia="Arial" w:hAnsi="Arial"/>
+          <w:b/>
+          <w:bCs/>
+          <w:color w:val="2E7D32"/>
+          <w:sz w:val="20"/>
+          <w:szCs w:val="20"/>
+        </w:rPr>
+        <w:t xml:space="preserve">VERIFIED LIVE 2026-09-08 (title, meta, 5 image alts, Product schema)</w:t>
+      </w:r>
+    </w:p>
+    <w:p>
+      <w:pPr>
+        <w:spacing w:after="120"/>
+      </w:pPr>
+      <w:r>
+        <w:rPr>
+          <w:rFonts w:ascii="Arial" w:cs="Arial" w:eastAsia="Arial" w:hAnsi="Arial"/>
+          <w:b/>
+          <w:bCs/>
+          <w:sz w:val="20"/>
+          <w:szCs w:val="20"/>
+        </w:rPr>
+        <w:t xml:space="preserve">Live URL: </w:t>
+      </w:r>
+      <w:r>
+        <w:rPr>
+          <w:rFonts w:ascii="Arial" w:cs="Arial" w:eastAsia="Arial" w:hAnsi="Arial"/>
+          <w:color w:val="0563C1"/>
+          <w:sz w:val="20"/>
+          <w:szCs w:val="20"/>
+        </w:rPr>
+        <w:t xml:space="preserve">https://www.cleanroomfilm.com/materials/esd-cleanroom-packaging</w:t>
+      </w:r>
+    </w:p>
+    <w:p>
+      <w:pPr>
+        <w:spacing w:after="120"/>
+      </w:pPr>
+      <w:r>
+        <w:rPr>
+          <w:rFonts w:ascii="Arial" w:cs="Arial" w:eastAsia="Arial" w:hAnsi="Arial"/>
+          <w:b/>
+          <w:bCs/>
+          <w:sz w:val="20"/>
+          <w:szCs w:val="20"/>
+        </w:rPr>
+        <w:t xml:space="preserve">HubSpot editor: </w:t>
+      </w:r>
+      <w:r>
+        <w:rPr>
+          <w:rFonts w:ascii="Arial" w:cs="Arial" w:eastAsia="Arial" w:hAnsi="Arial"/>
+          <w:color w:val="0563C1"/>
+          <w:sz w:val="20"/>
+          <w:szCs w:val="20"/>
+        </w:rPr>
+        <w:t xml:space="preserve">https://app.hubspot.com/pages/24024882/editor/ (add page ID from HubSpot)</w:t>
+      </w:r>
+    </w:p>
+    <w:p>
+      <w:pPr>
+        <w:spacing w:after="120"/>
+      </w:pPr>
+      <w:r>
+        <w:rPr>
+          <w:rFonts w:ascii="Arial" w:cs="Arial" w:eastAsia="Arial" w:hAnsi="Arial"/>
+          <w:b/>
+          <w:bCs/>
+          <w:sz w:val="20"/>
+          <w:szCs w:val="20"/>
+        </w:rPr>
+        <w:t xml:space="preserve">Audited: </w:t>
+      </w:r>
+      <w:r>
+        <w:rPr>
+          <w:rFonts w:ascii="Arial" w:cs="Arial" w:eastAsia="Arial" w:hAnsi="Arial"/>
+          <w:sz w:val="20"/>
+          <w:szCs w:val="20"/>
+        </w:rPr>
+        <w:t xml:space="preserve">2026-09-08      </w:t>
+      </w:r>
+      <w:r>
+        <w:rPr>
+          <w:rFonts w:ascii="Arial" w:cs="Arial" w:eastAsia="Arial" w:hAnsi="Arial"/>
+          <w:b/>
+          <w:bCs/>
+          <w:sz w:val="20"/>
+          <w:szCs w:val="20"/>
+        </w:rPr>
+        <w:t xml:space="preserve">Primary keyword: </w:t>
+      </w:r>
+      <w:r>
+        <w:rPr>
+          <w:rFonts w:ascii="Arial" w:cs="Arial" w:eastAsia="Arial" w:hAnsi="Arial"/>
+          <w:sz w:val="20"/>
+          <w:szCs w:val="20"/>
+        </w:rPr>
+        <w:t xml:space="preserve">ESD cleanroom packaging</w:t>
+      </w:r>
+    </w:p>
+    <w:p>
+      <w:pPr>
+        <w:spacing w:after="120"/>
+      </w:pPr>
+      <w:r>
+        <w:rPr>
+          <w:rFonts w:ascii="Arial" w:cs="Arial" w:eastAsia="Arial" w:hAnsi="Arial"/>
+          <w:b/>
+          <w:bCs/>
+          <w:sz w:val="20"/>
+          <w:szCs w:val="20"/>
+        </w:rPr>
+        <w:t xml:space="preserve">Secondary keywords: </w:t>
+      </w:r>
+      <w:r>
+        <w:rPr>
+          <w:rFonts w:ascii="Arial" w:cs="Arial" w:eastAsia="Arial" w:hAnsi="Arial"/>
+          <w:sz w:val="20"/>
+          <w:szCs w:val="20"/>
+        </w:rPr>
+        <w:t xml:space="preserve">ESD static shielding, anti-static film, electrostatic shielding bags, electronics cleanroom packaging, polycarbonate-compatible packaging</w:t>
+      </w:r>
+    </w:p>
+    <w:p>
+      <w:pPr>
+        <w:spacing w:after="120"/>
+      </w:pPr>
+      <w:r>
+        <w:rPr>
+          <w:rFonts w:ascii="Arial" w:cs="Arial" w:eastAsia="Arial" w:hAnsi="Arial"/>
+          <w:b/>
+          <w:bCs/>
+          <w:sz w:val="20"/>
+          <w:szCs w:val="20"/>
+        </w:rPr>
+        <w:t xml:space="preserve">Recommended Page Title (59 chars)</w:t>
+      </w:r>
+      <w:r>
+        <w:rPr>
+          <w:rFonts w:ascii="Arial" w:cs="Arial" w:eastAsia="Arial" w:hAnsi="Arial"/>
+          <w:sz w:val="20"/>
+          <w:szCs w:val="20"/>
+        </w:rPr>
+        <w:t xml:space="preserve"/>
+      </w:r>
+    </w:p>
+    <w:p>
+      <w:pPr>
+        <w:spacing w:after="120"/>
+      </w:pPr>
+      <w:r>
+        <w:rPr>
+          <w:rFonts w:ascii="Arial" w:cs="Arial" w:eastAsia="Arial" w:hAnsi="Arial"/>
+          <w:b/>
+          <w:bCs/>
+          <w:color w:val="003366"/>
+          <w:sz w:val="22"/>
+          <w:szCs w:val="22"/>
+        </w:rPr>
+        <w:t xml:space="preserve">ESD Cleanroom Packaging: Static Shielding Film &amp; Bags | CFB</w:t>
+      </w:r>
+    </w:p>
+    <w:p>
+      <w:pPr>
+        <w:spacing w:after="120"/>
+      </w:pPr>
+      <w:r>
+        <w:rPr>
+          <w:rFonts w:ascii="Arial" w:cs="Arial" w:eastAsia="Arial" w:hAnsi="Arial"/>
+          <w:b/>
+          <w:bCs/>
+          <w:sz w:val="20"/>
+          <w:szCs w:val="20"/>
+        </w:rPr>
+        <w:t xml:space="preserve">Recommended Meta Description (150 chars)</w:t>
+      </w:r>
+      <w:r>
+        <w:rPr>
+          <w:rFonts w:ascii="Arial" w:cs="Arial" w:eastAsia="Arial" w:hAnsi="Arial"/>
+          <w:sz w:val="20"/>
+          <w:szCs w:val="20"/>
+        </w:rPr>
+        <w:t xml:space="preserve"/>
+      </w:r>
+    </w:p>
+    <w:p>
+      <w:pPr>
+        <w:spacing w:after="120"/>
+      </w:pPr>
+      <w:r>
+        <w:rPr>
+          <w:rFonts w:ascii="Arial" w:cs="Arial" w:eastAsia="Arial" w:hAnsi="Arial"/>
+          <w:color w:val="333333"/>
+          <w:sz w:val="22"/>
+          <w:szCs w:val="22"/>
+        </w:rPr>
+        <w:t xml:space="preserve">ESD static shielding cleanroom packaging from CFB: semi-transparent, heat-sealable, polycarbonate-compatible film and bags for electronics cleanrooms.</w:t>
+      </w:r>
+    </w:p>
+    <w:p>
+      <w:pPr>
+        <w:spacing w:after="120"/>
+      </w:pPr>
+      <w:r>
+        <w:rPr>
+          <w:rFonts w:ascii="Arial" w:cs="Arial" w:eastAsia="Arial" w:hAnsi="Arial"/>
+          <w:b/>
+          <w:bCs/>
+          <w:sz w:val="20"/>
+          <w:szCs w:val="20"/>
+        </w:rPr>
+        <w:t xml:space="preserve">Notes: </w:t>
+      </w:r>
+      <w:r>
+        <w:rPr>
+          <w:rFonts w:ascii="Arial" w:cs="Arial" w:eastAsia="Arial" w:hAnsi="Arial"/>
+          <w:sz w:val="20"/>
+          <w:szCs w:val="20"/>
+        </w:rPr>
+        <w:t xml:space="preserve">H1 "ESD Static Shield Cleanroom Packaging" left as-is. Current meta had decent specifics but led with a generic CTA; replaced with keyword-first construction. All 5 content image alts were filename dumps or bare application labels — all updated.</w:t>
+      </w:r>
+    </w:p>
+    <w:p>
+      <w:pPr>
+        <w:spacing w:after="120"/>
+      </w:pPr>
+      <w:r>
+        <w:rPr>
+          <w:rFonts w:ascii="Arial" w:cs="Arial" w:eastAsia="Arial" w:hAnsi="Arial"/>
+          <w:b/>
+          <w:bCs/>
+          <w:sz w:val="20"/>
+          <w:szCs w:val="20"/>
+        </w:rPr>
+        <w:t xml:space="preserve">Image + Alt Text Audit (page-specific content images)</w:t>
+      </w:r>
+    </w:p>
+    <w:tbl>
+      <w:tblPr>
+        <w:tblW w:type="dxa" w:w="9800"/>
+        <w:tblBorders>
+          <w:top w:val="single" w:color="auto" w:sz="4"/>
+          <w:left w:val="single" w:color="auto" w:sz="4"/>
+          <w:bottom w:val="single" w:color="auto" w:sz="4"/>
+          <w:right w:val="single" w:color="auto" w:sz="4"/>
+          <w:insideH w:val="single" w:color="auto" w:sz="4"/>
+          <w:insideV w:val="single" w:color="auto" w:sz="4"/>
+        </w:tblBorders>
+      </w:tblPr>
+      <w:tblGrid>
+        <w:gridCol w:w="2300"/>
+        <w:gridCol w:w="1700"/>
+        <w:gridCol w:w="2600"/>
+        <w:gridCol w:w="600"/>
+        <w:gridCol w:w="2600"/>
+      </w:tblGrid>
+      <w:tr>
+        <w:trPr>
+          <w:tblHeader/>
+        </w:trPr>
+        <w:tc>
+          <w:tcPr>
+            <w:tcW w:type="dxa" w:w="2300"/>
+            <w:tcBorders>
+              <w:top w:val="single" w:color="CCCCCC" w:sz="4"/>
+              <w:left w:val="single" w:color="CCCCCC" w:sz="4"/>
+              <w:bottom w:val="single" w:color="CCCCCC" w:sz="4"/>
+              <w:right w:val="single" w:color="CCCCCC" w:sz="4"/>
+            </w:tcBorders>
+            <w:shd w:fill="D9E0E8" w:val="clear"/>
+            <w:tcMar>
+              <w:top w:type="dxa" w:w="80"/>
+              <w:left w:type="dxa" w:w="120"/>
+              <w:bottom w:type="dxa" w:w="80"/>
+              <w:right w:type="dxa" w:w="120"/>
+            </w:tcMar>
+          </w:tcPr>
+          <w:p>
+            <w:r>
+              <w:rPr>
+                <w:rFonts w:ascii="Arial" w:cs="Arial" w:eastAsia="Arial" w:hAnsi="Arial"/>
+                <w:b/>
+                <w:bCs/>
+                <w:color w:val="003366"/>
+                <w:sz w:val="20"/>
+                <w:szCs w:val="20"/>
+              </w:rPr>
+              <w:t xml:space="preserve">Image &amp; Context</w:t>
+            </w:r>
+          </w:p>
+        </w:tc>
+        <w:tc>
+          <w:tcPr>
+            <w:tcW w:type="dxa" w:w="1700"/>
+            <w:tcBorders>
+              <w:top w:val="single" w:color="CCCCCC" w:sz="4"/>
+              <w:left w:val="single" w:color="CCCCCC" w:sz="4"/>
+              <w:bottom w:val="single" w:color="CCCCCC" w:sz="4"/>
+              <w:right w:val="single" w:color="CCCCCC" w:sz="4"/>
+            </w:tcBorders>
+            <w:shd w:fill="D9E0E8" w:val="clear"/>
+            <w:tcMar>
+              <w:top w:type="dxa" w:w="80"/>
+              <w:left w:type="dxa" w:w="120"/>
+              <w:bottom w:type="dxa" w:w="80"/>
+              <w:right w:type="dxa" w:w="120"/>
+            </w:tcMar>
+          </w:tcPr>
+          <w:p>
+            <w:r>
+              <w:rPr>
+                <w:rFonts w:ascii="Arial" w:cs="Arial" w:eastAsia="Arial" w:hAnsi="Arial"/>
+                <w:b/>
+                <w:bCs/>
+                <w:color w:val="003366"/>
+                <w:sz w:val="20"/>
+                <w:szCs w:val="20"/>
+              </w:rPr>
+              <w:t xml:space="preserve">Current Alt</w:t>
+            </w:r>
+          </w:p>
+        </w:tc>
+        <w:tc>
+          <w:tcPr>
+            <w:tcW w:type="dxa" w:w="2600"/>
+            <w:tcBorders>
+              <w:top w:val="single" w:color="CCCCCC" w:sz="4"/>
+              <w:left w:val="single" w:color="CCCCCC" w:sz="4"/>
+              <w:bottom w:val="single" w:color="CCCCCC" w:sz="4"/>
+              <w:right w:val="single" w:color="CCCCCC" w:sz="4"/>
+            </w:tcBorders>
+            <w:shd w:fill="D9E0E8" w:val="clear"/>
+            <w:tcMar>
+              <w:top w:type="dxa" w:w="80"/>
+              <w:left w:type="dxa" w:w="120"/>
+              <w:bottom w:type="dxa" w:w="80"/>
+              <w:right w:type="dxa" w:w="120"/>
+            </w:tcMar>
+          </w:tcPr>
+          <w:p>
+            <w:r>
+              <w:rPr>
+                <w:rFonts w:ascii="Arial" w:cs="Arial" w:eastAsia="Arial" w:hAnsi="Arial"/>
+                <w:b/>
+                <w:bCs/>
+                <w:color w:val="003366"/>
+                <w:sz w:val="20"/>
+                <w:szCs w:val="20"/>
+              </w:rPr>
+              <w:t xml:space="preserve">Suggested Alt Text</w:t>
+            </w:r>
+          </w:p>
+        </w:tc>
+        <w:tc>
+          <w:tcPr>
+            <w:tcW w:type="dxa" w:w="600"/>
+            <w:tcBorders>
+              <w:top w:val="single" w:color="CCCCCC" w:sz="4"/>
+              <w:left w:val="single" w:color="CCCCCC" w:sz="4"/>
+              <w:bottom w:val="single" w:color="CCCCCC" w:sz="4"/>
+              <w:right w:val="single" w:color="CCCCCC" w:sz="4"/>
+            </w:tcBorders>
+            <w:shd w:fill="D9E0E8" w:val="clear"/>
+            <w:tcMar>
+              <w:top w:type="dxa" w:w="80"/>
+              <w:left w:type="dxa" w:w="120"/>
+              <w:bottom w:type="dxa" w:w="80"/>
+              <w:right w:type="dxa" w:w="120"/>
+            </w:tcMar>
+          </w:tcPr>
+          <w:p>
+            <w:r>
+              <w:rPr>
+                <w:rFonts w:ascii="Arial" w:cs="Arial" w:eastAsia="Arial" w:hAnsi="Arial"/>
+                <w:b/>
+                <w:bCs/>
+                <w:color w:val="003366"/>
+                <w:sz w:val="20"/>
+                <w:szCs w:val="20"/>
+              </w:rPr>
+              <w:t xml:space="preserve">Chars</w:t>
+            </w:r>
+          </w:p>
+        </w:tc>
+        <w:tc>
+          <w:tcPr>
+            <w:tcW w:type="dxa" w:w="2600"/>
+            <w:tcBorders>
+              <w:top w:val="single" w:color="CCCCCC" w:sz="4"/>
+              <w:left w:val="single" w:color="CCCCCC" w:sz="4"/>
+              <w:bottom w:val="single" w:color="CCCCCC" w:sz="4"/>
+              <w:right w:val="single" w:color="CCCCCC" w:sz="4"/>
+            </w:tcBorders>
+            <w:shd w:fill="D9E0E8" w:val="clear"/>
+            <w:tcMar>
+              <w:top w:type="dxa" w:w="80"/>
+              <w:left w:type="dxa" w:w="120"/>
+              <w:bottom w:type="dxa" w:w="80"/>
+              <w:right w:type="dxa" w:w="120"/>
+            </w:tcMar>
+          </w:tcPr>
+          <w:p>
+            <w:r>
+              <w:rPr>
+                <w:rFonts w:ascii="Arial" w:cs="Arial" w:eastAsia="Arial" w:hAnsi="Arial"/>
+                <w:b/>
+                <w:bCs/>
+                <w:color w:val="003366"/>
+                <w:sz w:val="20"/>
+                <w:szCs w:val="20"/>
+              </w:rPr>
+              <w:t xml:space="preserve">Rationale &amp; SEO Benefit</w:t>
+            </w:r>
+          </w:p>
+        </w:tc>
+      </w:tr>
+      <w:tr>
+        <w:tc>
+          <w:tcPr>
+            <w:tcW w:type="dxa" w:w="2300"/>
+            <w:tcBorders>
+              <w:top w:val="single" w:color="CCCCCC" w:sz="4"/>
+              <w:left w:val="single" w:color="CCCCCC" w:sz="4"/>
+              <w:bottom w:val="single" w:color="CCCCCC" w:sz="4"/>
+              <w:right w:val="single" w:color="CCCCCC" w:sz="4"/>
+            </w:tcBorders>
+            <w:tcMar>
+              <w:top w:type="dxa" w:w="80"/>
+              <w:left w:type="dxa" w:w="120"/>
+              <w:bottom w:type="dxa" w:w="80"/>
+              <w:right w:type="dxa" w:w="120"/>
+            </w:tcMar>
+          </w:tcPr>
+          <w:p>
+            <w:r>
+              <w:rPr>
+                <w:rFonts w:ascii="Arial" w:cs="Arial" w:eastAsia="Arial" w:hAnsi="Arial"/>
+                <w:sz w:val="20"/>
+                <w:szCs w:val="20"/>
+              </w:rPr>
+              <w:t xml:space="preserve">Hero (esd-cleanroom-packaging.jpg)</w:t>
+            </w:r>
+          </w:p>
+        </w:tc>
+        <w:tc>
+          <w:tcPr>
+            <w:tcW w:type="dxa" w:w="1700"/>
+            <w:tcBorders>
+              <w:top w:val="single" w:color="CCCCCC" w:sz="4"/>
+              <w:left w:val="single" w:color="CCCCCC" w:sz="4"/>
+              <w:bottom w:val="single" w:color="CCCCCC" w:sz="4"/>
+              <w:right w:val="single" w:color="CCCCCC" w:sz="4"/>
+            </w:tcBorders>
+            <w:tcMar>
+              <w:top w:type="dxa" w:w="80"/>
+              <w:left w:type="dxa" w:w="120"/>
+              <w:bottom w:type="dxa" w:w="80"/>
+              <w:right w:type="dxa" w:w="120"/>
+            </w:tcMar>
+          </w:tcPr>
+          <w:p>
+            <w:r>
+              <w:rPr>
+                <w:rFonts w:ascii="Arial" w:cs="Arial" w:eastAsia="Arial" w:hAnsi="Arial"/>
+                <w:sz w:val="20"/>
+                <w:szCs w:val="20"/>
+              </w:rPr>
+              <w:t xml:space="preserve">esd-cleanroom-packaging</w:t>
+            </w:r>
+          </w:p>
+        </w:tc>
+        <w:tc>
+          <w:tcPr>
+            <w:tcW w:type="dxa" w:w="2600"/>
+            <w:tcBorders>
+              <w:top w:val="single" w:color="CCCCCC" w:sz="4"/>
+              <w:left w:val="single" w:color="CCCCCC" w:sz="4"/>
+              <w:bottom w:val="single" w:color="CCCCCC" w:sz="4"/>
+              <w:right w:val="single" w:color="CCCCCC" w:sz="4"/>
+            </w:tcBorders>
+            <w:tcMar>
+              <w:top w:type="dxa" w:w="80"/>
+              <w:left w:type="dxa" w:w="120"/>
+              <w:bottom w:type="dxa" w:w="80"/>
+              <w:right w:type="dxa" w:w="120"/>
+            </w:tcMar>
+          </w:tcPr>
+          <w:p>
+            <w:r>
+              <w:rPr>
+                <w:rFonts w:ascii="Arial" w:cs="Arial" w:eastAsia="Arial" w:hAnsi="Arial"/>
+                <w:sz w:val="20"/>
+                <w:szCs w:val="20"/>
+              </w:rPr>
+              <w:t xml:space="preserve">ESD static shielding cleanroom packaging for electronics</w:t>
+            </w:r>
+          </w:p>
+        </w:tc>
+        <w:tc>
+          <w:tcPr>
+            <w:tcW w:type="dxa" w:w="600"/>
+            <w:tcBorders>
+              <w:top w:val="single" w:color="CCCCCC" w:sz="4"/>
+              <w:left w:val="single" w:color="CCCCCC" w:sz="4"/>
+              <w:bottom w:val="single" w:color="CCCCCC" w:sz="4"/>
+              <w:right w:val="single" w:color="CCCCCC" w:sz="4"/>
+            </w:tcBorders>
+            <w:tcMar>
+              <w:top w:type="dxa" w:w="80"/>
+              <w:left w:type="dxa" w:w="120"/>
+              <w:bottom w:type="dxa" w:w="80"/>
+              <w:right w:type="dxa" w:w="120"/>
+            </w:tcMar>
+          </w:tcPr>
+          <w:p>
+            <w:r>
+              <w:rPr>
+                <w:rFonts w:ascii="Arial" w:cs="Arial" w:eastAsia="Arial" w:hAnsi="Arial"/>
+                <w:sz w:val="20"/>
+                <w:szCs w:val="20"/>
+              </w:rPr>
+              <w:t xml:space="preserve">56</w:t>
+            </w:r>
+          </w:p>
+        </w:tc>
+        <w:tc>
+          <w:tcPr>
+            <w:tcW w:type="dxa" w:w="2600"/>
+            <w:tcBorders>
+              <w:top w:val="single" w:color="CCCCCC" w:sz="4"/>
+              <w:left w:val="single" w:color="CCCCCC" w:sz="4"/>
+              <w:bottom w:val="single" w:color="CCCCCC" w:sz="4"/>
+              <w:right w:val="single" w:color="CCCCCC" w:sz="4"/>
+            </w:tcBorders>
+            <w:tcMar>
+              <w:top w:type="dxa" w:w="80"/>
+              <w:left w:type="dxa" w:w="120"/>
+              <w:bottom w:type="dxa" w:w="80"/>
+              <w:right w:type="dxa" w:w="120"/>
+            </w:tcMar>
+          </w:tcPr>
+          <w:p>
+            <w:r>
+              <w:rPr>
+                <w:rFonts w:ascii="Arial" w:cs="Arial" w:eastAsia="Arial" w:hAnsi="Arial"/>
+                <w:sz w:val="20"/>
+                <w:szCs w:val="20"/>
+              </w:rPr>
+              <w:t xml:space="preserve">Filename-dump replaced with descriptive phrase.</w:t>
+            </w:r>
+          </w:p>
+        </w:tc>
+      </w:tr>
+      <w:tr>
+        <w:tc>
+          <w:tcPr>
+            <w:tcW w:type="dxa" w:w="2300"/>
+            <w:tcBorders>
+              <w:top w:val="single" w:color="CCCCCC" w:sz="4"/>
+              <w:left w:val="single" w:color="CCCCCC" w:sz="4"/>
+              <w:bottom w:val="single" w:color="CCCCCC" w:sz="4"/>
+              <w:right w:val="single" w:color="CCCCCC" w:sz="4"/>
+            </w:tcBorders>
+            <w:shd w:fill="F2F2F2" w:val="clear"/>
+            <w:tcMar>
+              <w:top w:type="dxa" w:w="80"/>
+              <w:left w:type="dxa" w:w="120"/>
+              <w:bottom w:type="dxa" w:w="80"/>
+              <w:right w:type="dxa" w:w="120"/>
+            </w:tcMar>
+          </w:tcPr>
+          <w:p>
+            <w:r>
+              <w:rPr>
+                <w:rFonts w:ascii="Arial" w:cs="Arial" w:eastAsia="Arial" w:hAnsi="Arial"/>
+                <w:sz w:val="20"/>
+                <w:szCs w:val="20"/>
+              </w:rPr>
+              <w:t xml:space="preserve">Medical app (medical-device-packaging.png)</w:t>
+            </w:r>
+          </w:p>
+        </w:tc>
+        <w:tc>
+          <w:tcPr>
+            <w:tcW w:type="dxa" w:w="1700"/>
+            <w:tcBorders>
+              <w:top w:val="single" w:color="CCCCCC" w:sz="4"/>
+              <w:left w:val="single" w:color="CCCCCC" w:sz="4"/>
+              <w:bottom w:val="single" w:color="CCCCCC" w:sz="4"/>
+              <w:right w:val="single" w:color="CCCCCC" w:sz="4"/>
+            </w:tcBorders>
+            <w:shd w:fill="F2F2F2" w:val="clear"/>
+            <w:tcMar>
+              <w:top w:type="dxa" w:w="80"/>
+              <w:left w:type="dxa" w:w="120"/>
+              <w:bottom w:type="dxa" w:w="80"/>
+              <w:right w:type="dxa" w:w="120"/>
+            </w:tcMar>
+          </w:tcPr>
+          <w:p>
+            <w:r>
+              <w:rPr>
+                <w:rFonts w:ascii="Arial" w:cs="Arial" w:eastAsia="Arial" w:hAnsi="Arial"/>
+                <w:sz w:val="20"/>
+                <w:szCs w:val="20"/>
+              </w:rPr>
+              <w:t xml:space="preserve">medical device packaging</w:t>
+            </w:r>
+          </w:p>
+        </w:tc>
+        <w:tc>
+          <w:tcPr>
+            <w:tcW w:type="dxa" w:w="2600"/>
+            <w:tcBorders>
+              <w:top w:val="single" w:color="CCCCCC" w:sz="4"/>
+              <w:left w:val="single" w:color="CCCCCC" w:sz="4"/>
+              <w:bottom w:val="single" w:color="CCCCCC" w:sz="4"/>
+              <w:right w:val="single" w:color="CCCCCC" w:sz="4"/>
+            </w:tcBorders>
+            <w:shd w:fill="F2F2F2" w:val="clear"/>
+            <w:tcMar>
+              <w:top w:type="dxa" w:w="80"/>
+              <w:left w:type="dxa" w:w="120"/>
+              <w:bottom w:type="dxa" w:w="80"/>
+              <w:right w:type="dxa" w:w="120"/>
+            </w:tcMar>
+          </w:tcPr>
+          <w:p>
+            <w:r>
+              <w:rPr>
+                <w:rFonts w:ascii="Arial" w:cs="Arial" w:eastAsia="Arial" w:hAnsi="Arial"/>
+                <w:sz w:val="20"/>
+                <w:szCs w:val="20"/>
+              </w:rPr>
+              <w:t xml:space="preserve">ESD cleanroom packaging for medical device applications</w:t>
+            </w:r>
+          </w:p>
+        </w:tc>
+        <w:tc>
+          <w:tcPr>
+            <w:tcW w:type="dxa" w:w="600"/>
+            <w:tcBorders>
+              <w:top w:val="single" w:color="CCCCCC" w:sz="4"/>
+              <w:left w:val="single" w:color="CCCCCC" w:sz="4"/>
+              <w:bottom w:val="single" w:color="CCCCCC" w:sz="4"/>
+              <w:right w:val="single" w:color="CCCCCC" w:sz="4"/>
+            </w:tcBorders>
+            <w:shd w:fill="F2F2F2" w:val="clear"/>
+            <w:tcMar>
+              <w:top w:type="dxa" w:w="80"/>
+              <w:left w:type="dxa" w:w="120"/>
+              <w:bottom w:type="dxa" w:w="80"/>
+              <w:right w:type="dxa" w:w="120"/>
+            </w:tcMar>
+          </w:tcPr>
+          <w:p>
+            <w:r>
+              <w:rPr>
+                <w:rFonts w:ascii="Arial" w:cs="Arial" w:eastAsia="Arial" w:hAnsi="Arial"/>
+                <w:sz w:val="20"/>
+                <w:szCs w:val="20"/>
+              </w:rPr>
+              <w:t xml:space="preserve">55</w:t>
+            </w:r>
+          </w:p>
+        </w:tc>
+        <w:tc>
+          <w:tcPr>
+            <w:tcW w:type="dxa" w:w="2600"/>
+            <w:tcBorders>
+              <w:top w:val="single" w:color="CCCCCC" w:sz="4"/>
+              <w:left w:val="single" w:color="CCCCCC" w:sz="4"/>
+              <w:bottom w:val="single" w:color="CCCCCC" w:sz="4"/>
+              <w:right w:val="single" w:color="CCCCCC" w:sz="4"/>
+            </w:tcBorders>
+            <w:shd w:fill="F2F2F2" w:val="clear"/>
+            <w:tcMar>
+              <w:top w:type="dxa" w:w="80"/>
+              <w:left w:type="dxa" w:w="120"/>
+              <w:bottom w:type="dxa" w:w="80"/>
+              <w:right w:type="dxa" w:w="120"/>
+            </w:tcMar>
+          </w:tcPr>
+          <w:p>
+            <w:r>
+              <w:rPr>
+                <w:rFonts w:ascii="Arial" w:cs="Arial" w:eastAsia="Arial" w:hAnsi="Arial"/>
+                <w:sz w:val="20"/>
+                <w:szCs w:val="20"/>
+              </w:rPr>
+              <w:t xml:space="preserve">Ties generic alt to ESD context.</w:t>
+            </w:r>
+          </w:p>
+        </w:tc>
+      </w:tr>
+      <w:tr>
+        <w:tc>
+          <w:tcPr>
+            <w:tcW w:type="dxa" w:w="2300"/>
+            <w:tcBorders>
+              <w:top w:val="single" w:color="CCCCCC" w:sz="4"/>
+              <w:left w:val="single" w:color="CCCCCC" w:sz="4"/>
+              <w:bottom w:val="single" w:color="CCCCCC" w:sz="4"/>
+              <w:right w:val="single" w:color="CCCCCC" w:sz="4"/>
+            </w:tcBorders>
+            <w:tcMar>
+              <w:top w:type="dxa" w:w="80"/>
+              <w:left w:type="dxa" w:w="120"/>
+              <w:bottom w:type="dxa" w:w="80"/>
+              <w:right w:type="dxa" w:w="120"/>
+            </w:tcMar>
+          </w:tcPr>
+          <w:p>
+            <w:r>
+              <w:rPr>
+                <w:rFonts w:ascii="Arial" w:cs="Arial" w:eastAsia="Arial" w:hAnsi="Arial"/>
+                <w:sz w:val="20"/>
+                <w:szCs w:val="20"/>
+              </w:rPr>
+              <w:t xml:space="preserve">Pharma app (pharma-packaging.png)</w:t>
+            </w:r>
+          </w:p>
+        </w:tc>
+        <w:tc>
+          <w:tcPr>
+            <w:tcW w:type="dxa" w:w="1700"/>
+            <w:tcBorders>
+              <w:top w:val="single" w:color="CCCCCC" w:sz="4"/>
+              <w:left w:val="single" w:color="CCCCCC" w:sz="4"/>
+              <w:bottom w:val="single" w:color="CCCCCC" w:sz="4"/>
+              <w:right w:val="single" w:color="CCCCCC" w:sz="4"/>
+            </w:tcBorders>
+            <w:tcMar>
+              <w:top w:type="dxa" w:w="80"/>
+              <w:left w:type="dxa" w:w="120"/>
+              <w:bottom w:type="dxa" w:w="80"/>
+              <w:right w:type="dxa" w:w="120"/>
+            </w:tcMar>
+          </w:tcPr>
+          <w:p>
+            <w:r>
+              <w:rPr>
+                <w:rFonts w:ascii="Arial" w:cs="Arial" w:eastAsia="Arial" w:hAnsi="Arial"/>
+                <w:sz w:val="20"/>
+                <w:szCs w:val="20"/>
+              </w:rPr>
+              <w:t xml:space="preserve">pharma packaging</w:t>
+            </w:r>
+          </w:p>
+        </w:tc>
+        <w:tc>
+          <w:tcPr>
+            <w:tcW w:type="dxa" w:w="2600"/>
+            <w:tcBorders>
+              <w:top w:val="single" w:color="CCCCCC" w:sz="4"/>
+              <w:left w:val="single" w:color="CCCCCC" w:sz="4"/>
+              <w:bottom w:val="single" w:color="CCCCCC" w:sz="4"/>
+              <w:right w:val="single" w:color="CCCCCC" w:sz="4"/>
+            </w:tcBorders>
+            <w:tcMar>
+              <w:top w:type="dxa" w:w="80"/>
+              <w:left w:type="dxa" w:w="120"/>
+              <w:bottom w:type="dxa" w:w="80"/>
+              <w:right w:type="dxa" w:w="120"/>
+            </w:tcMar>
+          </w:tcPr>
+          <w:p>
+            <w:r>
+              <w:rPr>
+                <w:rFonts w:ascii="Arial" w:cs="Arial" w:eastAsia="Arial" w:hAnsi="Arial"/>
+                <w:sz w:val="20"/>
+                <w:szCs w:val="20"/>
+              </w:rPr>
+              <w:t xml:space="preserve">ESD packaging for pharmaceutical cleanroom applications</w:t>
+            </w:r>
+          </w:p>
+        </w:tc>
+        <w:tc>
+          <w:tcPr>
+            <w:tcW w:type="dxa" w:w="600"/>
+            <w:tcBorders>
+              <w:top w:val="single" w:color="CCCCCC" w:sz="4"/>
+              <w:left w:val="single" w:color="CCCCCC" w:sz="4"/>
+              <w:bottom w:val="single" w:color="CCCCCC" w:sz="4"/>
+              <w:right w:val="single" w:color="CCCCCC" w:sz="4"/>
+            </w:tcBorders>
+            <w:tcMar>
+              <w:top w:type="dxa" w:w="80"/>
+              <w:left w:type="dxa" w:w="120"/>
+              <w:bottom w:type="dxa" w:w="80"/>
+              <w:right w:type="dxa" w:w="120"/>
+            </w:tcMar>
+          </w:tcPr>
+          <w:p>
+            <w:r>
+              <w:rPr>
+                <w:rFonts w:ascii="Arial" w:cs="Arial" w:eastAsia="Arial" w:hAnsi="Arial"/>
+                <w:sz w:val="20"/>
+                <w:szCs w:val="20"/>
+              </w:rPr>
+              <w:t xml:space="preserve">55</w:t>
+            </w:r>
+          </w:p>
+        </w:tc>
+        <w:tc>
+          <w:tcPr>
+            <w:tcW w:type="dxa" w:w="2600"/>
+            <w:tcBorders>
+              <w:top w:val="single" w:color="CCCCCC" w:sz="4"/>
+              <w:left w:val="single" w:color="CCCCCC" w:sz="4"/>
+              <w:bottom w:val="single" w:color="CCCCCC" w:sz="4"/>
+              <w:right w:val="single" w:color="CCCCCC" w:sz="4"/>
+            </w:tcBorders>
+            <w:tcMar>
+              <w:top w:type="dxa" w:w="80"/>
+              <w:left w:type="dxa" w:w="120"/>
+              <w:bottom w:type="dxa" w:w="80"/>
+              <w:right w:type="dxa" w:w="120"/>
+            </w:tcMar>
+          </w:tcPr>
+          <w:p>
+            <w:r>
+              <w:rPr>
+                <w:rFonts w:ascii="Arial" w:cs="Arial" w:eastAsia="Arial" w:hAnsi="Arial"/>
+                <w:sz w:val="20"/>
+                <w:szCs w:val="20"/>
+              </w:rPr>
+              <w:t xml:space="preserve">Same rationale.</w:t>
+            </w:r>
+          </w:p>
+        </w:tc>
+      </w:tr>
+      <w:tr>
+        <w:tc>
+          <w:tcPr>
+            <w:tcW w:type="dxa" w:w="2300"/>
+            <w:tcBorders>
+              <w:top w:val="single" w:color="CCCCCC" w:sz="4"/>
+              <w:left w:val="single" w:color="CCCCCC" w:sz="4"/>
+              <w:bottom w:val="single" w:color="CCCCCC" w:sz="4"/>
+              <w:right w:val="single" w:color="CCCCCC" w:sz="4"/>
+            </w:tcBorders>
+            <w:shd w:fill="F2F2F2" w:val="clear"/>
+            <w:tcMar>
+              <w:top w:type="dxa" w:w="80"/>
+              <w:left w:type="dxa" w:w="120"/>
+              <w:bottom w:type="dxa" w:w="80"/>
+              <w:right w:type="dxa" w:w="120"/>
+            </w:tcMar>
+          </w:tcPr>
+          <w:p>
+            <w:r>
+              <w:rPr>
+                <w:rFonts w:ascii="Arial" w:cs="Arial" w:eastAsia="Arial" w:hAnsi="Arial"/>
+                <w:sz w:val="20"/>
+                <w:szCs w:val="20"/>
+              </w:rPr>
+              <w:t xml:space="preserve">Semiconductor app (semiconductor-packaging.png)</w:t>
+            </w:r>
+          </w:p>
+        </w:tc>
+        <w:tc>
+          <w:tcPr>
+            <w:tcW w:type="dxa" w:w="1700"/>
+            <w:tcBorders>
+              <w:top w:val="single" w:color="CCCCCC" w:sz="4"/>
+              <w:left w:val="single" w:color="CCCCCC" w:sz="4"/>
+              <w:bottom w:val="single" w:color="CCCCCC" w:sz="4"/>
+              <w:right w:val="single" w:color="CCCCCC" w:sz="4"/>
+            </w:tcBorders>
+            <w:shd w:fill="F2F2F2" w:val="clear"/>
+            <w:tcMar>
+              <w:top w:type="dxa" w:w="80"/>
+              <w:left w:type="dxa" w:w="120"/>
+              <w:bottom w:type="dxa" w:w="80"/>
+              <w:right w:type="dxa" w:w="120"/>
+            </w:tcMar>
+          </w:tcPr>
+          <w:p>
+            <w:r>
+              <w:rPr>
+                <w:rFonts w:ascii="Arial" w:cs="Arial" w:eastAsia="Arial" w:hAnsi="Arial"/>
+                <w:sz w:val="20"/>
+                <w:szCs w:val="20"/>
+              </w:rPr>
+              <w:t xml:space="preserve">semiconductor packaging</w:t>
+            </w:r>
+          </w:p>
+        </w:tc>
+        <w:tc>
+          <w:tcPr>
+            <w:tcW w:type="dxa" w:w="2600"/>
+            <w:tcBorders>
+              <w:top w:val="single" w:color="CCCCCC" w:sz="4"/>
+              <w:left w:val="single" w:color="CCCCCC" w:sz="4"/>
+              <w:bottom w:val="single" w:color="CCCCCC" w:sz="4"/>
+              <w:right w:val="single" w:color="CCCCCC" w:sz="4"/>
+            </w:tcBorders>
+            <w:shd w:fill="F2F2F2" w:val="clear"/>
+            <w:tcMar>
+              <w:top w:type="dxa" w:w="80"/>
+              <w:left w:type="dxa" w:w="120"/>
+              <w:bottom w:type="dxa" w:w="80"/>
+              <w:right w:type="dxa" w:w="120"/>
+            </w:tcMar>
+          </w:tcPr>
+          <w:p>
+            <w:r>
+              <w:rPr>
+                <w:rFonts w:ascii="Arial" w:cs="Arial" w:eastAsia="Arial" w:hAnsi="Arial"/>
+                <w:sz w:val="20"/>
+                <w:szCs w:val="20"/>
+              </w:rPr>
+              <w:t xml:space="preserve">ESD static shielding film for semiconductor cleanroom packaging</w:t>
+            </w:r>
+          </w:p>
+        </w:tc>
+        <w:tc>
+          <w:tcPr>
+            <w:tcW w:type="dxa" w:w="600"/>
+            <w:tcBorders>
+              <w:top w:val="single" w:color="CCCCCC" w:sz="4"/>
+              <w:left w:val="single" w:color="CCCCCC" w:sz="4"/>
+              <w:bottom w:val="single" w:color="CCCCCC" w:sz="4"/>
+              <w:right w:val="single" w:color="CCCCCC" w:sz="4"/>
+            </w:tcBorders>
+            <w:shd w:fill="F2F2F2" w:val="clear"/>
+            <w:tcMar>
+              <w:top w:type="dxa" w:w="80"/>
+              <w:left w:type="dxa" w:w="120"/>
+              <w:bottom w:type="dxa" w:w="80"/>
+              <w:right w:type="dxa" w:w="120"/>
+            </w:tcMar>
+          </w:tcPr>
+          <w:p>
+            <w:r>
+              <w:rPr>
+                <w:rFonts w:ascii="Arial" w:cs="Arial" w:eastAsia="Arial" w:hAnsi="Arial"/>
+                <w:sz w:val="20"/>
+                <w:szCs w:val="20"/>
+              </w:rPr>
+              <w:t xml:space="preserve">62</w:t>
+            </w:r>
+          </w:p>
+        </w:tc>
+        <w:tc>
+          <w:tcPr>
+            <w:tcW w:type="dxa" w:w="2600"/>
+            <w:tcBorders>
+              <w:top w:val="single" w:color="CCCCCC" w:sz="4"/>
+              <w:left w:val="single" w:color="CCCCCC" w:sz="4"/>
+              <w:bottom w:val="single" w:color="CCCCCC" w:sz="4"/>
+              <w:right w:val="single" w:color="CCCCCC" w:sz="4"/>
+            </w:tcBorders>
+            <w:shd w:fill="F2F2F2" w:val="clear"/>
+            <w:tcMar>
+              <w:top w:type="dxa" w:w="80"/>
+              <w:left w:type="dxa" w:w="120"/>
+              <w:bottom w:type="dxa" w:w="80"/>
+              <w:right w:type="dxa" w:w="120"/>
+            </w:tcMar>
+          </w:tcPr>
+          <w:p>
+            <w:r>
+              <w:rPr>
+                <w:rFonts w:ascii="Arial" w:cs="Arial" w:eastAsia="Arial" w:hAnsi="Arial"/>
+                <w:sz w:val="20"/>
+                <w:szCs w:val="20"/>
+              </w:rPr>
+              <w:t xml:space="preserve">Ties primary material to highest-value application.</w:t>
+            </w:r>
+          </w:p>
+        </w:tc>
+      </w:tr>
+      <w:tr>
+        <w:tc>
+          <w:tcPr>
+            <w:tcW w:type="dxa" w:w="2300"/>
+            <w:tcBorders>
+              <w:top w:val="single" w:color="CCCCCC" w:sz="4"/>
+              <w:left w:val="single" w:color="CCCCCC" w:sz="4"/>
+              <w:bottom w:val="single" w:color="CCCCCC" w:sz="4"/>
+              <w:right w:val="single" w:color="CCCCCC" w:sz="4"/>
+            </w:tcBorders>
+            <w:tcMar>
+              <w:top w:type="dxa" w:w="80"/>
+              <w:left w:type="dxa" w:w="120"/>
+              <w:bottom w:type="dxa" w:w="80"/>
+              <w:right w:type="dxa" w:w="120"/>
+            </w:tcMar>
+          </w:tcPr>
+          <w:p>
+            <w:r>
+              <w:rPr>
+                <w:rFonts w:ascii="Arial" w:cs="Arial" w:eastAsia="Arial" w:hAnsi="Arial"/>
+                <w:sz w:val="20"/>
+                <w:szCs w:val="20"/>
+              </w:rPr>
+              <w:t xml:space="preserve">Anti-static LDPE (anti-static-ldpe.jpg)</w:t>
+            </w:r>
+          </w:p>
+        </w:tc>
+        <w:tc>
+          <w:tcPr>
+            <w:tcW w:type="dxa" w:w="1700"/>
+            <w:tcBorders>
+              <w:top w:val="single" w:color="CCCCCC" w:sz="4"/>
+              <w:left w:val="single" w:color="CCCCCC" w:sz="4"/>
+              <w:bottom w:val="single" w:color="CCCCCC" w:sz="4"/>
+              <w:right w:val="single" w:color="CCCCCC" w:sz="4"/>
+            </w:tcBorders>
+            <w:tcMar>
+              <w:top w:type="dxa" w:w="80"/>
+              <w:left w:type="dxa" w:w="120"/>
+              <w:bottom w:type="dxa" w:w="80"/>
+              <w:right w:type="dxa" w:w="120"/>
+            </w:tcMar>
+          </w:tcPr>
+          <w:p>
+            <w:r>
+              <w:rPr>
+                <w:rFonts w:ascii="Arial" w:cs="Arial" w:eastAsia="Arial" w:hAnsi="Arial"/>
+                <w:sz w:val="20"/>
+                <w:szCs w:val="20"/>
+              </w:rPr>
+              <w:t xml:space="preserve">anti-static-ldpe</w:t>
+            </w:r>
+          </w:p>
+        </w:tc>
+        <w:tc>
+          <w:tcPr>
+            <w:tcW w:type="dxa" w:w="2600"/>
+            <w:tcBorders>
+              <w:top w:val="single" w:color="CCCCCC" w:sz="4"/>
+              <w:left w:val="single" w:color="CCCCCC" w:sz="4"/>
+              <w:bottom w:val="single" w:color="CCCCCC" w:sz="4"/>
+              <w:right w:val="single" w:color="CCCCCC" w:sz="4"/>
+            </w:tcBorders>
+            <w:tcMar>
+              <w:top w:type="dxa" w:w="80"/>
+              <w:left w:type="dxa" w:w="120"/>
+              <w:bottom w:type="dxa" w:w="80"/>
+              <w:right w:type="dxa" w:w="120"/>
+            </w:tcMar>
+          </w:tcPr>
+          <w:p>
+            <w:r>
+              <w:rPr>
+                <w:rFonts w:ascii="Arial" w:cs="Arial" w:eastAsia="Arial" w:hAnsi="Arial"/>
+                <w:sz w:val="20"/>
+                <w:szCs w:val="20"/>
+              </w:rPr>
+              <w:t xml:space="preserve">Anti-static LDPE film for ESD cleanroom packaging</w:t>
+            </w:r>
+          </w:p>
+        </w:tc>
+        <w:tc>
+          <w:tcPr>
+            <w:tcW w:type="dxa" w:w="600"/>
+            <w:tcBorders>
+              <w:top w:val="single" w:color="CCCCCC" w:sz="4"/>
+              <w:left w:val="single" w:color="CCCCCC" w:sz="4"/>
+              <w:bottom w:val="single" w:color="CCCCCC" w:sz="4"/>
+              <w:right w:val="single" w:color="CCCCCC" w:sz="4"/>
+            </w:tcBorders>
+            <w:tcMar>
+              <w:top w:type="dxa" w:w="80"/>
+              <w:left w:type="dxa" w:w="120"/>
+              <w:bottom w:type="dxa" w:w="80"/>
+              <w:right w:type="dxa" w:w="120"/>
+            </w:tcMar>
+          </w:tcPr>
+          <w:p>
+            <w:r>
+              <w:rPr>
+                <w:rFonts w:ascii="Arial" w:cs="Arial" w:eastAsia="Arial" w:hAnsi="Arial"/>
+                <w:sz w:val="20"/>
+                <w:szCs w:val="20"/>
+              </w:rPr>
+              <w:t xml:space="preserve">50</w:t>
+            </w:r>
+          </w:p>
+        </w:tc>
+        <w:tc>
+          <w:tcPr>
+            <w:tcW w:type="dxa" w:w="2600"/>
+            <w:tcBorders>
+              <w:top w:val="single" w:color="CCCCCC" w:sz="4"/>
+              <w:left w:val="single" w:color="CCCCCC" w:sz="4"/>
+              <w:bottom w:val="single" w:color="CCCCCC" w:sz="4"/>
+              <w:right w:val="single" w:color="CCCCCC" w:sz="4"/>
+            </w:tcBorders>
+            <w:tcMar>
+              <w:top w:type="dxa" w:w="80"/>
+              <w:left w:type="dxa" w:w="120"/>
+              <w:bottom w:type="dxa" w:w="80"/>
+              <w:right w:type="dxa" w:w="120"/>
+            </w:tcMar>
+          </w:tcPr>
+          <w:p>
+            <w:r>
+              <w:rPr>
+                <w:rFonts w:ascii="Arial" w:cs="Arial" w:eastAsia="Arial" w:hAnsi="Arial"/>
+                <w:sz w:val="20"/>
+                <w:szCs w:val="20"/>
+              </w:rPr>
+              <w:t xml:space="preserve">Filename-dump replaced with descriptive phrase.</w:t>
+            </w:r>
+          </w:p>
+        </w:tc>
+      </w:tr>
+    </w:tbl>
+    <w:p>
+      <w:pPr>
+        <w:spacing w:after="120"/>
+      </w:pPr>
+    </w:p>
+    <w:p>
+      <w:pPr>
+        <w:spacing w:after="120"/>
+      </w:pPr>
+      <w:r>
+        <w:rPr>
+          <w:rFonts w:ascii="Arial" w:cs="Arial" w:eastAsia="Arial" w:hAnsi="Arial"/>
+          <w:b/>
+          <w:bCs/>
+          <w:sz w:val="20"/>
+          <w:szCs w:val="20"/>
+        </w:rPr>
+        <w:t xml:space="preserve">Deployed Structured Data (Product schema) — LIVE as of 2026-09-08</w:t>
+      </w:r>
+    </w:p>
+    <w:p>
+      <w:pPr>
+        <w:shd w:fill="F5F5F5" w:val="clear"/>
+        <w:spacing w:after="0"/>
+        <w:ind w:left="360"/>
+      </w:pPr>
+      <w:r>
+        <w:rPr>
+          <w:rFonts w:ascii="Courier New" w:cs="Courier New" w:eastAsia="Courier New" w:hAnsi="Courier New"/>
+          <w:sz w:val="16"/>
+          <w:szCs w:val="16"/>
+        </w:rPr>
+        <w:t xml:space="preserve">&lt;script type="application/ld+json"&gt;</w:t>
+      </w:r>
+    </w:p>
+    <w:p>
+      <w:pPr>
+        <w:shd w:fill="F5F5F5" w:val="clear"/>
+        <w:spacing w:after="0"/>
+        <w:ind w:left="360"/>
+      </w:pPr>
+      <w:r>
+        <w:rPr>
+          <w:rFonts w:ascii="Courier New" w:cs="Courier New" w:eastAsia="Courier New" w:hAnsi="Courier New"/>
+          <w:sz w:val="16"/>
+          <w:szCs w:val="16"/>
+        </w:rPr>
+        <w:t xml:space="preserve">{</w:t>
+      </w:r>
+    </w:p>
+    <w:p>
+      <w:pPr>
+        <w:shd w:fill="F5F5F5" w:val="clear"/>
+        <w:spacing w:after="0"/>
+        <w:ind w:left="360"/>
+      </w:pPr>
+      <w:r>
+        <w:rPr>
+          <w:rFonts w:ascii="Courier New" w:cs="Courier New" w:eastAsia="Courier New" w:hAnsi="Courier New"/>
+          <w:sz w:val="16"/>
+          <w:szCs w:val="16"/>
+        </w:rPr>
+        <w:t xml:space="preserve">  "@context": "https://schema.org",</w:t>
+      </w:r>
+    </w:p>
+    <w:p>
+      <w:pPr>
+        <w:shd w:fill="F5F5F5" w:val="clear"/>
+        <w:spacing w:after="0"/>
+        <w:ind w:left="360"/>
+      </w:pPr>
+      <w:r>
+        <w:rPr>
+          <w:rFonts w:ascii="Courier New" w:cs="Courier New" w:eastAsia="Courier New" w:hAnsi="Courier New"/>
+          <w:sz w:val="16"/>
+          <w:szCs w:val="16"/>
+        </w:rPr>
+        <w:t xml:space="preserve">  "@type": "Product",</w:t>
+      </w:r>
+    </w:p>
+    <w:p>
+      <w:pPr>
+        <w:shd w:fill="F5F5F5" w:val="clear"/>
+        <w:spacing w:after="0"/>
+        <w:ind w:left="360"/>
+      </w:pPr>
+      <w:r>
+        <w:rPr>
+          <w:rFonts w:ascii="Courier New" w:cs="Courier New" w:eastAsia="Courier New" w:hAnsi="Courier New"/>
+          <w:sz w:val="16"/>
+          <w:szCs w:val="16"/>
+        </w:rPr>
+        <w:t xml:space="preserve">  "name": "ESD Static Shielding Cleanroom Packaging",</w:t>
+      </w:r>
+    </w:p>
+    <w:p>
+      <w:pPr>
+        <w:shd w:fill="F5F5F5" w:val="clear"/>
+        <w:spacing w:after="0"/>
+        <w:ind w:left="360"/>
+      </w:pPr>
+      <w:r>
+        <w:rPr>
+          <w:rFonts w:ascii="Courier New" w:cs="Courier New" w:eastAsia="Courier New" w:hAnsi="Courier New"/>
+          <w:sz w:val="16"/>
+          <w:szCs w:val="16"/>
+        </w:rPr>
+        <w:t xml:space="preserve">  "description": "ESD static shielding cleanroom packaging from CFB: semi-transparent, heat-sealable, polycarbonate-compatible film and bags for electronics cleanrooms.",</w:t>
+      </w:r>
+    </w:p>
+    <w:p>
+      <w:pPr>
+        <w:shd w:fill="F5F5F5" w:val="clear"/>
+        <w:spacing w:after="0"/>
+        <w:ind w:left="360"/>
+      </w:pPr>
+      <w:r>
+        <w:rPr>
+          <w:rFonts w:ascii="Courier New" w:cs="Courier New" w:eastAsia="Courier New" w:hAnsi="Courier New"/>
+          <w:sz w:val="16"/>
+          <w:szCs w:val="16"/>
+        </w:rPr>
+        <w:t xml:space="preserve">  "brand": { "@type": "Brand", "name": "Cleanroom Film &amp; Bags" },</w:t>
+      </w:r>
+    </w:p>
+    <w:p>
+      <w:pPr>
+        <w:shd w:fill="F5F5F5" w:val="clear"/>
+        <w:spacing w:after="0"/>
+        <w:ind w:left="360"/>
+      </w:pPr>
+      <w:r>
+        <w:rPr>
+          <w:rFonts w:ascii="Courier New" w:cs="Courier New" w:eastAsia="Courier New" w:hAnsi="Courier New"/>
+          <w:sz w:val="16"/>
+          <w:szCs w:val="16"/>
+        </w:rPr>
+        <w:t xml:space="preserve">  "manufacturer": {</w:t>
+      </w:r>
+    </w:p>
+    <w:p>
+      <w:pPr>
+        <w:shd w:fill="F5F5F5" w:val="clear"/>
+        <w:spacing w:after="0"/>
+        <w:ind w:left="360"/>
+      </w:pPr>
+      <w:r>
+        <w:rPr>
+          <w:rFonts w:ascii="Courier New" w:cs="Courier New" w:eastAsia="Courier New" w:hAnsi="Courier New"/>
+          <w:sz w:val="16"/>
+          <w:szCs w:val="16"/>
+        </w:rPr>
+        <w:t xml:space="preserve">    "@type": "Organization",</w:t>
+      </w:r>
+    </w:p>
+    <w:p>
+      <w:pPr>
+        <w:shd w:fill="F5F5F5" w:val="clear"/>
+        <w:spacing w:after="0"/>
+        <w:ind w:left="360"/>
+      </w:pPr>
+      <w:r>
+        <w:rPr>
+          <w:rFonts w:ascii="Courier New" w:cs="Courier New" w:eastAsia="Courier New" w:hAnsi="Courier New"/>
+          <w:sz w:val="16"/>
+          <w:szCs w:val="16"/>
+        </w:rPr>
+        <w:t xml:space="preserve">    "name": "Cleanroom Film &amp; Bags",</w:t>
+      </w:r>
+    </w:p>
+    <w:p>
+      <w:pPr>
+        <w:shd w:fill="F5F5F5" w:val="clear"/>
+        <w:spacing w:after="0"/>
+        <w:ind w:left="360"/>
+      </w:pPr>
+      <w:r>
+        <w:rPr>
+          <w:rFonts w:ascii="Courier New" w:cs="Courier New" w:eastAsia="Courier New" w:hAnsi="Courier New"/>
+          <w:sz w:val="16"/>
+          <w:szCs w:val="16"/>
+        </w:rPr>
+        <w:t xml:space="preserve">    "url": "https://www.cleanroomfilm.com/"</w:t>
+      </w:r>
+    </w:p>
+    <w:p>
+      <w:pPr>
+        <w:shd w:fill="F5F5F5" w:val="clear"/>
+        <w:spacing w:after="0"/>
+        <w:ind w:left="360"/>
+      </w:pPr>
+      <w:r>
+        <w:rPr>
+          <w:rFonts w:ascii="Courier New" w:cs="Courier New" w:eastAsia="Courier New" w:hAnsi="Courier New"/>
+          <w:sz w:val="16"/>
+          <w:szCs w:val="16"/>
+        </w:rPr>
+        <w:t xml:space="preserve">  },</w:t>
+      </w:r>
+    </w:p>
+    <w:p>
+      <w:pPr>
+        <w:shd w:fill="F5F5F5" w:val="clear"/>
+        <w:spacing w:after="0"/>
+        <w:ind w:left="360"/>
+      </w:pPr>
+      <w:r>
+        <w:rPr>
+          <w:rFonts w:ascii="Courier New" w:cs="Courier New" w:eastAsia="Courier New" w:hAnsi="Courier New"/>
+          <w:sz w:val="16"/>
+          <w:szCs w:val="16"/>
+        </w:rPr>
+        <w:t xml:space="preserve">  "url": "https://www.cleanroomfilm.com/materials/esd-cleanroom-packaging",</w:t>
       </w:r>
     </w:p>
     <w:p>
